--- a/최종_전달자료_2026-09-29/02_개발전달/03_말마프렌즈_견적산정용_개발전달서_v2.3.docx
+++ b/최종_전달자료_2026-09-29/02_개발전달/03_말마프렌즈_견적산정용_개발전달서_v2.3.docx
@@ -5,36 +5,19 @@
     <w:p>
       <w:pPr>
         <w:pStyle w:val="Title"/>
-        <w:spacing w:after="140"/>
       </w:pPr>
       <w:r>
-        <w:t>말마프렌즈 온라인 스토어</w:t>
-        <w:br/>
-        <w:t>견적 산정용 개발 전달서</w:t>
+        <w:t>말마프렌즈 온라인 스토어 개발전달서</w:t>
       </w:r>
     </w:p>
     <w:p>
-      <w:pPr>
-        <w:spacing w:after="140"/>
-      </w:pPr>
       <w:r>
-        <w:t>개발 범위와 산정 전제를 확인하는 문서</w:t>
+        <w:t>정책 개정 2026년 10월 7일</w:t>
       </w:r>
     </w:p>
     <w:p>
-      <w:pPr>
-        <w:spacing w:after="140"/>
-      </w:pPr>
       <w:r>
-        <w:t>v2.3  |  2026년 9월 18일</w:t>
-      </w:r>
-    </w:p>
-    <w:p>
-      <w:pPr>
-        <w:spacing w:after="140"/>
-      </w:pPr>
-      <w:r>
-        <w:t>기존 렛츠런플레이에 회원용 굿즈 스토어를 추가하고, 기존 관리자에 커머스 운영 메뉴를 확장한다. 개발사는 아래 기본 범위 11개 항목과 선택 범위 2개 항목을 구분하여 공수와 비용을 산정한다. 금액과 일정은 개발사의 검토 후 확정한다.</w:t>
+        <w:t>기존 회원과 PG를 연결하는 사용자 스토어, 기존 관리자에 추가하는 상품 주문 배송 정산 기능을 개발합니다. 다음 정책을 구현과 검수에 공통 적용합니다.</w:t>
       </w:r>
     </w:p>
     <w:p>
@@ -42,18 +25,18 @@
         <w:pStyle w:val="Heading1"/>
       </w:pPr>
       <w:r>
-        <w:t>1 개발 범위 요약</w:t>
+        <w:t>구현 범위</w:t>
       </w:r>
     </w:p>
     <w:tbl>
       <w:tblPr>
         <w:tblW w:type="auto" w:w="0"/>
-        <w:tblLayout w:type="fixed"/>
+        <w:tblLayout w:type="autofit"/>
         <w:tblLook w:firstColumn="1" w:firstRow="1" w:lastColumn="0" w:lastRow="0" w:noHBand="0" w:noVBand="1" w:val="04A0"/>
       </w:tblPr>
       <w:tblGrid>
-        <w:gridCol w:w="1871"/>
-        <w:gridCol w:w="7937"/>
+        <w:gridCol w:w="4986"/>
+        <w:gridCol w:w="4986"/>
       </w:tblGrid>
       <w:tr>
         <w:trPr>
@@ -62,61 +45,37 @@
         </w:trPr>
         <w:tc>
           <w:tcPr>
-            <w:tcW w:type="dxa" w:w="1871"/>
-            <w:shd w:fill="173C55"/>
-            <w:tcMar>
-              <w:top w:w="100" w:type="dxa"/>
-              <w:bottom w:w="100" w:type="dxa"/>
-              <w:left w:w="100" w:type="dxa"/>
-              <w:right w:w="100" w:type="dxa"/>
-            </w:tcMar>
-            <w:tcBorders>
-              <w:top w:val="single" w:sz="4" w:color="D9D9D9"/>
-              <w:bottom w:val="single" w:sz="4" w:color="D9D9D9"/>
-              <w:left w:val="single" w:sz="4" w:color="D9D9D9"/>
-              <w:right w:val="single" w:sz="4" w:color="D9D9D9"/>
-            </w:tcBorders>
+            <w:tcW w:type="dxa" w:w="4986"/>
+            <w:shd w:fill="EDEFF2"/>
           </w:tcPr>
           <w:p>
             <w:pPr>
-              <w:spacing w:after="60" w:line="264" w:lineRule="auto"/>
+              <w:spacing w:after="80" w:before="80"/>
             </w:pPr>
             <w:r>
               <w:rPr>
-                <w:color w:val="FFFFFF"/>
-                <w:sz w:val="20"/>
+                <w:b/>
+                <w:sz w:val="18"/>
               </w:rPr>
-              <w:t>구분</w:t>
+              <w:t>영역</w:t>
             </w:r>
           </w:p>
         </w:tc>
         <w:tc>
           <w:tcPr>
-            <w:tcW w:type="dxa" w:w="7937"/>
-            <w:shd w:fill="173C55"/>
-            <w:tcMar>
-              <w:top w:w="100" w:type="dxa"/>
-              <w:bottom w:w="100" w:type="dxa"/>
-              <w:left w:w="100" w:type="dxa"/>
-              <w:right w:w="100" w:type="dxa"/>
-            </w:tcMar>
-            <w:tcBorders>
-              <w:top w:val="single" w:sz="4" w:color="D9D9D9"/>
-              <w:bottom w:val="single" w:sz="4" w:color="D9D9D9"/>
-              <w:left w:val="single" w:sz="4" w:color="D9D9D9"/>
-              <w:right w:val="single" w:sz="4" w:color="D9D9D9"/>
-            </w:tcBorders>
+            <w:tcW w:type="dxa" w:w="4986"/>
+            <w:shd w:fill="EDEFF2"/>
           </w:tcPr>
           <w:p>
             <w:pPr>
-              <w:spacing w:after="60" w:line="264" w:lineRule="auto"/>
+              <w:spacing w:after="80" w:before="80"/>
             </w:pPr>
             <w:r>
               <w:rPr>
-                <w:color w:val="FFFFFF"/>
-                <w:sz w:val="20"/>
+                <w:b/>
+                <w:sz w:val="18"/>
               </w:rPr>
-              <w:t>견적 산정 기준</w:t>
+              <w:t>핵심 기능</w:t>
             </w:r>
           </w:p>
         </w:tc>
@@ -127,61 +86,35 @@
         </w:trPr>
         <w:tc>
           <w:tcPr>
-            <w:tcW w:type="dxa" w:w="1871"/>
-            <w:shd w:fill="FFFFFF"/>
-            <w:tcMar>
-              <w:top w:w="100" w:type="dxa"/>
-              <w:bottom w:w="100" w:type="dxa"/>
-              <w:left w:w="100" w:type="dxa"/>
-              <w:right w:w="100" w:type="dxa"/>
-            </w:tcMar>
-            <w:tcBorders>
-              <w:top w:val="single" w:sz="4" w:color="D9D9D9"/>
-              <w:bottom w:val="single" w:sz="4" w:color="D9D9D9"/>
-              <w:left w:val="single" w:sz="4" w:color="D9D9D9"/>
-              <w:right w:val="single" w:sz="4" w:color="D9D9D9"/>
-            </w:tcBorders>
+            <w:tcW w:type="dxa" w:w="4986"/>
           </w:tcPr>
           <w:p>
             <w:pPr>
-              <w:spacing w:after="60" w:line="264" w:lineRule="auto"/>
+              <w:spacing w:after="80" w:before="80"/>
             </w:pPr>
             <w:r>
               <w:rPr>
-                <w:color w:val="000000"/>
-                <w:sz w:val="20"/>
+                <w:b w:val="0"/>
+                <w:sz w:val="18"/>
               </w:rPr>
-              <w:t>사용자 스토어</w:t>
+              <w:t>사용자</w:t>
             </w:r>
           </w:p>
         </w:tc>
         <w:tc>
           <w:tcPr>
-            <w:tcW w:type="dxa" w:w="7937"/>
-            <w:shd w:fill="FFFFFF"/>
-            <w:tcMar>
-              <w:top w:w="100" w:type="dxa"/>
-              <w:bottom w:w="100" w:type="dxa"/>
-              <w:left w:w="100" w:type="dxa"/>
-              <w:right w:w="100" w:type="dxa"/>
-            </w:tcMar>
-            <w:tcBorders>
-              <w:top w:val="single" w:sz="4" w:color="D9D9D9"/>
-              <w:bottom w:val="single" w:sz="4" w:color="D9D9D9"/>
-              <w:left w:val="single" w:sz="4" w:color="D9D9D9"/>
-              <w:right w:val="single" w:sz="4" w:color="D9D9D9"/>
-            </w:tcBorders>
+            <w:tcW w:type="dxa" w:w="4986"/>
           </w:tcPr>
           <w:p>
             <w:pPr>
-              <w:spacing w:after="60" w:line="264" w:lineRule="auto"/>
+              <w:spacing w:after="80" w:before="80"/>
             </w:pPr>
             <w:r>
               <w:rPr>
-                <w:color w:val="000000"/>
-                <w:sz w:val="20"/>
+                <w:b w:val="0"/>
+                <w:sz w:val="18"/>
               </w:rPr>
-              <w:t>상품 탐색 → 로그인 → 복수 상품 주문 및 카드 결제 → 본인 주문 조회와 전체 취소</w:t>
+              <w:t>상품 탐색, 장바구니, 필수 동의, 결제, 본인 주문과 전체 취소 반품</w:t>
             </w:r>
           </w:p>
         </w:tc>
@@ -192,63 +125,35 @@
         </w:trPr>
         <w:tc>
           <w:tcPr>
-            <w:tcW w:type="dxa" w:w="1871"/>
-            <w:shd w:fill="F2F5F7"/>
-            <w:tcMar>
-              <w:top w:w="100" w:type="dxa"/>
-              <w:bottom w:w="100" w:type="dxa"/>
-              <w:left w:w="100" w:type="dxa"/>
-              <w:right w:w="100" w:type="dxa"/>
-            </w:tcMar>
-            <w:tcBorders>
-              <w:top w:val="single" w:sz="4" w:color="D9D9D9"/>
-              <w:bottom w:val="single" w:sz="4" w:color="D9D9D9"/>
-              <w:left w:val="single" w:sz="4" w:color="D9D9D9"/>
-              <w:right w:val="single" w:sz="4" w:color="D9D9D9"/>
-            </w:tcBorders>
+            <w:tcW w:type="dxa" w:w="4986"/>
           </w:tcPr>
           <w:p>
             <w:pPr>
-              <w:spacing w:after="60" w:line="264" w:lineRule="auto"/>
+              <w:spacing w:after="80" w:before="80"/>
             </w:pPr>
             <w:r>
               <w:rPr>
-                <w:color w:val="000000"/>
-                <w:sz w:val="20"/>
+                <w:b w:val="0"/>
+                <w:sz w:val="18"/>
               </w:rPr>
-              <w:t>관리자 확장</w:t>
+              <w:t>관리자</w:t>
             </w:r>
           </w:p>
         </w:tc>
         <w:tc>
           <w:tcPr>
-            <w:tcW w:type="dxa" w:w="7937"/>
-            <w:shd w:fill="F2F5F7"/>
-            <w:tcMar>
-              <w:top w:w="100" w:type="dxa"/>
-              <w:bottom w:w="100" w:type="dxa"/>
-              <w:left w:w="100" w:type="dxa"/>
-              <w:right w:w="100" w:type="dxa"/>
-            </w:tcMar>
-            <w:tcBorders>
-              <w:top w:val="single" w:sz="4" w:color="D9D9D9"/>
-              <w:bottom w:val="single" w:sz="4" w:color="D9D9D9"/>
-              <w:left w:val="single" w:sz="4" w:color="D9D9D9"/>
-              <w:right w:val="single" w:sz="4" w:color="D9D9D9"/>
-            </w:tcBorders>
+            <w:tcW w:type="dxa" w:w="4986"/>
           </w:tcPr>
           <w:p>
             <w:pPr>
-              <w:spacing w:after="60" w:line="264" w:lineRule="auto"/>
+              <w:spacing w:after="80" w:before="80"/>
             </w:pPr>
             <w:r>
               <w:rPr>
-                <w:color w:val="000000"/>
-                <w:sz w:val="20"/>
+                <w:b w:val="0"/>
+                <w:sz w:val="18"/>
               </w:rPr>
-              <w:t>관리자 → 예약관리시스템 / 커머스관리시스템</w:t>
-              <w:br/>
-              <w:t>커머스 → 굿즈 판매 현황 / 온라인 스토어 운영</w:t>
+              <w:t>주문 검색, 주문별 운송장, 환불과 반려, 상품과 배너 설정</w:t>
             </w:r>
           </w:p>
         </w:tc>
@@ -259,191 +164,35 @@
         </w:trPr>
         <w:tc>
           <w:tcPr>
-            <w:tcW w:type="dxa" w:w="1871"/>
-            <w:shd w:fill="FFFFFF"/>
-            <w:tcMar>
-              <w:top w:w="100" w:type="dxa"/>
-              <w:bottom w:w="100" w:type="dxa"/>
-              <w:left w:w="100" w:type="dxa"/>
-              <w:right w:w="100" w:type="dxa"/>
-            </w:tcMar>
-            <w:tcBorders>
-              <w:top w:val="single" w:sz="4" w:color="D9D9D9"/>
-              <w:bottom w:val="single" w:sz="4" w:color="D9D9D9"/>
-              <w:left w:val="single" w:sz="4" w:color="D9D9D9"/>
-              <w:right w:val="single" w:sz="4" w:color="D9D9D9"/>
-            </w:tcBorders>
+            <w:tcW w:type="dxa" w:w="4986"/>
           </w:tcPr>
           <w:p>
             <w:pPr>
-              <w:spacing w:after="60" w:line="264" w:lineRule="auto"/>
+              <w:spacing w:after="80" w:before="80"/>
             </w:pPr>
             <w:r>
               <w:rPr>
-                <w:color w:val="000000"/>
-                <w:sz w:val="20"/>
+                <w:b w:val="0"/>
+                <w:sz w:val="18"/>
               </w:rPr>
-              <w:t>신규 개발</w:t>
+              <w:t>정산과 권한</w:t>
             </w:r>
           </w:p>
         </w:tc>
         <w:tc>
           <w:tcPr>
-            <w:tcW w:type="dxa" w:w="7937"/>
-            <w:shd w:fill="FFFFFF"/>
-            <w:tcMar>
-              <w:top w:w="100" w:type="dxa"/>
-              <w:bottom w:w="100" w:type="dxa"/>
-              <w:left w:w="100" w:type="dxa"/>
-              <w:right w:w="100" w:type="dxa"/>
-            </w:tcMar>
-            <w:tcBorders>
-              <w:top w:val="single" w:sz="4" w:color="D9D9D9"/>
-              <w:bottom w:val="single" w:sz="4" w:color="D9D9D9"/>
-              <w:left w:val="single" w:sz="4" w:color="D9D9D9"/>
-              <w:right w:val="single" w:sz="4" w:color="D9D9D9"/>
-            </w:tcBorders>
+            <w:tcW w:type="dxa" w:w="4986"/>
           </w:tcPr>
           <w:p>
             <w:pPr>
-              <w:spacing w:after="60" w:line="264" w:lineRule="auto"/>
+              <w:spacing w:after="80" w:before="80"/>
             </w:pPr>
             <w:r>
               <w:rPr>
-                <w:color w:val="000000"/>
-                <w:sz w:val="20"/>
+                <w:b w:val="0"/>
+                <w:sz w:val="18"/>
               </w:rPr>
-              <w:t>굿즈 상품·주문·주문상품·재고·배송 데이터와 처리 기능. 예약 데이터와 분리</w:t>
-            </w:r>
-          </w:p>
-        </w:tc>
-      </w:tr>
-      <w:tr>
-        <w:trPr>
-          <w:cantSplit/>
-        </w:trPr>
-        <w:tc>
-          <w:tcPr>
-            <w:tcW w:type="dxa" w:w="1871"/>
-            <w:shd w:fill="F2F5F7"/>
-            <w:tcMar>
-              <w:top w:w="100" w:type="dxa"/>
-              <w:bottom w:w="100" w:type="dxa"/>
-              <w:left w:w="100" w:type="dxa"/>
-              <w:right w:w="100" w:type="dxa"/>
-            </w:tcMar>
-            <w:tcBorders>
-              <w:top w:val="single" w:sz="4" w:color="D9D9D9"/>
-              <w:bottom w:val="single" w:sz="4" w:color="D9D9D9"/>
-              <w:left w:val="single" w:sz="4" w:color="D9D9D9"/>
-              <w:right w:val="single" w:sz="4" w:color="D9D9D9"/>
-            </w:tcBorders>
-          </w:tcPr>
-          <w:p>
-            <w:pPr>
-              <w:spacing w:after="60" w:line="264" w:lineRule="auto"/>
-            </w:pPr>
-            <w:r>
-              <w:rPr>
-                <w:color w:val="000000"/>
-                <w:sz w:val="20"/>
-              </w:rPr>
-              <w:t>기존 시스템 활용</w:t>
-            </w:r>
-          </w:p>
-        </w:tc>
-        <w:tc>
-          <w:tcPr>
-            <w:tcW w:type="dxa" w:w="7937"/>
-            <w:shd w:fill="F2F5F7"/>
-            <w:tcMar>
-              <w:top w:w="100" w:type="dxa"/>
-              <w:bottom w:w="100" w:type="dxa"/>
-              <w:left w:w="100" w:type="dxa"/>
-              <w:right w:w="100" w:type="dxa"/>
-            </w:tcMar>
-            <w:tcBorders>
-              <w:top w:val="single" w:sz="4" w:color="D9D9D9"/>
-              <w:bottom w:val="single" w:sz="4" w:color="D9D9D9"/>
-              <w:left w:val="single" w:sz="4" w:color="D9D9D9"/>
-              <w:right w:val="single" w:sz="4" w:color="D9D9D9"/>
-            </w:tcBorders>
-          </w:tcPr>
-          <w:p>
-            <w:pPr>
-              <w:spacing w:after="60" w:line="264" w:lineRule="auto"/>
-            </w:pPr>
-            <w:r>
-              <w:rPr>
-                <w:color w:val="000000"/>
-                <w:sz w:val="20"/>
-              </w:rPr>
-              <w:t>회원·로그인·관리자 인증과 권한·PG·서버 인프라 재사용 전제. 연결 작업은 산정에 포함</w:t>
-            </w:r>
-          </w:p>
-        </w:tc>
-      </w:tr>
-      <w:tr>
-        <w:trPr>
-          <w:cantSplit/>
-        </w:trPr>
-        <w:tc>
-          <w:tcPr>
-            <w:tcW w:type="dxa" w:w="1871"/>
-            <w:shd w:fill="FFFFFF"/>
-            <w:tcMar>
-              <w:top w:w="100" w:type="dxa"/>
-              <w:bottom w:w="100" w:type="dxa"/>
-              <w:left w:w="100" w:type="dxa"/>
-              <w:right w:w="100" w:type="dxa"/>
-            </w:tcMar>
-            <w:tcBorders>
-              <w:top w:val="single" w:sz="4" w:color="D9D9D9"/>
-              <w:bottom w:val="single" w:sz="4" w:color="D9D9D9"/>
-              <w:left w:val="single" w:sz="4" w:color="D9D9D9"/>
-              <w:right w:val="single" w:sz="4" w:color="D9D9D9"/>
-            </w:tcBorders>
-          </w:tcPr>
-          <w:p>
-            <w:pPr>
-              <w:spacing w:after="60" w:line="264" w:lineRule="auto"/>
-            </w:pPr>
-            <w:r>
-              <w:rPr>
-                <w:color w:val="000000"/>
-                <w:sz w:val="20"/>
-              </w:rPr>
-              <w:t>견적 구분</w:t>
-            </w:r>
-          </w:p>
-        </w:tc>
-        <w:tc>
-          <w:tcPr>
-            <w:tcW w:type="dxa" w:w="7937"/>
-            <w:shd w:fill="FFFFFF"/>
-            <w:tcMar>
-              <w:top w:w="100" w:type="dxa"/>
-              <w:bottom w:w="100" w:type="dxa"/>
-              <w:left w:w="100" w:type="dxa"/>
-              <w:right w:w="100" w:type="dxa"/>
-            </w:tcMar>
-            <w:tcBorders>
-              <w:top w:val="single" w:sz="4" w:color="D9D9D9"/>
-              <w:bottom w:val="single" w:sz="4" w:color="D9D9D9"/>
-              <w:left w:val="single" w:sz="4" w:color="D9D9D9"/>
-              <w:right w:val="single" w:sz="4" w:color="D9D9D9"/>
-            </w:tcBorders>
-          </w:tcPr>
-          <w:p>
-            <w:pPr>
-              <w:spacing w:after="60" w:line="264" w:lineRule="auto"/>
-            </w:pPr>
-            <w:r>
-              <w:rPr>
-                <w:color w:val="000000"/>
-                <w:sz w:val="20"/>
-              </w:rPr>
-              <w:t>기본 범위 11개 항목 / 선택 범위 2개 항목 / 운영 실비 구분</w:t>
+              <w:t>승인월 원장, 환불 조정, 이월과 지급 예정일, XLSX, 계정별 커머스 권한</w:t>
             </w:r>
           </w:p>
         </w:tc>
@@ -451,36 +200,65 @@
     </w:tbl>
     <w:p>
       <w:pPr>
-        <w:spacing w:after="140"/>
-      </w:pPr>
-    </w:p>
-    <w:p>
-      <w:pPr>
         <w:pStyle w:val="Heading1"/>
       </w:pPr>
       <w:r>
-        <w:t>이번 견적에서 제외하는 기능</w:t>
-      </w:r>
-    </w:p>
-    <w:p>
-      <w:pPr>
-        <w:spacing w:after="140"/>
-      </w:pPr>
-      <w:r>
-        <w:t>예약권과 굿즈 혼합 결제, 상품 옵션, 할인·쿠폰, 부분 취소·환불, 분할 배송, 자동 반품, 택배 API, 자동 알림, 비회원 구매, 해외 배송, 후기·문의·찜, 송장 엑셀 업로드와 양식 다운로드.</w:t>
-      </w:r>
-    </w:p>
-    <w:p>
-      <w:pPr>
-        <w:spacing w:after="140"/>
-      </w:pPr>
-      <w:r>
-        <w:t>예약관리시스템의 기존 업무 기능 변경 및 별도 관리자 신규 구축은 제외한다. 화면 디자인은 제공된 디자인 적용과 기존 관리자 수정 기준이며 신규 이미지 제작과 별도 디자인 시안 제작은 추가 산정한다.</w:t>
+        <w:t>연동과 데이터</w:t>
       </w:r>
     </w:p>
     <w:p>
       <w:r>
-        <w:br w:type="page"/>
+        <w:rPr>
+          <w:b/>
+        </w:rPr>
+        <w:t xml:space="preserve">회원  </w:t>
+      </w:r>
+      <w:r>
+        <w:t>기존 회원 세션으로 로그인과 본인 주문 소유권 확인</w:t>
+      </w:r>
+    </w:p>
+    <w:p>
+      <w:r>
+        <w:rPr>
+          <w:b/>
+        </w:rPr>
+        <w:t xml:space="preserve">결제  </w:t>
+      </w:r>
+      <w:r>
+        <w:t>기존 PG 승인·취소 결과 검증, 승인건과 주문 연결</w:t>
+      </w:r>
+    </w:p>
+    <w:p>
+      <w:r>
+        <w:rPr>
+          <w:b/>
+        </w:rPr>
+        <w:t xml:space="preserve">재고  </w:t>
+      </w:r>
+      <w:r>
+        <w:t>승인 순서 원자적 차감, 중복 요청은 한 번 처리</w:t>
+      </w:r>
+    </w:p>
+    <w:p>
+      <w:r>
+        <w:rPr>
+          <w:b/>
+        </w:rPr>
+        <w:t xml:space="preserve">보관  </w:t>
+      </w:r>
+      <w:r>
+        <w:t>주문 당시 상품·금액·배송비·취소 기한·반품 기간·동의 기록 유지</w:t>
+      </w:r>
+    </w:p>
+    <w:p>
+      <w:r>
+        <w:rPr>
+          <w:b/>
+        </w:rPr>
+        <w:t xml:space="preserve">보안  </w:t>
+      </w:r>
+      <w:r>
+        <w:t>권한 검사, 전송·저장 보호, 조회·다운로드 기록과 개인정보 보존 정책 적용</w:t>
       </w:r>
     </w:p>
     <w:p>
@@ -488,541 +266,1234 @@
         <w:pStyle w:val="Heading1"/>
       </w:pPr>
       <w:r>
-        <w:t>2 사용자 스토어 기본 범위</w:t>
-      </w:r>
-    </w:p>
-    <w:tbl>
-      <w:tblPr>
-        <w:tblW w:type="auto" w:w="0"/>
-        <w:tblLayout w:type="fixed"/>
-        <w:tblLook w:firstColumn="1" w:firstRow="1" w:lastColumn="0" w:lastRow="0" w:noHBand="0" w:noVBand="1" w:val="04A0"/>
-      </w:tblPr>
-      <w:tblGrid>
-        <w:gridCol w:w="1984"/>
-        <w:gridCol w:w="6180"/>
-        <w:gridCol w:w="1644"/>
-      </w:tblGrid>
-      <w:tr>
-        <w:trPr>
-          <w:cantSplit/>
-          <w:tblHeader/>
-        </w:trPr>
-        <w:tc>
-          <w:tcPr>
-            <w:tcW w:type="dxa" w:w="1984"/>
-            <w:shd w:fill="173C55"/>
-            <w:tcMar>
-              <w:top w:w="100" w:type="dxa"/>
-              <w:bottom w:w="100" w:type="dxa"/>
-              <w:left w:w="100" w:type="dxa"/>
-              <w:right w:w="100" w:type="dxa"/>
-            </w:tcMar>
-            <w:tcBorders>
-              <w:top w:val="single" w:sz="4" w:color="D9D9D9"/>
-              <w:bottom w:val="single" w:sz="4" w:color="D9D9D9"/>
-              <w:left w:val="single" w:sz="4" w:color="D9D9D9"/>
-              <w:right w:val="single" w:sz="4" w:color="D9D9D9"/>
-            </w:tcBorders>
-          </w:tcPr>
-          <w:p>
-            <w:pPr>
-              <w:spacing w:after="60" w:line="264" w:lineRule="auto"/>
-            </w:pPr>
-            <w:r>
-              <w:rPr>
-                <w:color w:val="FFFFFF"/>
-                <w:sz w:val="20"/>
-              </w:rPr>
-              <w:t>항목</w:t>
-            </w:r>
-          </w:p>
-        </w:tc>
-        <w:tc>
-          <w:tcPr>
-            <w:tcW w:type="dxa" w:w="6180"/>
-            <w:shd w:fill="173C55"/>
-            <w:tcMar>
-              <w:top w:w="100" w:type="dxa"/>
-              <w:bottom w:w="100" w:type="dxa"/>
-              <w:left w:w="100" w:type="dxa"/>
-              <w:right w:w="100" w:type="dxa"/>
-            </w:tcMar>
-            <w:tcBorders>
-              <w:top w:val="single" w:sz="4" w:color="D9D9D9"/>
-              <w:bottom w:val="single" w:sz="4" w:color="D9D9D9"/>
-              <w:left w:val="single" w:sz="4" w:color="D9D9D9"/>
-              <w:right w:val="single" w:sz="4" w:color="D9D9D9"/>
-            </w:tcBorders>
-          </w:tcPr>
-          <w:p>
-            <w:pPr>
-              <w:spacing w:after="60" w:line="264" w:lineRule="auto"/>
-            </w:pPr>
-            <w:r>
-              <w:rPr>
-                <w:color w:val="FFFFFF"/>
-                <w:sz w:val="20"/>
-              </w:rPr>
-              <w:t>포함 기능</w:t>
-            </w:r>
-          </w:p>
-        </w:tc>
-        <w:tc>
-          <w:tcPr>
-            <w:tcW w:type="dxa" w:w="1644"/>
-            <w:shd w:fill="173C55"/>
-            <w:tcMar>
-              <w:top w:w="100" w:type="dxa"/>
-              <w:bottom w:w="100" w:type="dxa"/>
-              <w:left w:w="100" w:type="dxa"/>
-              <w:right w:w="100" w:type="dxa"/>
-            </w:tcMar>
-            <w:tcBorders>
-              <w:top w:val="single" w:sz="4" w:color="D9D9D9"/>
-              <w:bottom w:val="single" w:sz="4" w:color="D9D9D9"/>
-              <w:left w:val="single" w:sz="4" w:color="D9D9D9"/>
-              <w:right w:val="single" w:sz="4" w:color="D9D9D9"/>
-            </w:tcBorders>
-          </w:tcPr>
-          <w:p>
-            <w:pPr>
-              <w:spacing w:after="60" w:line="264" w:lineRule="auto"/>
-            </w:pPr>
-            <w:r>
-              <w:rPr>
-                <w:color w:val="FFFFFF"/>
-                <w:sz w:val="20"/>
-              </w:rPr>
-              <w:t>연결 기능</w:t>
-            </w:r>
-          </w:p>
-        </w:tc>
-      </w:tr>
-      <w:tr>
-        <w:trPr>
-          <w:cantSplit/>
-        </w:trPr>
-        <w:tc>
-          <w:tcPr>
-            <w:tcW w:type="dxa" w:w="1984"/>
-            <w:shd w:fill="FFFFFF"/>
-            <w:tcMar>
-              <w:top w:w="100" w:type="dxa"/>
-              <w:bottom w:w="100" w:type="dxa"/>
-              <w:left w:w="100" w:type="dxa"/>
-              <w:right w:w="100" w:type="dxa"/>
-            </w:tcMar>
-            <w:tcBorders>
-              <w:top w:val="single" w:sz="4" w:color="D9D9D9"/>
-              <w:bottom w:val="single" w:sz="4" w:color="D9D9D9"/>
-              <w:left w:val="single" w:sz="4" w:color="D9D9D9"/>
-              <w:right w:val="single" w:sz="4" w:color="D9D9D9"/>
-            </w:tcBorders>
-          </w:tcPr>
-          <w:p>
-            <w:pPr>
-              <w:spacing w:after="60" w:line="264" w:lineRule="auto"/>
-            </w:pPr>
-            <w:r>
-              <w:rPr>
-                <w:color w:val="000000"/>
-                <w:sz w:val="20"/>
-              </w:rPr>
-              <w:t>01 상품 탐색</w:t>
-            </w:r>
-          </w:p>
-        </w:tc>
-        <w:tc>
-          <w:tcPr>
-            <w:tcW w:type="dxa" w:w="6180"/>
-            <w:shd w:fill="FFFFFF"/>
-            <w:tcMar>
-              <w:top w:w="100" w:type="dxa"/>
-              <w:bottom w:w="100" w:type="dxa"/>
-              <w:left w:w="100" w:type="dxa"/>
-              <w:right w:w="100" w:type="dxa"/>
-            </w:tcMar>
-            <w:tcBorders>
-              <w:top w:val="single" w:sz="4" w:color="D9D9D9"/>
-              <w:bottom w:val="single" w:sz="4" w:color="D9D9D9"/>
-              <w:left w:val="single" w:sz="4" w:color="D9D9D9"/>
-              <w:right w:val="single" w:sz="4" w:color="D9D9D9"/>
-            </w:tcBorders>
-          </w:tcPr>
-          <w:p>
-            <w:pPr>
-              <w:spacing w:after="60" w:line="264" w:lineRule="auto"/>
-            </w:pPr>
-            <w:r>
-              <w:rPr>
-                <w:color w:val="000000"/>
-                <w:sz w:val="20"/>
-              </w:rPr>
-              <w:t>스토어 진입, 상품 목록·상세, 대표 이미지·가격·품절·배송 및 취소 안내, 최근 등록·수정 상품 우선 표시</w:t>
-            </w:r>
-          </w:p>
-        </w:tc>
-        <w:tc>
-          <w:tcPr>
-            <w:tcW w:type="dxa" w:w="1644"/>
-            <w:shd w:fill="FFFFFF"/>
-            <w:tcMar>
-              <w:top w:w="100" w:type="dxa"/>
-              <w:bottom w:w="100" w:type="dxa"/>
-              <w:left w:w="100" w:type="dxa"/>
-              <w:right w:w="100" w:type="dxa"/>
-            </w:tcMar>
-            <w:tcBorders>
-              <w:top w:val="single" w:sz="4" w:color="D9D9D9"/>
-              <w:bottom w:val="single" w:sz="4" w:color="D9D9D9"/>
-              <w:left w:val="single" w:sz="4" w:color="D9D9D9"/>
-              <w:right w:val="single" w:sz="4" w:color="D9D9D9"/>
-            </w:tcBorders>
-          </w:tcPr>
-          <w:p>
-            <w:pPr>
-              <w:spacing w:after="60" w:line="264" w:lineRule="auto"/>
-            </w:pPr>
-            <w:r>
-              <w:rPr>
-                <w:color w:val="000000"/>
-                <w:sz w:val="20"/>
-              </w:rPr>
-              <w:t>FN-001~003</w:t>
-            </w:r>
-          </w:p>
-        </w:tc>
-      </w:tr>
-      <w:tr>
-        <w:trPr>
-          <w:cantSplit/>
-        </w:trPr>
-        <w:tc>
-          <w:tcPr>
-            <w:tcW w:type="dxa" w:w="1984"/>
-            <w:shd w:fill="F2F5F7"/>
-            <w:tcMar>
-              <w:top w:w="100" w:type="dxa"/>
-              <w:bottom w:w="100" w:type="dxa"/>
-              <w:left w:w="100" w:type="dxa"/>
-              <w:right w:w="100" w:type="dxa"/>
-            </w:tcMar>
-            <w:tcBorders>
-              <w:top w:val="single" w:sz="4" w:color="D9D9D9"/>
-              <w:bottom w:val="single" w:sz="4" w:color="D9D9D9"/>
-              <w:left w:val="single" w:sz="4" w:color="D9D9D9"/>
-              <w:right w:val="single" w:sz="4" w:color="D9D9D9"/>
-            </w:tcBorders>
-          </w:tcPr>
-          <w:p>
-            <w:pPr>
-              <w:spacing w:after="60" w:line="264" w:lineRule="auto"/>
-            </w:pPr>
-            <w:r>
-              <w:rPr>
-                <w:color w:val="000000"/>
-                <w:sz w:val="20"/>
-              </w:rPr>
-              <w:t>02 구매와 장바구니</w:t>
-            </w:r>
-          </w:p>
-        </w:tc>
-        <w:tc>
-          <w:tcPr>
-            <w:tcW w:type="dxa" w:w="6180"/>
-            <w:shd w:fill="F2F5F7"/>
-            <w:tcMar>
-              <w:top w:w="100" w:type="dxa"/>
-              <w:bottom w:w="100" w:type="dxa"/>
-              <w:left w:w="100" w:type="dxa"/>
-              <w:right w:w="100" w:type="dxa"/>
-            </w:tcMar>
-            <w:tcBorders>
-              <w:top w:val="single" w:sz="4" w:color="D9D9D9"/>
-              <w:bottom w:val="single" w:sz="4" w:color="D9D9D9"/>
-              <w:left w:val="single" w:sz="4" w:color="D9D9D9"/>
-              <w:right w:val="single" w:sz="4" w:color="D9D9D9"/>
-            </w:tcBorders>
-          </w:tcPr>
-          <w:p>
-            <w:pPr>
-              <w:spacing w:after="60" w:line="264" w:lineRule="auto"/>
-            </w:pPr>
-            <w:r>
-              <w:rPr>
-                <w:color w:val="000000"/>
-                <w:sz w:val="20"/>
-              </w:rPr>
-              <w:t>재고 범위 수량 선택, 바로 구매, 복수 상품 담기·수량 변경·삭제, 상품 합계와 주문당 배송비 계산</w:t>
-            </w:r>
-          </w:p>
-        </w:tc>
-        <w:tc>
-          <w:tcPr>
-            <w:tcW w:type="dxa" w:w="1644"/>
-            <w:shd w:fill="F2F5F7"/>
-            <w:tcMar>
-              <w:top w:w="100" w:type="dxa"/>
-              <w:bottom w:w="100" w:type="dxa"/>
-              <w:left w:w="100" w:type="dxa"/>
-              <w:right w:w="100" w:type="dxa"/>
-            </w:tcMar>
-            <w:tcBorders>
-              <w:top w:val="single" w:sz="4" w:color="D9D9D9"/>
-              <w:bottom w:val="single" w:sz="4" w:color="D9D9D9"/>
-              <w:left w:val="single" w:sz="4" w:color="D9D9D9"/>
-              <w:right w:val="single" w:sz="4" w:color="D9D9D9"/>
-            </w:tcBorders>
-          </w:tcPr>
-          <w:p>
-            <w:pPr>
-              <w:spacing w:after="60" w:line="264" w:lineRule="auto"/>
-            </w:pPr>
-            <w:r>
-              <w:rPr>
-                <w:color w:val="000000"/>
-                <w:sz w:val="20"/>
-              </w:rPr>
-              <w:t>FN-004</w:t>
-              <w:br/>
-              <w:t>FN-006</w:t>
-            </w:r>
-          </w:p>
-        </w:tc>
-      </w:tr>
-      <w:tr>
-        <w:trPr>
-          <w:cantSplit/>
-        </w:trPr>
-        <w:tc>
-          <w:tcPr>
-            <w:tcW w:type="dxa" w:w="1984"/>
-            <w:shd w:fill="FFFFFF"/>
-            <w:tcMar>
-              <w:top w:w="100" w:type="dxa"/>
-              <w:bottom w:w="100" w:type="dxa"/>
-              <w:left w:w="100" w:type="dxa"/>
-              <w:right w:w="100" w:type="dxa"/>
-            </w:tcMar>
-            <w:tcBorders>
-              <w:top w:val="single" w:sz="4" w:color="D9D9D9"/>
-              <w:bottom w:val="single" w:sz="4" w:color="D9D9D9"/>
-              <w:left w:val="single" w:sz="4" w:color="D9D9D9"/>
-              <w:right w:val="single" w:sz="4" w:color="D9D9D9"/>
-            </w:tcBorders>
-          </w:tcPr>
-          <w:p>
-            <w:pPr>
-              <w:spacing w:after="60" w:line="264" w:lineRule="auto"/>
-            </w:pPr>
-            <w:r>
-              <w:rPr>
-                <w:color w:val="000000"/>
-                <w:sz w:val="20"/>
-              </w:rPr>
-              <w:t>03 주문서와 결제</w:t>
-            </w:r>
-          </w:p>
-        </w:tc>
-        <w:tc>
-          <w:tcPr>
-            <w:tcW w:type="dxa" w:w="6180"/>
-            <w:shd w:fill="FFFFFF"/>
-            <w:tcMar>
-              <w:top w:w="100" w:type="dxa"/>
-              <w:bottom w:w="100" w:type="dxa"/>
-              <w:left w:w="100" w:type="dxa"/>
-              <w:right w:w="100" w:type="dxa"/>
-            </w:tcMar>
-            <w:tcBorders>
-              <w:top w:val="single" w:sz="4" w:color="D9D9D9"/>
-              <w:bottom w:val="single" w:sz="4" w:color="D9D9D9"/>
-              <w:left w:val="single" w:sz="4" w:color="D9D9D9"/>
-              <w:right w:val="single" w:sz="4" w:color="D9D9D9"/>
-            </w:tcBorders>
-          </w:tcPr>
-          <w:p>
-            <w:pPr>
-              <w:spacing w:after="60" w:line="264" w:lineRule="auto"/>
-            </w:pPr>
-            <w:r>
-              <w:rPr>
-                <w:color w:val="000000"/>
-                <w:sz w:val="20"/>
-              </w:rPr>
-              <w:t>로그인 후 구매 이어가기, 주문자·수령인·주소·배송 요청 입력, 주소 검색·직접 입력, 필수 안내 동의, 카드 결제와 주문 완료</w:t>
-            </w:r>
-          </w:p>
-        </w:tc>
-        <w:tc>
-          <w:tcPr>
-            <w:tcW w:type="dxa" w:w="1644"/>
-            <w:shd w:fill="FFFFFF"/>
-            <w:tcMar>
-              <w:top w:w="100" w:type="dxa"/>
-              <w:bottom w:w="100" w:type="dxa"/>
-              <w:left w:w="100" w:type="dxa"/>
-              <w:right w:w="100" w:type="dxa"/>
-            </w:tcMar>
-            <w:tcBorders>
-              <w:top w:val="single" w:sz="4" w:color="D9D9D9"/>
-              <w:bottom w:val="single" w:sz="4" w:color="D9D9D9"/>
-              <w:left w:val="single" w:sz="4" w:color="D9D9D9"/>
-              <w:right w:val="single" w:sz="4" w:color="D9D9D9"/>
-            </w:tcBorders>
-          </w:tcPr>
-          <w:p>
-            <w:pPr>
-              <w:spacing w:after="60" w:line="264" w:lineRule="auto"/>
-            </w:pPr>
-            <w:r>
-              <w:rPr>
-                <w:color w:val="000000"/>
-                <w:sz w:val="20"/>
-              </w:rPr>
-              <w:t>FN-005</w:t>
-              <w:br/>
-              <w:t>FN-007~010</w:t>
-            </w:r>
-          </w:p>
-        </w:tc>
-      </w:tr>
-      <w:tr>
-        <w:trPr>
-          <w:cantSplit/>
-        </w:trPr>
-        <w:tc>
-          <w:tcPr>
-            <w:tcW w:type="dxa" w:w="1984"/>
-            <w:shd w:fill="F2F5F7"/>
-            <w:tcMar>
-              <w:top w:w="100" w:type="dxa"/>
-              <w:bottom w:w="100" w:type="dxa"/>
-              <w:left w:w="100" w:type="dxa"/>
-              <w:right w:w="100" w:type="dxa"/>
-            </w:tcMar>
-            <w:tcBorders>
-              <w:top w:val="single" w:sz="4" w:color="D9D9D9"/>
-              <w:bottom w:val="single" w:sz="4" w:color="D9D9D9"/>
-              <w:left w:val="single" w:sz="4" w:color="D9D9D9"/>
-              <w:right w:val="single" w:sz="4" w:color="D9D9D9"/>
-            </w:tcBorders>
-          </w:tcPr>
-          <w:p>
-            <w:pPr>
-              <w:spacing w:after="60" w:line="264" w:lineRule="auto"/>
-            </w:pPr>
-            <w:r>
-              <w:rPr>
-                <w:color w:val="000000"/>
-                <w:sz w:val="20"/>
-              </w:rPr>
-              <w:t>04 주문 조회와 취소</w:t>
-            </w:r>
-          </w:p>
-        </w:tc>
-        <w:tc>
-          <w:tcPr>
-            <w:tcW w:type="dxa" w:w="6180"/>
-            <w:shd w:fill="F2F5F7"/>
-            <w:tcMar>
-              <w:top w:w="100" w:type="dxa"/>
-              <w:bottom w:w="100" w:type="dxa"/>
-              <w:left w:w="100" w:type="dxa"/>
-              <w:right w:w="100" w:type="dxa"/>
-            </w:tcMar>
-            <w:tcBorders>
-              <w:top w:val="single" w:sz="4" w:color="D9D9D9"/>
-              <w:bottom w:val="single" w:sz="4" w:color="D9D9D9"/>
-              <w:left w:val="single" w:sz="4" w:color="D9D9D9"/>
-              <w:right w:val="single" w:sz="4" w:color="D9D9D9"/>
-            </w:tcBorders>
-          </w:tcPr>
-          <w:p>
-            <w:pPr>
-              <w:spacing w:after="60" w:line="264" w:lineRule="auto"/>
-            </w:pPr>
-            <w:r>
-              <w:rPr>
-                <w:color w:val="000000"/>
-                <w:sz w:val="20"/>
-              </w:rPr>
-              <w:t>본인 주문 목록·상세, 주문 당시 상품·금액·배송지 표시, 허용 기한 내 발송 전 전체 취소, 송장 표시와 외부 배송조회 링크</w:t>
-            </w:r>
-          </w:p>
-        </w:tc>
-        <w:tc>
-          <w:tcPr>
-            <w:tcW w:type="dxa" w:w="1644"/>
-            <w:shd w:fill="F2F5F7"/>
-            <w:tcMar>
-              <w:top w:w="100" w:type="dxa"/>
-              <w:bottom w:w="100" w:type="dxa"/>
-              <w:left w:w="100" w:type="dxa"/>
-              <w:right w:w="100" w:type="dxa"/>
-            </w:tcMar>
-            <w:tcBorders>
-              <w:top w:val="single" w:sz="4" w:color="D9D9D9"/>
-              <w:bottom w:val="single" w:sz="4" w:color="D9D9D9"/>
-              <w:left w:val="single" w:sz="4" w:color="D9D9D9"/>
-              <w:right w:val="single" w:sz="4" w:color="D9D9D9"/>
-            </w:tcBorders>
-          </w:tcPr>
-          <w:p>
-            <w:pPr>
-              <w:spacing w:after="60" w:line="264" w:lineRule="auto"/>
-            </w:pPr>
-            <w:r>
-              <w:rPr>
-                <w:color w:val="000000"/>
-                <w:sz w:val="20"/>
-              </w:rPr>
-              <w:t>FN-011~014</w:t>
-            </w:r>
-          </w:p>
-        </w:tc>
-      </w:tr>
-    </w:tbl>
-    <w:p>
-      <w:pPr>
-        <w:spacing w:after="140"/>
-      </w:pPr>
-    </w:p>
-    <w:p>
-      <w:pPr>
-        <w:pStyle w:val="Heading1"/>
-      </w:pPr>
-      <w:r>
-        <w:t>산정에 적용할 동작 기준</w:t>
+        <w:t>화면별 구현 기준</w:t>
       </w:r>
     </w:p>
     <w:p>
       <w:pPr>
-        <w:spacing w:after="140"/>
+        <w:pStyle w:val="Heading2"/>
       </w:pPr>
       <w:r>
-        <w:t>한 주문에 여러 상품을 담고 한 번 결제하며 배송지는 한 곳으로 처리한다. 상품에는 옵션을 두지 않는다. 비로그인은 탐색만 허용하며 구매와 주문 조회는 기존 회원 인증을 사용한다.</w:t>
+        <w:t>상품 카드 목록</w:t>
       </w:r>
     </w:p>
     <w:p>
       <w:pPr>
-        <w:spacing w:after="140"/>
+        <w:pStyle w:val="Heading3"/>
       </w:pPr>
       <w:r>
-        <w:t>취소는 주문 전체 단위로 PG 전액 취소와 재고 복원을 처리한다. 배송비 포함 여부와 허용 기한은 확정이 필요하다. 송장은 관리자가 직접 입력하고 배송조회는 외부 링크로 제공한다.</w:t>
+        <w:t>목록 표시</w:t>
+      </w:r>
+    </w:p>
+    <w:p>
+      <w:r>
+        <w:rPr>
+          <w:b/>
+        </w:rPr>
+        <w:t xml:space="preserve">대상  </w:t>
+      </w:r>
+      <w:r>
+        <w:t>판매 중·품절 상품</w:t>
+      </w:r>
+    </w:p>
+    <w:p>
+      <w:r>
+        <w:rPr>
+          <w:b/>
+        </w:rPr>
+        <w:t xml:space="preserve">개수  </w:t>
+      </w:r>
+      <w:r>
+        <w:t>페이지당 최대 24개, 이전·다음 이동</w:t>
+      </w:r>
+    </w:p>
+    <w:p>
+      <w:r>
+        <w:rPr>
+          <w:b/>
+        </w:rPr>
+        <w:t xml:space="preserve">배치  </w:t>
+      </w:r>
+      <w:r>
+        <w:t>PC 3열, 모바일 2열</w:t>
       </w:r>
     </w:p>
     <w:p>
       <w:pPr>
-        <w:spacing w:after="140"/>
+        <w:pStyle w:val="Heading3"/>
       </w:pPr>
       <w:r>
-        <w:t>배송비 3,000원과 취소 24시간은 시연 기본값이다. 기본 견적은 주문당 정액 배송비와 단일 취소 기한을 전제로 하며 조건부 무료배송이나 지역별 배송비는 포함하지 않는다.</w:t>
+        <w:t>순서   카드</w:t>
       </w:r>
     </w:p>
     <w:p>
       <w:r>
-        <w:br w:type="page"/>
+        <w:rPr>
+          <w:b/>
+        </w:rPr>
+        <w:t xml:space="preserve">정렬  </w:t>
+      </w:r>
+      <w:r>
+        <w:t>관리자가 저장한 노출 순서 유지</w:t>
+      </w:r>
+    </w:p>
+    <w:p>
+      <w:r>
+        <w:rPr>
+          <w:b/>
+        </w:rPr>
+        <w:t xml:space="preserve">카드  </w:t>
+      </w:r>
+      <w:r>
+        <w:t>이미지·상태·상품명·가격 표시, 상세로 연결</w:t>
+      </w:r>
+    </w:p>
+    <w:p>
+      <w:r>
+        <w:rPr>
+          <w:b/>
+        </w:rPr>
+        <w:t xml:space="preserve">빈 목록  </w:t>
+      </w:r>
+      <w:r>
+        <w:t>상품 없음 안내</w:t>
+      </w:r>
+    </w:p>
+    <w:p>
+      <w:pPr>
+        <w:pStyle w:val="Heading2"/>
+      </w:pPr>
+      <w:r>
+        <w:t>주문 요약   최종 금액</w:t>
+      </w:r>
+    </w:p>
+    <w:p>
+      <w:pPr>
+        <w:pStyle w:val="Heading3"/>
+      </w:pPr>
+      <w:r>
+        <w:t>주문 요약</w:t>
+      </w:r>
+    </w:p>
+    <w:p>
+      <w:r>
+        <w:rPr>
+          <w:b/>
+        </w:rPr>
+        <w:t xml:space="preserve">표시  </w:t>
+      </w:r>
+      <w:r>
+        <w:t>주문 상품 전체, 수량·상품금액·배송비·총액</w:t>
+      </w:r>
+    </w:p>
+    <w:p>
+      <w:r>
+        <w:rPr>
+          <w:b/>
+        </w:rPr>
+        <w:t xml:space="preserve">배송비  </w:t>
+      </w:r>
+      <w:r>
+        <w:t>설정값 적용, 0원은 무료배송</w:t>
+      </w:r>
+    </w:p>
+    <w:p>
+      <w:r>
+        <w:rPr>
+          <w:b/>
+        </w:rPr>
+        <w:t xml:space="preserve">배치  </w:t>
+      </w:r>
+      <w:r>
+        <w:t>PC 우측, 모바일 입력 폼 아래</w:t>
+      </w:r>
+    </w:p>
+    <w:p>
+      <w:pPr>
+        <w:pStyle w:val="Heading3"/>
+      </w:pPr>
+      <w:r>
+        <w:t>결제 처리</w:t>
+      </w:r>
+    </w:p>
+    <w:p>
+      <w:r>
+        <w:rPr>
+          <w:b/>
+        </w:rPr>
+        <w:t xml:space="preserve">재고  </w:t>
+      </w:r>
+      <w:r>
+        <w:t>승인 완료 순서로 차감, 동시 소진 후속 승인건은 전액 취소</w:t>
+      </w:r>
+    </w:p>
+    <w:p>
+      <w:r>
+        <w:rPr>
+          <w:b/>
+        </w:rPr>
+        <w:t xml:space="preserve">가격  </w:t>
+      </w:r>
+      <w:r>
+        <w:t>변경 시 새 금액을 안내하고 결제 재확인</w:t>
+      </w:r>
+    </w:p>
+    <w:p>
+      <w:r>
+        <w:rPr>
+          <w:b/>
+        </w:rPr>
+        <w:t xml:space="preserve">중복 요청  </w:t>
+      </w:r>
+      <w:r>
+        <w:t>주문 생성과 재고 차감은 한 번만 처리</w:t>
+      </w:r>
+    </w:p>
+    <w:p>
+      <w:pPr>
+        <w:pStyle w:val="Heading2"/>
+      </w:pPr>
+      <w:r>
+        <w:t>필수 동의 2종</w:t>
+      </w:r>
+    </w:p>
+    <w:p>
+      <w:pPr>
+        <w:pStyle w:val="Heading3"/>
+      </w:pPr>
+      <w:r>
+        <w:t>필수 동의</w:t>
+      </w:r>
+    </w:p>
+    <w:p>
+      <w:r>
+        <w:rPr>
+          <w:b/>
+        </w:rPr>
+        <w:t xml:space="preserve">항목  </w:t>
+      </w:r>
+      <w:r>
+        <w:t>거래조건·개인정보 수집 이용 각각 동의</w:t>
+      </w:r>
+    </w:p>
+    <w:p>
+      <w:r>
+        <w:rPr>
+          <w:b/>
+        </w:rPr>
+        <w:t xml:space="preserve">선택  </w:t>
+      </w:r>
+      <w:r>
+        <w:t>기본 미체크, 두 항목 동의 후 결제</w:t>
+      </w:r>
+    </w:p>
+    <w:p>
+      <w:r>
+        <w:rPr>
+          <w:b/>
+        </w:rPr>
+        <w:t xml:space="preserve">기록  </w:t>
+      </w:r>
+      <w:r>
+        <w:t>문서 버전과 동의 시각 저장</w:t>
+      </w:r>
+    </w:p>
+    <w:p>
+      <w:pPr>
+        <w:pStyle w:val="Heading2"/>
+      </w:pPr>
+      <w:r>
+        <w:t>주문 상세</w:t>
+      </w:r>
+    </w:p>
+    <w:p>
+      <w:pPr>
+        <w:pStyle w:val="Heading3"/>
+      </w:pPr>
+      <w:r>
+        <w:t>주문 정보</w:t>
+      </w:r>
+    </w:p>
+    <w:p>
+      <w:r>
+        <w:rPr>
+          <w:b/>
+        </w:rPr>
+        <w:t xml:space="preserve">보관  </w:t>
+      </w:r>
+      <w:r>
+        <w:t>주문 당시 상품명·가격·수량·배송비·정책 유지</w:t>
+      </w:r>
+    </w:p>
+    <w:p>
+      <w:r>
+        <w:rPr>
+          <w:b/>
+        </w:rPr>
+        <w:t xml:space="preserve">배송  </w:t>
+      </w:r>
+      <w:r>
+        <w:t>배송 준비 중·발송 완료 상태 표시</w:t>
+      </w:r>
+    </w:p>
+    <w:p>
+      <w:pPr>
+        <w:pStyle w:val="Heading3"/>
+      </w:pPr>
+      <w:r>
+        <w:t>취소   반품</w:t>
+      </w:r>
+    </w:p>
+    <w:p>
+      <w:r>
+        <w:rPr>
+          <w:b/>
+        </w:rPr>
+        <w:t xml:space="preserve">취소  </w:t>
+      </w:r>
+      <w:r>
+        <w:t>설정 시간 이내·운송장 등록 전, 전액 환불과 재고 복원</w:t>
+      </w:r>
+    </w:p>
+    <w:p>
+      <w:r>
+        <w:rPr>
+          <w:b/>
+        </w:rPr>
+        <w:t xml:space="preserve">반품  </w:t>
+      </w:r>
+      <w:r>
+        <w:t>최초 발송 운송장 등록일부터 설정 기간 적용, 기본 14일</w:t>
+      </w:r>
+    </w:p>
+    <w:p>
+      <w:r>
+        <w:rPr>
+          <w:b/>
+        </w:rPr>
+        <w:t xml:space="preserve">반송  </w:t>
+      </w:r>
+      <w:r>
+        <w:t>주문 전체를 직접 반송하고 반품 운송장 등록</w:t>
+      </w:r>
+    </w:p>
+    <w:p>
+      <w:r>
+        <w:rPr>
+          <w:b/>
+        </w:rPr>
+        <w:t xml:space="preserve">철회  </w:t>
+      </w:r>
+      <w:r>
+        <w:t>반품 운송장 등록 전 고객이 신청 철회</w:t>
+      </w:r>
+    </w:p>
+    <w:p>
+      <w:r>
+        <w:rPr>
+          <w:b/>
+        </w:rPr>
+        <w:t xml:space="preserve">재고  </w:t>
+      </w:r>
+      <w:r>
+        <w:t>취소 재고 복원 후 판매 상태 유지</w:t>
+      </w:r>
+    </w:p>
+    <w:p>
+      <w:pPr>
+        <w:pStyle w:val="Heading3"/>
+      </w:pPr>
+      <w:r>
+        <w:t>운송장   처리 결과</w:t>
+      </w:r>
+    </w:p>
+    <w:p>
+      <w:r>
+        <w:rPr>
+          <w:b/>
+        </w:rPr>
+        <w:t xml:space="preserve">운송장  </w:t>
+      </w:r>
+      <w:r>
+        <w:t>공백·하이픈을 제거한 영문·숫자, 등록 후 최신 정보 수정</w:t>
+      </w:r>
+    </w:p>
+    <w:p>
+      <w:r>
+        <w:rPr>
+          <w:b/>
+        </w:rPr>
+        <w:t xml:space="preserve">반려  </w:t>
+      </w:r>
+      <w:r>
+        <w:t>사유를 고객에게 안내하고 고객센터에서 후속 처리</w:t>
+      </w:r>
+    </w:p>
+    <w:p>
+      <w:r>
+        <w:rPr>
+          <w:b/>
+        </w:rPr>
+        <w:t xml:space="preserve">환불  </w:t>
+      </w:r>
+      <w:r>
+        <w:t>사유·차감액·최종 금액과 선택 추가 안내 표시</w:t>
+      </w:r>
+    </w:p>
+    <w:p>
+      <w:pPr>
+        <w:pStyle w:val="Heading2"/>
+      </w:pPr>
+      <w:r>
+        <w:t>주문 목록</w:t>
+      </w:r>
+    </w:p>
+    <w:p>
+      <w:pPr>
+        <w:pStyle w:val="Heading3"/>
+      </w:pPr>
+      <w:r>
+        <w:t>목록 조회</w:t>
+      </w:r>
+    </w:p>
+    <w:p>
+      <w:r>
+        <w:rPr>
+          <w:b/>
+        </w:rPr>
+        <w:t xml:space="preserve">개수  </w:t>
+      </w:r>
+      <w:r>
+        <w:t>페이지당 20건</w:t>
+      </w:r>
+    </w:p>
+    <w:p>
+      <w:r>
+        <w:rPr>
+          <w:b/>
+        </w:rPr>
+        <w:t xml:space="preserve">정렬  </w:t>
+      </w:r>
+      <w:r>
+        <w:t>주문 생성일 최신순, 같은 시각은 주문번호 내림차순</w:t>
+      </w:r>
+    </w:p>
+    <w:p>
+      <w:r>
+        <w:rPr>
+          <w:b/>
+        </w:rPr>
+        <w:t xml:space="preserve">표시  </w:t>
+      </w:r>
+      <w:r>
+        <w:t>주문번호·상품명·수량, 결제·배송 상태 구분</w:t>
+      </w:r>
+    </w:p>
+    <w:p>
+      <w:pPr>
+        <w:pStyle w:val="Heading3"/>
+      </w:pPr>
+      <w:r>
+        <w:t>취소   반품</w:t>
+      </w:r>
+    </w:p>
+    <w:p>
+      <w:r>
+        <w:rPr>
+          <w:b/>
+        </w:rPr>
+        <w:t xml:space="preserve">취소  </w:t>
+      </w:r>
+      <w:r>
+        <w:t>발송 전 관리자 취소, 사유 입력 후 전액 환불·재고 복원</w:t>
+      </w:r>
+    </w:p>
+    <w:p>
+      <w:r>
+        <w:rPr>
+          <w:b/>
+        </w:rPr>
+        <w:t xml:space="preserve">반품  </w:t>
+      </w:r>
+      <w:r>
+        <w:t>운송장 등록과 실물 도착 확인 후 주문 전체 환불 또는 반려</w:t>
+      </w:r>
+    </w:p>
+    <w:p>
+      <w:r>
+        <w:rPr>
+          <w:b/>
+        </w:rPr>
+        <w:t xml:space="preserve">반려  </w:t>
+      </w:r>
+      <w:r>
+        <w:t>사유를 고객에게 표시하고 고객센터에서 후속 처리</w:t>
+      </w:r>
+    </w:p>
+    <w:p>
+      <w:pPr>
+        <w:pStyle w:val="Heading3"/>
+      </w:pPr>
+      <w:r>
+        <w:t>환불 금액   안내</w:t>
+      </w:r>
+    </w:p>
+    <w:p>
+      <w:r>
+        <w:rPr>
+          <w:b/>
+        </w:rPr>
+        <w:t xml:space="preserve">기본값  </w:t>
+      </w:r>
+      <w:r>
+        <w:t>단순 변심은 설정 반품비, 불량·파손·오배송은 전액 환불</w:t>
+      </w:r>
+    </w:p>
+    <w:p>
+      <w:r>
+        <w:rPr>
+          <w:b/>
+        </w:rPr>
+        <w:t xml:space="preserve">금액  </w:t>
+      </w:r>
+      <w:r>
+        <w:t>전액 또는 배송비 차감 후 환불, 기본값 변경 시 내부 사유 입력</w:t>
+      </w:r>
+    </w:p>
+    <w:p>
+      <w:r>
+        <w:rPr>
+          <w:b/>
+        </w:rPr>
+        <w:t xml:space="preserve">안내  </w:t>
+      </w:r>
+      <w:r>
+        <w:t>환불 결과 자동 생성, 추가 안내 선택 입력</w:t>
+      </w:r>
+    </w:p>
+    <w:p>
+      <w:pPr>
+        <w:pStyle w:val="Heading3"/>
+      </w:pPr>
+      <w:r>
+        <w:t>예외 처리   이력</w:t>
+      </w:r>
+    </w:p>
+    <w:p>
+      <w:r>
+        <w:rPr>
+          <w:b/>
+        </w:rPr>
+        <w:t xml:space="preserve">예외 환불  </w:t>
+      </w:r>
+      <w:r>
+        <w:t>발송 후 관리자가 사유를 입력해 직접 환불</w:t>
+      </w:r>
+    </w:p>
+    <w:p>
+      <w:r>
+        <w:rPr>
+          <w:b/>
+        </w:rPr>
+        <w:t xml:space="preserve">이력  </w:t>
+      </w:r>
+      <w:r>
+        <w:t>환불액·배송비 처리·사유·담당자·시각 저장</w:t>
+      </w:r>
+    </w:p>
+    <w:p>
+      <w:r>
+        <w:rPr>
+          <w:b/>
+        </w:rPr>
+        <w:t xml:space="preserve">확정  </w:t>
+      </w:r>
+      <w:r>
+        <w:t>취소·반려·환불은 한 번만 처리하고 완료 결과 유지</w:t>
+      </w:r>
+    </w:p>
+    <w:p>
+      <w:r>
+        <w:rPr>
+          <w:b/>
+        </w:rPr>
+        <w:t xml:space="preserve">재고  </w:t>
+      </w:r>
+      <w:r>
+        <w:t>취소 시 복원 후 판매 상태 유지, 반품·예외 환불 시 현재 재고 유지</w:t>
+      </w:r>
+    </w:p>
+    <w:p>
+      <w:pPr>
+        <w:pStyle w:val="Heading2"/>
+      </w:pPr>
+      <w:r>
+        <w:t>발송 대상 단계</w:t>
+      </w:r>
+    </w:p>
+    <w:p>
+      <w:pPr>
+        <w:pStyle w:val="Heading3"/>
+      </w:pPr>
+      <w:r>
+        <w:t>발송 목록</w:t>
+      </w:r>
+    </w:p>
+    <w:p>
+      <w:r>
+        <w:rPr>
+          <w:b/>
+        </w:rPr>
+        <w:t xml:space="preserve">구분  </w:t>
+      </w:r>
+      <w:r>
+        <w:t>발송 대기·발송 완료</w:t>
+      </w:r>
+    </w:p>
+    <w:p>
+      <w:r>
+        <w:rPr>
+          <w:b/>
+        </w:rPr>
+        <w:t xml:space="preserve">정렬  </w:t>
+      </w:r>
+      <w:r>
+        <w:t>대기는 오래된 주문순, 완료는 최근 발송순</w:t>
+      </w:r>
+    </w:p>
+    <w:p>
+      <w:r>
+        <w:rPr>
+          <w:b/>
+        </w:rPr>
+        <w:t xml:space="preserve">개수  </w:t>
+      </w:r>
+      <w:r>
+        <w:t>각 목록 페이지당 20건</w:t>
+      </w:r>
+    </w:p>
+    <w:p>
+      <w:pPr>
+        <w:pStyle w:val="Heading2"/>
+      </w:pPr>
+      <w:r>
+        <w:t>송장 등록   발송 처리</w:t>
+      </w:r>
+    </w:p>
+    <w:p>
+      <w:pPr>
+        <w:pStyle w:val="Heading3"/>
+      </w:pPr>
+      <w:r>
+        <w:t>주문   운송장</w:t>
+      </w:r>
+    </w:p>
+    <w:p>
+      <w:r>
+        <w:rPr>
+          <w:b/>
+        </w:rPr>
+        <w:t xml:space="preserve">표시  </w:t>
+      </w:r>
+      <w:r>
+        <w:t>수령인·연락처·주소·배송메모</w:t>
+      </w:r>
+    </w:p>
+    <w:p>
+      <w:r>
+        <w:rPr>
+          <w:b/>
+        </w:rPr>
+        <w:t xml:space="preserve">등록  </w:t>
+      </w:r>
+      <w:r>
+        <w:t>주문별 택배사·운송장 입력, 기본 택배사 변경 가능</w:t>
+      </w:r>
+    </w:p>
+    <w:p>
+      <w:r>
+        <w:rPr>
+          <w:b/>
+        </w:rPr>
+        <w:t xml:space="preserve">검증  </w:t>
+      </w:r>
+      <w:r>
+        <w:t>공백·하이픈 제거 후 영문·숫자 허용</w:t>
+      </w:r>
+    </w:p>
+    <w:p>
+      <w:pPr>
+        <w:pStyle w:val="Heading3"/>
+      </w:pPr>
+      <w:r>
+        <w:t>발송 처리</w:t>
+      </w:r>
+    </w:p>
+    <w:p>
+      <w:r>
+        <w:rPr>
+          <w:b/>
+        </w:rPr>
+        <w:t xml:space="preserve">확인  </w:t>
+      </w:r>
+      <w:r>
+        <w:t>최초 등록 전 안내·확인 후 발송 완료로 전환</w:t>
+      </w:r>
+    </w:p>
+    <w:p>
+      <w:r>
+        <w:rPr>
+          <w:b/>
+        </w:rPr>
+        <w:t xml:space="preserve">수정  </w:t>
+      </w:r>
+      <w:r>
+        <w:t>등록된 운송장은 최신 정보로 수정</w:t>
+      </w:r>
+    </w:p>
+    <w:p>
+      <w:r>
+        <w:rPr>
+          <w:b/>
+        </w:rPr>
+        <w:t xml:space="preserve">오류  </w:t>
+      </w:r>
+      <w:r>
+        <w:t>해당 주문 행에 안내</w:t>
+      </w:r>
+    </w:p>
+    <w:p>
+      <w:pPr>
+        <w:pStyle w:val="Heading3"/>
+      </w:pPr>
+      <w:r>
+        <w:t>조회   다운로드</w:t>
+      </w:r>
+    </w:p>
+    <w:p>
+      <w:r>
+        <w:rPr>
+          <w:b/>
+        </w:rPr>
+        <w:t xml:space="preserve">조회  </w:t>
+      </w:r>
+      <w:r>
+        <w:t>택배사 공식 조회 새 창 연결, 기타 택배사는 검색 연결</w:t>
+      </w:r>
+    </w:p>
+    <w:p>
+      <w:r>
+        <w:rPr>
+          <w:b/>
+        </w:rPr>
+        <w:t xml:space="preserve">다운로드  </w:t>
+      </w:r>
+      <w:r>
+        <w:t>검색 결과 전체 CSV</w:t>
+      </w:r>
+    </w:p>
+    <w:p>
+      <w:pPr>
+        <w:pStyle w:val="Heading2"/>
+      </w:pPr>
+      <w:r>
+        <w:t>정산 요약 지표</w:t>
+      </w:r>
+    </w:p>
+    <w:p>
+      <w:pPr>
+        <w:pStyle w:val="Heading3"/>
+      </w:pPr>
+      <w:r>
+        <w:t>금액 집계</w:t>
+      </w:r>
+    </w:p>
+    <w:p>
+      <w:r>
+        <w:rPr>
+          <w:b/>
+        </w:rPr>
+        <w:t xml:space="preserve">결제  </w:t>
+      </w:r>
+      <w:r>
+        <w:t>승인월 총 결제액과 해당 월 취소·환불액 표시</w:t>
+      </w:r>
+    </w:p>
+    <w:p>
+      <w:r>
+        <w:rPr>
+          <w:b/>
+        </w:rPr>
+        <w:t xml:space="preserve">수수료  </w:t>
+      </w:r>
+      <w:r>
+        <w:t>PG 2%와 환불 수수료 조정 반영</w:t>
+      </w:r>
+    </w:p>
+    <w:p>
+      <w:pPr>
+        <w:pStyle w:val="Heading3"/>
+      </w:pPr>
+      <w:r>
+        <w:t>지급 예정</w:t>
+      </w:r>
+    </w:p>
+    <w:p>
+      <w:r>
+        <w:rPr>
+          <w:b/>
+        </w:rPr>
+        <w:t xml:space="preserve">일정  </w:t>
+      </w:r>
+      <w:r>
+        <w:t>익월 8일, 휴일은 다음 영업일</w:t>
+      </w:r>
+    </w:p>
+    <w:p>
+      <w:r>
+        <w:rPr>
+          <w:b/>
+        </w:rPr>
+        <w:t xml:space="preserve">음수 정산  </w:t>
+      </w:r>
+      <w:r>
+        <w:t>지급액 0원, 차감액은 다음 달 이월</w:t>
+      </w:r>
+    </w:p>
+    <w:p>
+      <w:pPr>
+        <w:pStyle w:val="Heading2"/>
+      </w:pPr>
+      <w:r>
+        <w:t>결제   정산 원장</w:t>
+      </w:r>
+    </w:p>
+    <w:p>
+      <w:pPr>
+        <w:pStyle w:val="Heading3"/>
+      </w:pPr>
+      <w:r>
+        <w:t>원장 표시</w:t>
+      </w:r>
+    </w:p>
+    <w:p>
+      <w:r>
+        <w:rPr>
+          <w:b/>
+        </w:rPr>
+        <w:t xml:space="preserve">개수  </w:t>
+      </w:r>
+      <w:r>
+        <w:t>페이지당 20건, 처리일 최신순</w:t>
+      </w:r>
+    </w:p>
+    <w:p>
+      <w:r>
+        <w:rPr>
+          <w:b/>
+        </w:rPr>
+        <w:t xml:space="preserve">항목  </w:t>
+      </w:r>
+      <w:r>
+        <w:t>주문번호·상품명·금액·처리 상태</w:t>
+      </w:r>
+    </w:p>
+    <w:p>
+      <w:r>
+        <w:rPr>
+          <w:b/>
+        </w:rPr>
+        <w:t xml:space="preserve">삭제 상품  </w:t>
+      </w:r>
+      <w:r>
+        <w:t>주문 당시 이름과 삭제 표시 유지</w:t>
+      </w:r>
+    </w:p>
+    <w:p>
+      <w:pPr>
+        <w:pStyle w:val="Heading3"/>
+      </w:pPr>
+      <w:r>
+        <w:t>환불   다운로드</w:t>
+      </w:r>
+    </w:p>
+    <w:p>
+      <w:r>
+        <w:rPr>
+          <w:b/>
+        </w:rPr>
+        <w:t xml:space="preserve">조정  </w:t>
+      </w:r>
+      <w:r>
+        <w:t>이전 승인건을 포함해 환불 완료월에 환불액·수수료 반영</w:t>
+      </w:r>
+    </w:p>
+    <w:p>
+      <w:r>
+        <w:rPr>
+          <w:b/>
+        </w:rPr>
+        <w:t xml:space="preserve">다운로드  </w:t>
+      </w:r>
+      <w:r>
+        <w:t>검색 결과 전체 XLSX</w:t>
+      </w:r>
+    </w:p>
+    <w:p>
+      <w:pPr>
+        <w:pStyle w:val="Heading2"/>
+      </w:pPr>
+      <w:r>
+        <w:t>상품 운영 목록</w:t>
+      </w:r>
+    </w:p>
+    <w:p>
+      <w:pPr>
+        <w:pStyle w:val="Heading3"/>
+      </w:pPr>
+      <w:r>
+        <w:t>상품 목록</w:t>
+      </w:r>
+    </w:p>
+    <w:p>
+      <w:r>
+        <w:rPr>
+          <w:b/>
+        </w:rPr>
+        <w:t xml:space="preserve">개수  </w:t>
+      </w:r>
+      <w:r>
+        <w:t>페이지당 20건</w:t>
+      </w:r>
+    </w:p>
+    <w:p>
+      <w:r>
+        <w:rPr>
+          <w:b/>
+        </w:rPr>
+        <w:t xml:space="preserve">표시  </w:t>
+      </w:r>
+      <w:r>
+        <w:t>이미지·이름·가격·재고·상태·노출 순서</w:t>
+      </w:r>
+    </w:p>
+    <w:p>
+      <w:pPr>
+        <w:pStyle w:val="Heading3"/>
+      </w:pPr>
+      <w:r>
+        <w:t>순서   상태</w:t>
+      </w:r>
+    </w:p>
+    <w:p>
+      <w:r>
+        <w:rPr>
+          <w:b/>
+        </w:rPr>
+        <w:t xml:space="preserve">순서 설정  </w:t>
+      </w:r>
+      <w:r>
+        <w:t>전체 운영 상품 검색·드래그 후 저장</w:t>
+      </w:r>
+    </w:p>
+    <w:p>
+      <w:r>
+        <w:rPr>
+          <w:b/>
+        </w:rPr>
+        <w:t xml:space="preserve">순서 유지  </w:t>
+      </w:r>
+      <w:r>
+        <w:t>편집·재고·상태 변경에도 유지, 신규 상품은 마지막에 추가</w:t>
+      </w:r>
+    </w:p>
+    <w:p>
+      <w:r>
+        <w:rPr>
+          <w:b/>
+        </w:rPr>
+        <w:t xml:space="preserve">재고  </w:t>
+      </w:r>
+      <w:r>
+        <w:t>0개이면 품절, 재입고 후 판매 상태는 관리자가 변경</w:t>
+      </w:r>
+    </w:p>
+    <w:p>
+      <w:pPr>
+        <w:pStyle w:val="Heading2"/>
+      </w:pPr>
+      <w:r>
+        <w:t>상품 등록   상세 에디터</w:t>
+      </w:r>
+    </w:p>
+    <w:p>
+      <w:pPr>
+        <w:pStyle w:val="Heading3"/>
+      </w:pPr>
+      <w:r>
+        <w:t>상품 정보</w:t>
+      </w:r>
+    </w:p>
+    <w:p>
+      <w:r>
+        <w:rPr>
+          <w:b/>
+        </w:rPr>
+        <w:t xml:space="preserve">필수  </w:t>
+      </w:r>
+      <w:r>
+        <w:t>대표 이미지와 1원 이상 가격</w:t>
+      </w:r>
+    </w:p>
+    <w:p>
+      <w:r>
+        <w:rPr>
+          <w:b/>
+        </w:rPr>
+        <w:t xml:space="preserve">저장  </w:t>
+      </w:r>
+      <w:r>
+        <w:t>이름·가격·재고·상태·요약</w:t>
+      </w:r>
+    </w:p>
+    <w:p>
+      <w:pPr>
+        <w:pStyle w:val="Heading3"/>
+      </w:pPr>
+      <w:r>
+        <w:t>상세 콘텐츠</w:t>
+      </w:r>
+    </w:p>
+    <w:p>
+      <w:r>
+        <w:rPr>
+          <w:b/>
+        </w:rPr>
+        <w:t xml:space="preserve">편집  </w:t>
+      </w:r>
+      <w:r>
+        <w:t>본문·제목·서식·목록·링크·이미지</w:t>
+      </w:r>
+    </w:p>
+    <w:p>
+      <w:r>
+        <w:rPr>
+          <w:b/>
+        </w:rPr>
+        <w:t xml:space="preserve">영상  </w:t>
+      </w:r>
+      <w:r>
+        <w:t>YouTube·Vimeo·HTTPS 주소 삽입</w:t>
+      </w:r>
+    </w:p>
+    <w:p>
+      <w:r>
+        <w:rPr>
+          <w:b/>
+        </w:rPr>
+        <w:t xml:space="preserve">확인  </w:t>
+      </w:r>
+      <w:r>
+        <w:t>미리보기와 허용 HTML 정제</w:t>
+      </w:r>
+    </w:p>
+    <w:p>
+      <w:pPr>
+        <w:pStyle w:val="Heading2"/>
+      </w:pPr>
+      <w:r>
+        <w:t>스토어 운영 설정</w:t>
+      </w:r>
+    </w:p>
+    <w:p>
+      <w:pPr>
+        <w:pStyle w:val="Heading3"/>
+      </w:pPr>
+      <w:r>
+        <w:t>운영 기본값</w:t>
+      </w:r>
+    </w:p>
+    <w:p>
+      <w:r>
+        <w:rPr>
+          <w:b/>
+        </w:rPr>
+        <w:t xml:space="preserve">배송비  </w:t>
+      </w:r>
+      <w:r>
+        <w:t>주문당 고정 금액, 0원은 무료배송</w:t>
+      </w:r>
+    </w:p>
+    <w:p>
+      <w:r>
+        <w:rPr>
+          <w:b/>
+        </w:rPr>
+        <w:t xml:space="preserve">취소 시간  </w:t>
+      </w:r>
+      <w:r>
+        <w:t>기본 24시간</w:t>
+      </w:r>
+    </w:p>
+    <w:p>
+      <w:r>
+        <w:rPr>
+          <w:b/>
+        </w:rPr>
+        <w:t xml:space="preserve">반품 기간  </w:t>
+      </w:r>
+      <w:r>
+        <w:t>최초 운송장 등록일부터 기본 14일</w:t>
+      </w:r>
+    </w:p>
+    <w:p>
+      <w:r>
+        <w:rPr>
+          <w:b/>
+        </w:rPr>
+        <w:t xml:space="preserve">반품비  </w:t>
+      </w:r>
+      <w:r>
+        <w:t>단순 변심 기본값 저장, 환불 시 건별 조정</w:t>
+      </w:r>
+    </w:p>
+    <w:p>
+      <w:pPr>
+        <w:pStyle w:val="Heading3"/>
+      </w:pPr>
+      <w:r>
+        <w:t>안내   적용</w:t>
+      </w:r>
+    </w:p>
+    <w:p>
+      <w:r>
+        <w:rPr>
+          <w:b/>
+        </w:rPr>
+        <w:t xml:space="preserve">설정  </w:t>
+      </w:r>
+      <w:r>
+        <w:t>기본 택배사·배송 안내·반품 주소</w:t>
+      </w:r>
+    </w:p>
+    <w:p>
+      <w:r>
+        <w:rPr>
+          <w:b/>
+        </w:rPr>
+        <w:t xml:space="preserve">반영  </w:t>
+      </w:r>
+      <w:r>
+        <w:t>신규 주문에 적용, 기존 주문은 주문 당시 설정 유지</w:t>
+      </w:r>
+    </w:p>
+    <w:p>
+      <w:r>
+        <w:rPr>
+          <w:b/>
+        </w:rPr>
+        <w:t xml:space="preserve">입력  </w:t>
+      </w:r>
+      <w:r>
+        <w:t>배송비·반품비 0 이상, 취소 시간 1 이상, 반품 일수 1~365 정수</w:t>
+      </w:r>
+    </w:p>
+    <w:p>
+      <w:pPr>
+        <w:pStyle w:val="Heading2"/>
+      </w:pPr>
+      <w:r>
+        <w:t>메인 배너 관리</w:t>
+      </w:r>
+    </w:p>
+    <w:p>
+      <w:pPr>
+        <w:pStyle w:val="Heading3"/>
+      </w:pPr>
+      <w:r>
+        <w:t>배너 등록</w:t>
+      </w:r>
+    </w:p>
+    <w:p>
+      <w:r>
+        <w:rPr>
+          <w:b/>
+        </w:rPr>
+        <w:t xml:space="preserve">이미지  </w:t>
+      </w:r>
+      <w:r>
+        <w:t>PC·모바일 각각 JPG·PNG·WebP 등록</w:t>
+      </w:r>
+    </w:p>
+    <w:p>
+      <w:r>
+        <w:rPr>
+          <w:b/>
+        </w:rPr>
+        <w:t xml:space="preserve">미리보기  </w:t>
+      </w:r>
+      <w:r>
+        <w:t>업로드 즉시 표시, 권장 비율 안내</w:t>
+      </w:r>
+    </w:p>
+    <w:p>
+      <w:r>
+        <w:rPr>
+          <w:b/>
+        </w:rPr>
+        <w:t xml:space="preserve">관리  </w:t>
+      </w:r>
+      <w:r>
+        <w:t>이미지 교체·기본 배너 복원</w:t>
+      </w:r>
+    </w:p>
+    <w:p>
+      <w:pPr>
+        <w:pStyle w:val="Heading2"/>
+      </w:pPr>
+      <w:r>
+        <w:t>계정별 커머스 권한</w:t>
+      </w:r>
+    </w:p>
+    <w:p>
+      <w:pPr>
+        <w:pStyle w:val="Heading3"/>
+      </w:pPr>
+      <w:r>
+        <w:t>권한 관리</w:t>
+      </w:r>
+    </w:p>
+    <w:p>
+      <w:r>
+        <w:rPr>
+          <w:b/>
+        </w:rPr>
+        <w:t xml:space="preserve">계정  </w:t>
+      </w:r>
+      <w:r>
+        <w:t>기존 지역·부서·로그인 정보와 커머스 권한 분리</w:t>
+      </w:r>
+    </w:p>
+    <w:p>
+      <w:r>
+        <w:rPr>
+          <w:b/>
+        </w:rPr>
+        <w:t xml:space="preserve">통합 관리자  </w:t>
+      </w:r>
+      <w:r>
+        <w:t>커머스 권한 기본 부여</w:t>
+      </w:r>
+    </w:p>
+    <w:p>
+      <w:r>
+        <w:rPr>
+          <w:b/>
+        </w:rPr>
+        <w:t xml:space="preserve">일반 계정  </w:t>
+      </w:r>
+      <w:r>
+        <w:t>통합 관리자가 개별 권한 부여·해제</w:t>
       </w:r>
     </w:p>
     <w:p>
@@ -1030,456 +1501,51 @@
         <w:pStyle w:val="Heading1"/>
       </w:pPr>
       <w:r>
-        <w:t>3 관리자 프로그램 기본 범위</w:t>
-      </w:r>
-    </w:p>
-    <w:tbl>
-      <w:tblPr>
-        <w:tblW w:type="auto" w:w="0"/>
-        <w:tblLayout w:type="fixed"/>
-        <w:tblLook w:firstColumn="1" w:firstRow="1" w:lastColumn="0" w:lastRow="0" w:noHBand="0" w:noVBand="1" w:val="04A0"/>
-      </w:tblPr>
-      <w:tblGrid>
-        <w:gridCol w:w="1984"/>
-        <w:gridCol w:w="6180"/>
-        <w:gridCol w:w="1644"/>
-      </w:tblGrid>
-      <w:tr>
-        <w:trPr>
-          <w:cantSplit/>
-          <w:tblHeader/>
-        </w:trPr>
-        <w:tc>
-          <w:tcPr>
-            <w:tcW w:type="dxa" w:w="1984"/>
-            <w:shd w:fill="173C55"/>
-            <w:tcMar>
-              <w:top w:w="100" w:type="dxa"/>
-              <w:bottom w:w="100" w:type="dxa"/>
-              <w:left w:w="100" w:type="dxa"/>
-              <w:right w:w="100" w:type="dxa"/>
-            </w:tcMar>
-            <w:tcBorders>
-              <w:top w:val="single" w:sz="4" w:color="D9D9D9"/>
-              <w:bottom w:val="single" w:sz="4" w:color="D9D9D9"/>
-              <w:left w:val="single" w:sz="4" w:color="D9D9D9"/>
-              <w:right w:val="single" w:sz="4" w:color="D9D9D9"/>
-            </w:tcBorders>
-          </w:tcPr>
-          <w:p>
-            <w:pPr>
-              <w:spacing w:after="60" w:line="264" w:lineRule="auto"/>
-            </w:pPr>
-            <w:r>
-              <w:rPr>
-                <w:color w:val="FFFFFF"/>
-                <w:sz w:val="20"/>
-              </w:rPr>
-              <w:t>항목</w:t>
-            </w:r>
-          </w:p>
-        </w:tc>
-        <w:tc>
-          <w:tcPr>
-            <w:tcW w:type="dxa" w:w="6180"/>
-            <w:shd w:fill="173C55"/>
-            <w:tcMar>
-              <w:top w:w="100" w:type="dxa"/>
-              <w:bottom w:w="100" w:type="dxa"/>
-              <w:left w:w="100" w:type="dxa"/>
-              <w:right w:w="100" w:type="dxa"/>
-            </w:tcMar>
-            <w:tcBorders>
-              <w:top w:val="single" w:sz="4" w:color="D9D9D9"/>
-              <w:bottom w:val="single" w:sz="4" w:color="D9D9D9"/>
-              <w:left w:val="single" w:sz="4" w:color="D9D9D9"/>
-              <w:right w:val="single" w:sz="4" w:color="D9D9D9"/>
-            </w:tcBorders>
-          </w:tcPr>
-          <w:p>
-            <w:pPr>
-              <w:spacing w:after="60" w:line="264" w:lineRule="auto"/>
-            </w:pPr>
-            <w:r>
-              <w:rPr>
-                <w:color w:val="FFFFFF"/>
-                <w:sz w:val="20"/>
-              </w:rPr>
-              <w:t>포함 기능</w:t>
-            </w:r>
-          </w:p>
-        </w:tc>
-        <w:tc>
-          <w:tcPr>
-            <w:tcW w:type="dxa" w:w="1644"/>
-            <w:shd w:fill="173C55"/>
-            <w:tcMar>
-              <w:top w:w="100" w:type="dxa"/>
-              <w:bottom w:w="100" w:type="dxa"/>
-              <w:left w:w="100" w:type="dxa"/>
-              <w:right w:w="100" w:type="dxa"/>
-            </w:tcMar>
-            <w:tcBorders>
-              <w:top w:val="single" w:sz="4" w:color="D9D9D9"/>
-              <w:bottom w:val="single" w:sz="4" w:color="D9D9D9"/>
-              <w:left w:val="single" w:sz="4" w:color="D9D9D9"/>
-              <w:right w:val="single" w:sz="4" w:color="D9D9D9"/>
-            </w:tcBorders>
-          </w:tcPr>
-          <w:p>
-            <w:pPr>
-              <w:spacing w:after="60" w:line="264" w:lineRule="auto"/>
-            </w:pPr>
-            <w:r>
-              <w:rPr>
-                <w:color w:val="FFFFFF"/>
-                <w:sz w:val="20"/>
-              </w:rPr>
-              <w:t>연결 기능</w:t>
-            </w:r>
-          </w:p>
-        </w:tc>
-      </w:tr>
-      <w:tr>
-        <w:trPr>
-          <w:cantSplit/>
-        </w:trPr>
-        <w:tc>
-          <w:tcPr>
-            <w:tcW w:type="dxa" w:w="1984"/>
-            <w:shd w:fill="FFFFFF"/>
-            <w:tcMar>
-              <w:top w:w="100" w:type="dxa"/>
-              <w:bottom w:w="100" w:type="dxa"/>
-              <w:left w:w="100" w:type="dxa"/>
-              <w:right w:w="100" w:type="dxa"/>
-            </w:tcMar>
-            <w:tcBorders>
-              <w:top w:val="single" w:sz="4" w:color="D9D9D9"/>
-              <w:bottom w:val="single" w:sz="4" w:color="D9D9D9"/>
-              <w:left w:val="single" w:sz="4" w:color="D9D9D9"/>
-              <w:right w:val="single" w:sz="4" w:color="D9D9D9"/>
-            </w:tcBorders>
-          </w:tcPr>
-          <w:p>
-            <w:pPr>
-              <w:spacing w:after="60" w:line="264" w:lineRule="auto"/>
-            </w:pPr>
-            <w:r>
-              <w:rPr>
-                <w:color w:val="000000"/>
-                <w:sz w:val="20"/>
-              </w:rPr>
-              <w:t>05 주문 운영</w:t>
-            </w:r>
-          </w:p>
-        </w:tc>
-        <w:tc>
-          <w:tcPr>
-            <w:tcW w:type="dxa" w:w="6180"/>
-            <w:shd w:fill="FFFFFF"/>
-            <w:tcMar>
-              <w:top w:w="100" w:type="dxa"/>
-              <w:bottom w:w="100" w:type="dxa"/>
-              <w:left w:w="100" w:type="dxa"/>
-              <w:right w:w="100" w:type="dxa"/>
-            </w:tcMar>
-            <w:tcBorders>
-              <w:top w:val="single" w:sz="4" w:color="D9D9D9"/>
-              <w:bottom w:val="single" w:sz="4" w:color="D9D9D9"/>
-              <w:left w:val="single" w:sz="4" w:color="D9D9D9"/>
-              <w:right w:val="single" w:sz="4" w:color="D9D9D9"/>
-            </w:tcBorders>
-          </w:tcPr>
-          <w:p>
-            <w:pPr>
-              <w:spacing w:after="60" w:line="264" w:lineRule="auto"/>
-            </w:pPr>
-            <w:r>
-              <w:rPr>
-                <w:color w:val="000000"/>
-                <w:sz w:val="20"/>
-              </w:rPr>
-              <w:t>기간·결제·배송 상태·키워드 검색, 주문 상세, 구매자·수령인·금액·배송지 확인, 관리자 전체 취소</w:t>
-            </w:r>
-          </w:p>
-        </w:tc>
-        <w:tc>
-          <w:tcPr>
-            <w:tcW w:type="dxa" w:w="1644"/>
-            <w:shd w:fill="FFFFFF"/>
-            <w:tcMar>
-              <w:top w:w="100" w:type="dxa"/>
-              <w:bottom w:w="100" w:type="dxa"/>
-              <w:left w:w="100" w:type="dxa"/>
-              <w:right w:w="100" w:type="dxa"/>
-            </w:tcMar>
-            <w:tcBorders>
-              <w:top w:val="single" w:sz="4" w:color="D9D9D9"/>
-              <w:bottom w:val="single" w:sz="4" w:color="D9D9D9"/>
-              <w:left w:val="single" w:sz="4" w:color="D9D9D9"/>
-              <w:right w:val="single" w:sz="4" w:color="D9D9D9"/>
-            </w:tcBorders>
-          </w:tcPr>
-          <w:p>
-            <w:pPr>
-              <w:spacing w:after="60" w:line="264" w:lineRule="auto"/>
-            </w:pPr>
-            <w:r>
-              <w:rPr>
-                <w:color w:val="000000"/>
-                <w:sz w:val="20"/>
-              </w:rPr>
-              <w:t>FN-015</w:t>
-              <w:br/>
-              <w:t>FN-017~018</w:t>
-            </w:r>
-          </w:p>
-        </w:tc>
-      </w:tr>
-      <w:tr>
-        <w:trPr>
-          <w:cantSplit/>
-        </w:trPr>
-        <w:tc>
-          <w:tcPr>
-            <w:tcW w:type="dxa" w:w="1984"/>
-            <w:shd w:fill="F2F5F7"/>
-            <w:tcMar>
-              <w:top w:w="100" w:type="dxa"/>
-              <w:bottom w:w="100" w:type="dxa"/>
-              <w:left w:w="100" w:type="dxa"/>
-              <w:right w:w="100" w:type="dxa"/>
-            </w:tcMar>
-            <w:tcBorders>
-              <w:top w:val="single" w:sz="4" w:color="D9D9D9"/>
-              <w:bottom w:val="single" w:sz="4" w:color="D9D9D9"/>
-              <w:left w:val="single" w:sz="4" w:color="D9D9D9"/>
-              <w:right w:val="single" w:sz="4" w:color="D9D9D9"/>
-            </w:tcBorders>
-          </w:tcPr>
-          <w:p>
-            <w:pPr>
-              <w:spacing w:after="60" w:line="264" w:lineRule="auto"/>
-            </w:pPr>
-            <w:r>
-              <w:rPr>
-                <w:color w:val="000000"/>
-                <w:sz w:val="20"/>
-              </w:rPr>
-              <w:t>06 수동 출고</w:t>
-            </w:r>
-          </w:p>
-        </w:tc>
-        <w:tc>
-          <w:tcPr>
-            <w:tcW w:type="dxa" w:w="6180"/>
-            <w:shd w:fill="F2F5F7"/>
-            <w:tcMar>
-              <w:top w:w="100" w:type="dxa"/>
-              <w:bottom w:w="100" w:type="dxa"/>
-              <w:left w:w="100" w:type="dxa"/>
-              <w:right w:w="100" w:type="dxa"/>
-            </w:tcMar>
-            <w:tcBorders>
-              <w:top w:val="single" w:sz="4" w:color="D9D9D9"/>
-              <w:bottom w:val="single" w:sz="4" w:color="D9D9D9"/>
-              <w:left w:val="single" w:sz="4" w:color="D9D9D9"/>
-              <w:right w:val="single" w:sz="4" w:color="D9D9D9"/>
-            </w:tcBorders>
-          </w:tcPr>
-          <w:p>
-            <w:pPr>
-              <w:spacing w:after="60" w:line="264" w:lineRule="auto"/>
-            </w:pPr>
-            <w:r>
-              <w:rPr>
-                <w:color w:val="000000"/>
-                <w:sz w:val="20"/>
-              </w:rPr>
-              <w:t>조회 조건의 목록 CSV 내려받기, 출고 대기 주문 선택, 택배사·송장 직접 입력과 검증, 선택 주문 일괄 발송 완료, 고객 화면 반영</w:t>
-            </w:r>
-          </w:p>
-        </w:tc>
-        <w:tc>
-          <w:tcPr>
-            <w:tcW w:type="dxa" w:w="1644"/>
-            <w:shd w:fill="F2F5F7"/>
-            <w:tcMar>
-              <w:top w:w="100" w:type="dxa"/>
-              <w:bottom w:w="100" w:type="dxa"/>
-              <w:left w:w="100" w:type="dxa"/>
-              <w:right w:w="100" w:type="dxa"/>
-            </w:tcMar>
-            <w:tcBorders>
-              <w:top w:val="single" w:sz="4" w:color="D9D9D9"/>
-              <w:bottom w:val="single" w:sz="4" w:color="D9D9D9"/>
-              <w:left w:val="single" w:sz="4" w:color="D9D9D9"/>
-              <w:right w:val="single" w:sz="4" w:color="D9D9D9"/>
-            </w:tcBorders>
-          </w:tcPr>
-          <w:p>
-            <w:pPr>
-              <w:spacing w:after="60" w:line="264" w:lineRule="auto"/>
-            </w:pPr>
-            <w:r>
-              <w:rPr>
-                <w:color w:val="000000"/>
-                <w:sz w:val="20"/>
-              </w:rPr>
-              <w:t>FN-016</w:t>
-              <w:br/>
-              <w:t>FN-019~020</w:t>
-            </w:r>
-          </w:p>
-        </w:tc>
-      </w:tr>
-      <w:tr>
-        <w:trPr>
-          <w:cantSplit/>
-        </w:trPr>
-        <w:tc>
-          <w:tcPr>
-            <w:tcW w:type="dxa" w:w="1984"/>
-            <w:shd w:fill="FFFFFF"/>
-            <w:tcMar>
-              <w:top w:w="100" w:type="dxa"/>
-              <w:bottom w:w="100" w:type="dxa"/>
-              <w:left w:w="100" w:type="dxa"/>
-              <w:right w:w="100" w:type="dxa"/>
-            </w:tcMar>
-            <w:tcBorders>
-              <w:top w:val="single" w:sz="4" w:color="D9D9D9"/>
-              <w:bottom w:val="single" w:sz="4" w:color="D9D9D9"/>
-              <w:left w:val="single" w:sz="4" w:color="D9D9D9"/>
-              <w:right w:val="single" w:sz="4" w:color="D9D9D9"/>
-            </w:tcBorders>
-          </w:tcPr>
-          <w:p>
-            <w:pPr>
-              <w:spacing w:after="60" w:line="264" w:lineRule="auto"/>
-            </w:pPr>
-            <w:r>
-              <w:rPr>
-                <w:color w:val="000000"/>
-                <w:sz w:val="20"/>
-              </w:rPr>
-              <w:t>07 상품 운영</w:t>
-            </w:r>
-          </w:p>
-        </w:tc>
-        <w:tc>
-          <w:tcPr>
-            <w:tcW w:type="dxa" w:w="6180"/>
-            <w:shd w:fill="FFFFFF"/>
-            <w:tcMar>
-              <w:top w:w="100" w:type="dxa"/>
-              <w:bottom w:w="100" w:type="dxa"/>
-              <w:left w:w="100" w:type="dxa"/>
-              <w:right w:w="100" w:type="dxa"/>
-            </w:tcMar>
-            <w:tcBorders>
-              <w:top w:val="single" w:sz="4" w:color="D9D9D9"/>
-              <w:bottom w:val="single" w:sz="4" w:color="D9D9D9"/>
-              <w:left w:val="single" w:sz="4" w:color="D9D9D9"/>
-              <w:right w:val="single" w:sz="4" w:color="D9D9D9"/>
-            </w:tcBorders>
-          </w:tcPr>
-          <w:p>
-            <w:pPr>
-              <w:spacing w:after="60" w:line="264" w:lineRule="auto"/>
-            </w:pPr>
-            <w:r>
-              <w:rPr>
-                <w:color w:val="000000"/>
-                <w:sz w:val="20"/>
-              </w:rPr>
-              <w:t>상품명·판매 상태 검색, 상품·대표 이미지·가격·재고·기본 설명 등록과 수정, 판매·품절·미노출 상태 관리, 등록·수정 시각 기록과 최근 수정순 자동 정렬</w:t>
-            </w:r>
-          </w:p>
-        </w:tc>
-        <w:tc>
-          <w:tcPr>
-            <w:tcW w:type="dxa" w:w="1644"/>
-            <w:shd w:fill="FFFFFF"/>
-            <w:tcMar>
-              <w:top w:w="100" w:type="dxa"/>
-              <w:bottom w:w="100" w:type="dxa"/>
-              <w:left w:w="100" w:type="dxa"/>
-              <w:right w:w="100" w:type="dxa"/>
-            </w:tcMar>
-            <w:tcBorders>
-              <w:top w:val="single" w:sz="4" w:color="D9D9D9"/>
-              <w:bottom w:val="single" w:sz="4" w:color="D9D9D9"/>
-              <w:left w:val="single" w:sz="4" w:color="D9D9D9"/>
-              <w:right w:val="single" w:sz="4" w:color="D9D9D9"/>
-            </w:tcBorders>
-          </w:tcPr>
-          <w:p>
-            <w:pPr>
-              <w:spacing w:after="60" w:line="264" w:lineRule="auto"/>
-            </w:pPr>
-            <w:r>
-              <w:rPr>
-                <w:color w:val="000000"/>
-                <w:sz w:val="20"/>
-              </w:rPr>
-              <w:t>FN-021~022</w:t>
-              <w:br/>
-              <w:t>FN-024~025</w:t>
-            </w:r>
-          </w:p>
-        </w:tc>
-      </w:tr>
-    </w:tbl>
-    <w:p>
-      <w:pPr>
-        <w:spacing w:after="140"/>
-      </w:pPr>
-    </w:p>
-    <w:p>
-      <w:pPr>
-        <w:pStyle w:val="Heading1"/>
-      </w:pPr>
-      <w:r>
-        <w:t>관리자 수정 기준</w:t>
-      </w:r>
-    </w:p>
-    <w:p>
-      <w:pPr>
-        <w:spacing w:after="140"/>
-      </w:pPr>
-      <w:r>
-        <w:t>기존 관리자 안에 예약관리시스템과 커머스관리시스템 그룹을 둔다. 예약 그룹은 기존 5개 메뉴를 유지하고, 커머스 그룹에 굿즈 판매 현황과 온라인 스토어 운영을 배치한다.</w:t>
-      </w:r>
-    </w:p>
-    <w:p>
-      <w:pPr>
-        <w:spacing w:after="140"/>
-      </w:pPr>
-      <w:r>
-        <w:t>표 제목과 내용의 열 가운데 정렬, 드롭다운 화살표 위치 조정, 표 아래 완료 문구 제거를 기본 화면 수정에 포함한다. 별도 관리자 구축으로 중복 산정하지 않는다.</w:t>
-      </w:r>
-    </w:p>
-    <w:p>
-      <w:pPr>
-        <w:spacing w:after="140"/>
-      </w:pPr>
-      <w:r>
-        <w:t>출고는 송장 직접 입력 방식이다. CSV 내려받기는 유지하며 송장 엑셀 업로드는 제외한다. 상단 공통 택배사 선택과 주문별 예외 변경으로 단순화하는 UI는 제안 단계이므로 포함 여부를 명시한다.</w:t>
-      </w:r>
-    </w:p>
-    <w:p>
-      <w:pPr>
-        <w:spacing w:after="140"/>
-      </w:pPr>
-      <w:r>
-        <w:t>상품 기본 설명 입력은 기본 범위에 포함한다. 서식·이미지·영상 편집 도구와 배송비·취소시간 설정 화면은 5쪽의 선택 범위로 별도 산정한다.</w:t>
+        <w:t>검수와 인계</w:t>
       </w:r>
     </w:p>
     <w:p>
       <w:r>
-        <w:br w:type="page"/>
+        <w:rPr>
+          <w:b/>
+        </w:rPr>
+        <w:t xml:space="preserve">구매  </w:t>
+      </w:r>
+      <w:r>
+        <w:t>상품 선택부터 결제와 주문 완료까지 확인</w:t>
+      </w:r>
+    </w:p>
+    <w:p>
+      <w:r>
+        <w:rPr>
+          <w:b/>
+        </w:rPr>
+        <w:t xml:space="preserve">취소 반품  </w:t>
+      </w:r>
+      <w:r>
+        <w:t>기한·운송장·사유에 따른 처리와 재고 금액 확인</w:t>
+      </w:r>
+    </w:p>
+    <w:p>
+      <w:r>
+        <w:rPr>
+          <w:b/>
+        </w:rPr>
+        <w:t xml:space="preserve">목록  </w:t>
+      </w:r>
+      <w:r>
+        <w:t>표시 개수·정렬·필터·전체 다운로드 확인</w:t>
+      </w:r>
+    </w:p>
+    <w:p>
+      <w:r>
+        <w:rPr>
+          <w:b/>
+        </w:rPr>
+        <w:t xml:space="preserve">인계  </w:t>
+      </w:r>
+      <w:r>
+        <w:t>소스·데이터 구조·운영 설정·연동 및 배포 자료 전달</w:t>
       </w:r>
     </w:p>
     <w:p>
@@ -1487,2400 +1553,50 @@
         <w:pStyle w:val="Heading1"/>
       </w:pPr>
       <w:r>
-        <w:t>4 공통 개발 범위와 산정 전제</w:t>
-      </w:r>
-    </w:p>
-    <w:tbl>
-      <w:tblPr>
-        <w:tblW w:type="auto" w:w="0"/>
-        <w:tblLayout w:type="fixed"/>
-        <w:tblLook w:firstColumn="1" w:firstRow="1" w:lastColumn="0" w:lastRow="0" w:noHBand="0" w:noVBand="1" w:val="04A0"/>
-      </w:tblPr>
-      <w:tblGrid>
-        <w:gridCol w:w="2154"/>
-        <w:gridCol w:w="7654"/>
-      </w:tblGrid>
-      <w:tr>
-        <w:trPr>
-          <w:cantSplit/>
-          <w:tblHeader/>
-        </w:trPr>
-        <w:tc>
-          <w:tcPr>
-            <w:tcW w:type="dxa" w:w="2154"/>
-            <w:shd w:fill="173C55"/>
-            <w:tcMar>
-              <w:top w:w="100" w:type="dxa"/>
-              <w:bottom w:w="100" w:type="dxa"/>
-              <w:left w:w="100" w:type="dxa"/>
-              <w:right w:w="100" w:type="dxa"/>
-            </w:tcMar>
-            <w:tcBorders>
-              <w:top w:val="single" w:sz="4" w:color="D9D9D9"/>
-              <w:bottom w:val="single" w:sz="4" w:color="D9D9D9"/>
-              <w:left w:val="single" w:sz="4" w:color="D9D9D9"/>
-              <w:right w:val="single" w:sz="4" w:color="D9D9D9"/>
-            </w:tcBorders>
-          </w:tcPr>
-          <w:p>
-            <w:pPr>
-              <w:spacing w:after="60" w:line="264" w:lineRule="auto"/>
-            </w:pPr>
-            <w:r>
-              <w:rPr>
-                <w:color w:val="FFFFFF"/>
-                <w:sz w:val="20"/>
-              </w:rPr>
-              <w:t>항목</w:t>
-            </w:r>
-          </w:p>
-        </w:tc>
-        <w:tc>
-          <w:tcPr>
-            <w:tcW w:type="dxa" w:w="7654"/>
-            <w:shd w:fill="173C55"/>
-            <w:tcMar>
-              <w:top w:w="100" w:type="dxa"/>
-              <w:bottom w:w="100" w:type="dxa"/>
-              <w:left w:w="100" w:type="dxa"/>
-              <w:right w:w="100" w:type="dxa"/>
-            </w:tcMar>
-            <w:tcBorders>
-              <w:top w:val="single" w:sz="4" w:color="D9D9D9"/>
-              <w:bottom w:val="single" w:sz="4" w:color="D9D9D9"/>
-              <w:left w:val="single" w:sz="4" w:color="D9D9D9"/>
-              <w:right w:val="single" w:sz="4" w:color="D9D9D9"/>
-            </w:tcBorders>
-          </w:tcPr>
-          <w:p>
-            <w:pPr>
-              <w:spacing w:after="60" w:line="264" w:lineRule="auto"/>
-            </w:pPr>
-            <w:r>
-              <w:rPr>
-                <w:color w:val="FFFFFF"/>
-                <w:sz w:val="20"/>
-              </w:rPr>
-              <w:t>포함 작업</w:t>
-            </w:r>
-          </w:p>
-        </w:tc>
-      </w:tr>
-      <w:tr>
-        <w:trPr>
-          <w:cantSplit/>
-        </w:trPr>
-        <w:tc>
-          <w:tcPr>
-            <w:tcW w:type="dxa" w:w="2154"/>
-            <w:shd w:fill="FFFFFF"/>
-            <w:tcMar>
-              <w:top w:w="100" w:type="dxa"/>
-              <w:bottom w:w="100" w:type="dxa"/>
-              <w:left w:w="100" w:type="dxa"/>
-              <w:right w:w="100" w:type="dxa"/>
-            </w:tcMar>
-            <w:tcBorders>
-              <w:top w:val="single" w:sz="4" w:color="D9D9D9"/>
-              <w:bottom w:val="single" w:sz="4" w:color="D9D9D9"/>
-              <w:left w:val="single" w:sz="4" w:color="D9D9D9"/>
-              <w:right w:val="single" w:sz="4" w:color="D9D9D9"/>
-            </w:tcBorders>
-          </w:tcPr>
-          <w:p>
-            <w:pPr>
-              <w:spacing w:after="60" w:line="264" w:lineRule="auto"/>
-            </w:pPr>
-            <w:r>
-              <w:rPr>
-                <w:color w:val="000000"/>
-                <w:sz w:val="20"/>
-              </w:rPr>
-              <w:t>08 데이터와 처리</w:t>
-            </w:r>
-          </w:p>
-        </w:tc>
-        <w:tc>
-          <w:tcPr>
-            <w:tcW w:type="dxa" w:w="7654"/>
-            <w:shd w:fill="FFFFFF"/>
-            <w:tcMar>
-              <w:top w:w="100" w:type="dxa"/>
-              <w:bottom w:w="100" w:type="dxa"/>
-              <w:left w:w="100" w:type="dxa"/>
-              <w:right w:w="100" w:type="dxa"/>
-            </w:tcMar>
-            <w:tcBorders>
-              <w:top w:val="single" w:sz="4" w:color="D9D9D9"/>
-              <w:bottom w:val="single" w:sz="4" w:color="D9D9D9"/>
-              <w:left w:val="single" w:sz="4" w:color="D9D9D9"/>
-              <w:right w:val="single" w:sz="4" w:color="D9D9D9"/>
-            </w:tcBorders>
-          </w:tcPr>
-          <w:p>
-            <w:pPr>
-              <w:spacing w:after="60" w:line="264" w:lineRule="auto"/>
-            </w:pPr>
-            <w:r>
-              <w:rPr>
-                <w:color w:val="000000"/>
-                <w:sz w:val="20"/>
-              </w:rPr>
-              <w:t>굿즈 데이터 저장·조회, 재고 재검증·차감·복원, 주문 당시 금액 보존, 중복 결제·취소·발송 및 동시 재고 처리</w:t>
-            </w:r>
-          </w:p>
-        </w:tc>
-      </w:tr>
-      <w:tr>
-        <w:trPr>
-          <w:cantSplit/>
-        </w:trPr>
-        <w:tc>
-          <w:tcPr>
-            <w:tcW w:type="dxa" w:w="2154"/>
-            <w:shd w:fill="F2F5F7"/>
-            <w:tcMar>
-              <w:top w:w="100" w:type="dxa"/>
-              <w:bottom w:w="100" w:type="dxa"/>
-              <w:left w:w="100" w:type="dxa"/>
-              <w:right w:w="100" w:type="dxa"/>
-            </w:tcMar>
-            <w:tcBorders>
-              <w:top w:val="single" w:sz="4" w:color="D9D9D9"/>
-              <w:bottom w:val="single" w:sz="4" w:color="D9D9D9"/>
-              <w:left w:val="single" w:sz="4" w:color="D9D9D9"/>
-              <w:right w:val="single" w:sz="4" w:color="D9D9D9"/>
-            </w:tcBorders>
-          </w:tcPr>
-          <w:p>
-            <w:pPr>
-              <w:spacing w:after="60" w:line="264" w:lineRule="auto"/>
-            </w:pPr>
-            <w:r>
-              <w:rPr>
-                <w:color w:val="000000"/>
-                <w:sz w:val="20"/>
-              </w:rPr>
-              <w:t>09 기존 시스템 연동</w:t>
-            </w:r>
-          </w:p>
-        </w:tc>
-        <w:tc>
-          <w:tcPr>
-            <w:tcW w:type="dxa" w:w="7654"/>
-            <w:shd w:fill="F2F5F7"/>
-            <w:tcMar>
-              <w:top w:w="100" w:type="dxa"/>
-              <w:bottom w:w="100" w:type="dxa"/>
-              <w:left w:w="100" w:type="dxa"/>
-              <w:right w:w="100" w:type="dxa"/>
-            </w:tcMar>
-            <w:tcBorders>
-              <w:top w:val="single" w:sz="4" w:color="D9D9D9"/>
-              <w:bottom w:val="single" w:sz="4" w:color="D9D9D9"/>
-              <w:left w:val="single" w:sz="4" w:color="D9D9D9"/>
-              <w:right w:val="single" w:sz="4" w:color="D9D9D9"/>
-            </w:tcBorders>
-          </w:tcPr>
-          <w:p>
-            <w:pPr>
-              <w:spacing w:after="60" w:line="264" w:lineRule="auto"/>
-            </w:pPr>
-            <w:r>
-              <w:rPr>
-                <w:color w:val="000000"/>
-                <w:sz w:val="20"/>
-              </w:rPr>
-              <w:t>기존 회원 세션과 본인 주문 권한, 관리자 권한 연결, 기존 PG 카드 승인·전액 취소·결과 확인, 주소 검색 연동</w:t>
-            </w:r>
-          </w:p>
-        </w:tc>
-      </w:tr>
-      <w:tr>
-        <w:trPr>
-          <w:cantSplit/>
-        </w:trPr>
-        <w:tc>
-          <w:tcPr>
-            <w:tcW w:type="dxa" w:w="2154"/>
-            <w:shd w:fill="FFFFFF"/>
-            <w:tcMar>
-              <w:top w:w="100" w:type="dxa"/>
-              <w:bottom w:w="100" w:type="dxa"/>
-              <w:left w:w="100" w:type="dxa"/>
-              <w:right w:w="100" w:type="dxa"/>
-            </w:tcMar>
-            <w:tcBorders>
-              <w:top w:val="single" w:sz="4" w:color="D9D9D9"/>
-              <w:bottom w:val="single" w:sz="4" w:color="D9D9D9"/>
-              <w:left w:val="single" w:sz="4" w:color="D9D9D9"/>
-              <w:right w:val="single" w:sz="4" w:color="D9D9D9"/>
-            </w:tcBorders>
-          </w:tcPr>
-          <w:p>
-            <w:pPr>
-              <w:spacing w:after="60" w:line="264" w:lineRule="auto"/>
-            </w:pPr>
-            <w:r>
-              <w:rPr>
-                <w:color w:val="000000"/>
-                <w:sz w:val="20"/>
-              </w:rPr>
-              <w:t>10 파일과 운영 기록</w:t>
-            </w:r>
-          </w:p>
-        </w:tc>
-        <w:tc>
-          <w:tcPr>
-            <w:tcW w:type="dxa" w:w="7654"/>
-            <w:shd w:fill="FFFFFF"/>
-            <w:tcMar>
-              <w:top w:w="100" w:type="dxa"/>
-              <w:bottom w:w="100" w:type="dxa"/>
-              <w:left w:w="100" w:type="dxa"/>
-              <w:right w:w="100" w:type="dxa"/>
-            </w:tcMar>
-            <w:tcBorders>
-              <w:top w:val="single" w:sz="4" w:color="D9D9D9"/>
-              <w:bottom w:val="single" w:sz="4" w:color="D9D9D9"/>
-              <w:left w:val="single" w:sz="4" w:color="D9D9D9"/>
-              <w:right w:val="single" w:sz="4" w:color="D9D9D9"/>
-            </w:tcBorders>
-          </w:tcPr>
-          <w:p>
-            <w:pPr>
-              <w:spacing w:after="60" w:line="264" w:lineRule="auto"/>
-            </w:pPr>
-            <w:r>
-              <w:rPr>
-                <w:color w:val="000000"/>
-                <w:sz w:val="20"/>
-              </w:rPr>
-              <w:t>대표 이미지 업로드·저장·조회, 재고 조정·취소·발송 처리 및 개인정보 내려받기 기록 저장. 별도 이력 조회 화면은 협의</w:t>
-            </w:r>
-          </w:p>
-        </w:tc>
-      </w:tr>
-      <w:tr>
-        <w:trPr>
-          <w:cantSplit/>
-        </w:trPr>
-        <w:tc>
-          <w:tcPr>
-            <w:tcW w:type="dxa" w:w="2154"/>
-            <w:shd w:fill="F2F5F7"/>
-            <w:tcMar>
-              <w:top w:w="100" w:type="dxa"/>
-              <w:bottom w:w="100" w:type="dxa"/>
-              <w:left w:w="100" w:type="dxa"/>
-              <w:right w:w="100" w:type="dxa"/>
-            </w:tcMar>
-            <w:tcBorders>
-              <w:top w:val="single" w:sz="4" w:color="D9D9D9"/>
-              <w:bottom w:val="single" w:sz="4" w:color="D9D9D9"/>
-              <w:left w:val="single" w:sz="4" w:color="D9D9D9"/>
-              <w:right w:val="single" w:sz="4" w:color="D9D9D9"/>
-            </w:tcBorders>
-          </w:tcPr>
-          <w:p>
-            <w:pPr>
-              <w:spacing w:after="60" w:line="264" w:lineRule="auto"/>
-            </w:pPr>
-            <w:r>
-              <w:rPr>
-                <w:color w:val="000000"/>
-                <w:sz w:val="20"/>
-              </w:rPr>
-              <w:t>11 검증과 배포</w:t>
-            </w:r>
-          </w:p>
-        </w:tc>
-        <w:tc>
-          <w:tcPr>
-            <w:tcW w:type="dxa" w:w="7654"/>
-            <w:shd w:fill="F2F5F7"/>
-            <w:tcMar>
-              <w:top w:w="100" w:type="dxa"/>
-              <w:bottom w:w="100" w:type="dxa"/>
-              <w:left w:w="100" w:type="dxa"/>
-              <w:right w:w="100" w:type="dxa"/>
-            </w:tcMar>
-            <w:tcBorders>
-              <w:top w:val="single" w:sz="4" w:color="D9D9D9"/>
-              <w:bottom w:val="single" w:sz="4" w:color="D9D9D9"/>
-              <w:left w:val="single" w:sz="4" w:color="D9D9D9"/>
-              <w:right w:val="single" w:sz="4" w:color="D9D9D9"/>
-            </w:tcBorders>
-          </w:tcPr>
-          <w:p>
-            <w:pPr>
-              <w:spacing w:after="60" w:line="264" w:lineRule="auto"/>
-            </w:pPr>
-            <w:r>
-              <w:rPr>
-                <w:color w:val="000000"/>
-                <w:sz w:val="20"/>
-              </w:rPr>
-              <w:t>모바일 사용자 화면·데스크톱 관리자 적용, 핵심 구매·취소·출고 통합 테스트, 기존 환경 배포와 인수 자료</w:t>
-            </w:r>
-          </w:p>
-        </w:tc>
-      </w:tr>
-    </w:tbl>
-    <w:p>
-      <w:pPr>
-        <w:spacing w:after="140"/>
-      </w:pPr>
-    </w:p>
-    <w:p>
-      <w:pPr>
-        <w:pStyle w:val="Heading1"/>
-      </w:pPr>
-      <w:r>
-        <w:t>견적에 영향을 주는 확인 사항</w:t>
-      </w:r>
-    </w:p>
-    <w:tbl>
-      <w:tblPr>
-        <w:tblW w:type="auto" w:w="0"/>
-        <w:tblLayout w:type="fixed"/>
-        <w:tblLook w:firstColumn="1" w:firstRow="1" w:lastColumn="0" w:lastRow="0" w:noHBand="0" w:noVBand="1" w:val="04A0"/>
-      </w:tblPr>
-      <w:tblGrid>
-        <w:gridCol w:w="2154"/>
-        <w:gridCol w:w="7654"/>
-      </w:tblGrid>
-      <w:tr>
-        <w:trPr>
-          <w:cantSplit/>
-          <w:tblHeader/>
-        </w:trPr>
-        <w:tc>
-          <w:tcPr>
-            <w:tcW w:type="dxa" w:w="2154"/>
-            <w:shd w:fill="173C55"/>
-            <w:tcMar>
-              <w:top w:w="100" w:type="dxa"/>
-              <w:bottom w:w="100" w:type="dxa"/>
-              <w:left w:w="100" w:type="dxa"/>
-              <w:right w:w="100" w:type="dxa"/>
-            </w:tcMar>
-            <w:tcBorders>
-              <w:top w:val="single" w:sz="4" w:color="D9D9D9"/>
-              <w:bottom w:val="single" w:sz="4" w:color="D9D9D9"/>
-              <w:left w:val="single" w:sz="4" w:color="D9D9D9"/>
-              <w:right w:val="single" w:sz="4" w:color="D9D9D9"/>
-            </w:tcBorders>
-          </w:tcPr>
-          <w:p>
-            <w:pPr>
-              <w:spacing w:after="60" w:line="264" w:lineRule="auto"/>
-            </w:pPr>
-            <w:r>
-              <w:rPr>
-                <w:color w:val="FFFFFF"/>
-                <w:sz w:val="20"/>
-              </w:rPr>
-              <w:t>확인 사항</w:t>
-            </w:r>
-          </w:p>
-        </w:tc>
-        <w:tc>
-          <w:tcPr>
-            <w:tcW w:type="dxa" w:w="7654"/>
-            <w:shd w:fill="173C55"/>
-            <w:tcMar>
-              <w:top w:w="100" w:type="dxa"/>
-              <w:bottom w:w="100" w:type="dxa"/>
-              <w:left w:w="100" w:type="dxa"/>
-              <w:right w:w="100" w:type="dxa"/>
-            </w:tcMar>
-            <w:tcBorders>
-              <w:top w:val="single" w:sz="4" w:color="D9D9D9"/>
-              <w:bottom w:val="single" w:sz="4" w:color="D9D9D9"/>
-              <w:left w:val="single" w:sz="4" w:color="D9D9D9"/>
-              <w:right w:val="single" w:sz="4" w:color="D9D9D9"/>
-            </w:tcBorders>
-          </w:tcPr>
-          <w:p>
-            <w:pPr>
-              <w:spacing w:after="60" w:line="264" w:lineRule="auto"/>
-            </w:pPr>
-            <w:r>
-              <w:rPr>
-                <w:color w:val="FFFFFF"/>
-                <w:sz w:val="20"/>
-              </w:rPr>
-              <w:t>기본 산정 전제 또는 추가 비용 기준</w:t>
-            </w:r>
-          </w:p>
-        </w:tc>
-      </w:tr>
-      <w:tr>
-        <w:trPr>
-          <w:cantSplit/>
-        </w:trPr>
-        <w:tc>
-          <w:tcPr>
-            <w:tcW w:type="dxa" w:w="2154"/>
-            <w:shd w:fill="FFFFFF"/>
-            <w:tcMar>
-              <w:top w:w="100" w:type="dxa"/>
-              <w:bottom w:w="100" w:type="dxa"/>
-              <w:left w:w="100" w:type="dxa"/>
-              <w:right w:w="100" w:type="dxa"/>
-            </w:tcMar>
-            <w:tcBorders>
-              <w:top w:val="single" w:sz="4" w:color="D9D9D9"/>
-              <w:bottom w:val="single" w:sz="4" w:color="D9D9D9"/>
-              <w:left w:val="single" w:sz="4" w:color="D9D9D9"/>
-              <w:right w:val="single" w:sz="4" w:color="D9D9D9"/>
-            </w:tcBorders>
-          </w:tcPr>
-          <w:p>
-            <w:pPr>
-              <w:spacing w:after="60" w:line="264" w:lineRule="auto"/>
-            </w:pPr>
-            <w:r>
-              <w:rPr>
-                <w:color w:val="000000"/>
-                <w:sz w:val="20"/>
-              </w:rPr>
-              <w:t>회원과 PG 재사용</w:t>
-            </w:r>
-          </w:p>
-        </w:tc>
-        <w:tc>
-          <w:tcPr>
-            <w:tcW w:type="dxa" w:w="7654"/>
-            <w:shd w:fill="FFFFFF"/>
-            <w:tcMar>
-              <w:top w:w="100" w:type="dxa"/>
-              <w:bottom w:w="100" w:type="dxa"/>
-              <w:left w:w="100" w:type="dxa"/>
-              <w:right w:w="100" w:type="dxa"/>
-            </w:tcMar>
-            <w:tcBorders>
-              <w:top w:val="single" w:sz="4" w:color="D9D9D9"/>
-              <w:bottom w:val="single" w:sz="4" w:color="D9D9D9"/>
-              <w:left w:val="single" w:sz="4" w:color="D9D9D9"/>
-              <w:right w:val="single" w:sz="4" w:color="D9D9D9"/>
-            </w:tcBorders>
-          </w:tcPr>
-          <w:p>
-            <w:pPr>
-              <w:spacing w:after="60" w:line="264" w:lineRule="auto"/>
-            </w:pPr>
-            <w:r>
-              <w:rPr>
-                <w:color w:val="000000"/>
-                <w:sz w:val="20"/>
-              </w:rPr>
-              <w:t>기존 회원·PG를 활용하되 연결 작업은 포함. 기존 모듈 수정이나 신규 결제 계약이 필요하면 별도 표시</w:t>
-            </w:r>
-          </w:p>
-        </w:tc>
-      </w:tr>
-      <w:tr>
-        <w:trPr>
-          <w:cantSplit/>
-        </w:trPr>
-        <w:tc>
-          <w:tcPr>
-            <w:tcW w:type="dxa" w:w="2154"/>
-            <w:shd w:fill="F2F5F7"/>
-            <w:tcMar>
-              <w:top w:w="100" w:type="dxa"/>
-              <w:bottom w:w="100" w:type="dxa"/>
-              <w:left w:w="100" w:type="dxa"/>
-              <w:right w:w="100" w:type="dxa"/>
-            </w:tcMar>
-            <w:tcBorders>
-              <w:top w:val="single" w:sz="4" w:color="D9D9D9"/>
-              <w:bottom w:val="single" w:sz="4" w:color="D9D9D9"/>
-              <w:left w:val="single" w:sz="4" w:color="D9D9D9"/>
-              <w:right w:val="single" w:sz="4" w:color="D9D9D9"/>
-            </w:tcBorders>
-          </w:tcPr>
-          <w:p>
-            <w:pPr>
-              <w:spacing w:after="60" w:line="264" w:lineRule="auto"/>
-            </w:pPr>
-            <w:r>
-              <w:rPr>
-                <w:color w:val="000000"/>
-                <w:sz w:val="20"/>
-              </w:rPr>
-              <w:t>정책과 운영 규모</w:t>
-            </w:r>
-          </w:p>
-        </w:tc>
-        <w:tc>
-          <w:tcPr>
-            <w:tcW w:type="dxa" w:w="7654"/>
-            <w:shd w:fill="F2F5F7"/>
-            <w:tcMar>
-              <w:top w:w="100" w:type="dxa"/>
-              <w:bottom w:w="100" w:type="dxa"/>
-              <w:left w:w="100" w:type="dxa"/>
-              <w:right w:w="100" w:type="dxa"/>
-            </w:tcMar>
-            <w:tcBorders>
-              <w:top w:val="single" w:sz="4" w:color="D9D9D9"/>
-              <w:bottom w:val="single" w:sz="4" w:color="D9D9D9"/>
-              <w:left w:val="single" w:sz="4" w:color="D9D9D9"/>
-              <w:right w:val="single" w:sz="4" w:color="D9D9D9"/>
-            </w:tcBorders>
-          </w:tcPr>
-          <w:p>
-            <w:pPr>
-              <w:spacing w:after="60" w:line="264" w:lineRule="auto"/>
-            </w:pPr>
-            <w:r>
-              <w:rPr>
-                <w:color w:val="000000"/>
-                <w:sz w:val="20"/>
-              </w:rPr>
-              <w:t>배송비·취소·관리자 예외·합포장·예상 상품수 및 주문량 확정. 복수 정책이나 대량 처리 요구는 추가 산정</w:t>
-            </w:r>
-          </w:p>
-        </w:tc>
-      </w:tr>
-      <w:tr>
-        <w:trPr>
-          <w:cantSplit/>
-        </w:trPr>
-        <w:tc>
-          <w:tcPr>
-            <w:tcW w:type="dxa" w:w="2154"/>
-            <w:shd w:fill="FFFFFF"/>
-            <w:tcMar>
-              <w:top w:w="100" w:type="dxa"/>
-              <w:bottom w:w="100" w:type="dxa"/>
-              <w:left w:w="100" w:type="dxa"/>
-              <w:right w:w="100" w:type="dxa"/>
-            </w:tcMar>
-            <w:tcBorders>
-              <w:top w:val="single" w:sz="4" w:color="D9D9D9"/>
-              <w:bottom w:val="single" w:sz="4" w:color="D9D9D9"/>
-              <w:left w:val="single" w:sz="4" w:color="D9D9D9"/>
-              <w:right w:val="single" w:sz="4" w:color="D9D9D9"/>
-            </w:tcBorders>
-          </w:tcPr>
-          <w:p>
-            <w:pPr>
-              <w:spacing w:after="60" w:line="264" w:lineRule="auto"/>
-            </w:pPr>
-            <w:r>
-              <w:rPr>
-                <w:color w:val="000000"/>
-                <w:sz w:val="20"/>
-              </w:rPr>
-              <w:t>자료와 인프라</w:t>
-            </w:r>
-          </w:p>
-        </w:tc>
-        <w:tc>
-          <w:tcPr>
-            <w:tcW w:type="dxa" w:w="7654"/>
-            <w:shd w:fill="FFFFFF"/>
-            <w:tcMar>
-              <w:top w:w="100" w:type="dxa"/>
-              <w:bottom w:w="100" w:type="dxa"/>
-              <w:left w:w="100" w:type="dxa"/>
-              <w:right w:w="100" w:type="dxa"/>
-            </w:tcMar>
-            <w:tcBorders>
-              <w:top w:val="single" w:sz="4" w:color="D9D9D9"/>
-              <w:bottom w:val="single" w:sz="4" w:color="D9D9D9"/>
-              <w:left w:val="single" w:sz="4" w:color="D9D9D9"/>
-              <w:right w:val="single" w:sz="4" w:color="D9D9D9"/>
-            </w:tcBorders>
-          </w:tcPr>
-          <w:p>
-            <w:pPr>
-              <w:spacing w:after="60" w:line="264" w:lineRule="auto"/>
-            </w:pPr>
-            <w:r>
-              <w:rPr>
-                <w:color w:val="000000"/>
-                <w:sz w:val="20"/>
-              </w:rPr>
-              <w:t>고객사 상품 자료·이미지·안내 문구·디자인 제공. 기존 서버 용량 내 배포 전제. 추가 서버·저장 공간과 외부 서비스 이용료는 분리</w:t>
-            </w:r>
-          </w:p>
-        </w:tc>
-      </w:tr>
-      <w:tr>
-        <w:trPr>
-          <w:cantSplit/>
-        </w:trPr>
-        <w:tc>
-          <w:tcPr>
-            <w:tcW w:type="dxa" w:w="2154"/>
-            <w:shd w:fill="F2F5F7"/>
-            <w:tcMar>
-              <w:top w:w="100" w:type="dxa"/>
-              <w:bottom w:w="100" w:type="dxa"/>
-              <w:left w:w="100" w:type="dxa"/>
-              <w:right w:w="100" w:type="dxa"/>
-            </w:tcMar>
-            <w:tcBorders>
-              <w:top w:val="single" w:sz="4" w:color="D9D9D9"/>
-              <w:bottom w:val="single" w:sz="4" w:color="D9D9D9"/>
-              <w:left w:val="single" w:sz="4" w:color="D9D9D9"/>
-              <w:right w:val="single" w:sz="4" w:color="D9D9D9"/>
-            </w:tcBorders>
-          </w:tcPr>
-          <w:p>
-            <w:pPr>
-              <w:spacing w:after="60" w:line="264" w:lineRule="auto"/>
-            </w:pPr>
-            <w:r>
-              <w:rPr>
-                <w:color w:val="000000"/>
-                <w:sz w:val="20"/>
-              </w:rPr>
-              <w:t>장바구니와 기록</w:t>
-            </w:r>
-          </w:p>
-        </w:tc>
-        <w:tc>
-          <w:tcPr>
-            <w:tcW w:type="dxa" w:w="7654"/>
-            <w:shd w:fill="F2F5F7"/>
-            <w:tcMar>
-              <w:top w:w="100" w:type="dxa"/>
-              <w:bottom w:w="100" w:type="dxa"/>
-              <w:left w:w="100" w:type="dxa"/>
-              <w:right w:w="100" w:type="dxa"/>
-            </w:tcMar>
-            <w:tcBorders>
-              <w:top w:val="single" w:sz="4" w:color="D9D9D9"/>
-              <w:bottom w:val="single" w:sz="4" w:color="D9D9D9"/>
-              <w:left w:val="single" w:sz="4" w:color="D9D9D9"/>
-              <w:right w:val="single" w:sz="4" w:color="D9D9D9"/>
-            </w:tcBorders>
-          </w:tcPr>
-          <w:p>
-            <w:pPr>
-              <w:spacing w:after="60" w:line="264" w:lineRule="auto"/>
-            </w:pPr>
-            <w:r>
-              <w:rPr>
-                <w:color w:val="000000"/>
-                <w:sz w:val="20"/>
-              </w:rPr>
-              <w:t>기기 간 장바구니 공유·자료 이관·이력 조회 화면·기록 보존 기간은 확정 전. 기본 포함 여부와 추가 공수를 명시</w:t>
-            </w:r>
-          </w:p>
-        </w:tc>
-      </w:tr>
-    </w:tbl>
-    <w:p>
-      <w:pPr>
-        <w:spacing w:after="140"/>
-      </w:pPr>
-    </w:p>
-    <w:p>
-      <w:pPr>
-        <w:spacing w:after="140"/>
-      </w:pPr>
-      <w:r>
-        <w:t>현재 화면은 업무 흐름 시연 자료다. 실제 인증·카드 승인·권한·서버 저장 연동이 완료된 것으로 산정하지 않는다. 시연 코드의 재사용 가능 범위는 개발사가 확인한다.</w:t>
+        <w:t>고객사 확인</w:t>
       </w:r>
     </w:p>
     <w:p>
       <w:r>
-        <w:br w:type="page"/>
+        <w:rPr>
+          <w:b/>
+        </w:rPr>
+        <w:t xml:space="preserve">개인정보  </w:t>
+      </w:r>
+      <w:r>
+        <w:t>주문·배송 자료 보존 기간과 파기 방식</w:t>
       </w:r>
     </w:p>
     <w:p>
-      <w:pPr>
-        <w:pStyle w:val="Heading1"/>
-      </w:pPr>
       <w:r>
-        <w:t>5 선택 범위와 견적 회신 양식</w:t>
+        <w:rPr>
+          <w:b/>
+        </w:rPr>
+        <w:t xml:space="preserve">안내 문구  </w:t>
       </w:r>
-    </w:p>
-    <w:tbl>
-      <w:tblPr>
-        <w:tblW w:type="auto" w:w="0"/>
-        <w:tblLayout w:type="fixed"/>
-        <w:tblLook w:firstColumn="1" w:firstRow="1" w:lastColumn="0" w:lastRow="0" w:noHBand="0" w:noVBand="1" w:val="04A0"/>
-      </w:tblPr>
-      <w:tblGrid>
-        <w:gridCol w:w="2835"/>
-        <w:gridCol w:w="6973"/>
-      </w:tblGrid>
-      <w:tr>
-        <w:trPr>
-          <w:cantSplit/>
-          <w:tblHeader/>
-        </w:trPr>
-        <w:tc>
-          <w:tcPr>
-            <w:tcW w:type="dxa" w:w="2835"/>
-            <w:shd w:fill="173C55"/>
-            <w:tcMar>
-              <w:top w:w="100" w:type="dxa"/>
-              <w:bottom w:w="100" w:type="dxa"/>
-              <w:left w:w="100" w:type="dxa"/>
-              <w:right w:w="100" w:type="dxa"/>
-            </w:tcMar>
-            <w:tcBorders>
-              <w:top w:val="single" w:sz="4" w:color="D9D9D9"/>
-              <w:bottom w:val="single" w:sz="4" w:color="D9D9D9"/>
-              <w:left w:val="single" w:sz="4" w:color="D9D9D9"/>
-              <w:right w:val="single" w:sz="4" w:color="D9D9D9"/>
-            </w:tcBorders>
-          </w:tcPr>
-          <w:p>
-            <w:pPr>
-              <w:spacing w:after="60" w:line="264" w:lineRule="auto"/>
-            </w:pPr>
-            <w:r>
-              <w:rPr>
-                <w:color w:val="FFFFFF"/>
-                <w:sz w:val="20"/>
-              </w:rPr>
-              <w:t>선택 항목</w:t>
-            </w:r>
-          </w:p>
-        </w:tc>
-        <w:tc>
-          <w:tcPr>
-            <w:tcW w:type="dxa" w:w="6973"/>
-            <w:shd w:fill="173C55"/>
-            <w:tcMar>
-              <w:top w:w="100" w:type="dxa"/>
-              <w:bottom w:w="100" w:type="dxa"/>
-              <w:left w:w="100" w:type="dxa"/>
-              <w:right w:w="100" w:type="dxa"/>
-            </w:tcMar>
-            <w:tcBorders>
-              <w:top w:val="single" w:sz="4" w:color="D9D9D9"/>
-              <w:bottom w:val="single" w:sz="4" w:color="D9D9D9"/>
-              <w:left w:val="single" w:sz="4" w:color="D9D9D9"/>
-              <w:right w:val="single" w:sz="4" w:color="D9D9D9"/>
-            </w:tcBorders>
-          </w:tcPr>
-          <w:p>
-            <w:pPr>
-              <w:spacing w:after="60" w:line="264" w:lineRule="auto"/>
-            </w:pPr>
-            <w:r>
-              <w:rPr>
-                <w:color w:val="FFFFFF"/>
-                <w:sz w:val="20"/>
-              </w:rPr>
-              <w:t>별도 산정할 내용</w:t>
-            </w:r>
-          </w:p>
-        </w:tc>
-      </w:tr>
-      <w:tr>
-        <w:trPr>
-          <w:cantSplit/>
-        </w:trPr>
-        <w:tc>
-          <w:tcPr>
-            <w:tcW w:type="dxa" w:w="2835"/>
-            <w:shd w:fill="FFFFFF"/>
-            <w:tcMar>
-              <w:top w:w="100" w:type="dxa"/>
-              <w:bottom w:w="100" w:type="dxa"/>
-              <w:left w:w="100" w:type="dxa"/>
-              <w:right w:w="100" w:type="dxa"/>
-            </w:tcMar>
-            <w:tcBorders>
-              <w:top w:val="single" w:sz="4" w:color="D9D9D9"/>
-              <w:bottom w:val="single" w:sz="4" w:color="D9D9D9"/>
-              <w:left w:val="single" w:sz="4" w:color="D9D9D9"/>
-              <w:right w:val="single" w:sz="4" w:color="D9D9D9"/>
-            </w:tcBorders>
-          </w:tcPr>
-          <w:p>
-            <w:pPr>
-              <w:spacing w:after="60" w:line="264" w:lineRule="auto"/>
-            </w:pPr>
-            <w:r>
-              <w:rPr>
-                <w:color w:val="000000"/>
-                <w:sz w:val="20"/>
-              </w:rPr>
-              <w:t>선택 01 상세 편집 도구</w:t>
-              <w:br/>
-              <w:t>FN-023</w:t>
-            </w:r>
-          </w:p>
-        </w:tc>
-        <w:tc>
-          <w:tcPr>
-            <w:tcW w:type="dxa" w:w="6973"/>
-            <w:shd w:fill="FFFFFF"/>
-            <w:tcMar>
-              <w:top w:w="100" w:type="dxa"/>
-              <w:bottom w:w="100" w:type="dxa"/>
-              <w:left w:w="100" w:type="dxa"/>
-              <w:right w:w="100" w:type="dxa"/>
-            </w:tcMar>
-            <w:tcBorders>
-              <w:top w:val="single" w:sz="4" w:color="D9D9D9"/>
-              <w:bottom w:val="single" w:sz="4" w:color="D9D9D9"/>
-              <w:left w:val="single" w:sz="4" w:color="D9D9D9"/>
-              <w:right w:val="single" w:sz="4" w:color="D9D9D9"/>
-            </w:tcBorders>
-          </w:tcPr>
-          <w:p>
-            <w:pPr>
-              <w:spacing w:after="60" w:line="264" w:lineRule="auto"/>
-            </w:pPr>
-            <w:r>
-              <w:rPr>
-                <w:color w:val="000000"/>
-                <w:sz w:val="20"/>
-              </w:rPr>
-              <w:t>서식·링크·이미지·영상 삽입과 미리보기, 미디어 저장 및 허용 콘텐츠 처리. 기본 상품 설명 입력과 구분</w:t>
-            </w:r>
-          </w:p>
-        </w:tc>
-      </w:tr>
-      <w:tr>
-        <w:trPr>
-          <w:cantSplit/>
-        </w:trPr>
-        <w:tc>
-          <w:tcPr>
-            <w:tcW w:type="dxa" w:w="2835"/>
-            <w:shd w:fill="F2F5F7"/>
-            <w:tcMar>
-              <w:top w:w="100" w:type="dxa"/>
-              <w:bottom w:w="100" w:type="dxa"/>
-              <w:left w:w="100" w:type="dxa"/>
-              <w:right w:w="100" w:type="dxa"/>
-            </w:tcMar>
-            <w:tcBorders>
-              <w:top w:val="single" w:sz="4" w:color="D9D9D9"/>
-              <w:bottom w:val="single" w:sz="4" w:color="D9D9D9"/>
-              <w:left w:val="single" w:sz="4" w:color="D9D9D9"/>
-              <w:right w:val="single" w:sz="4" w:color="D9D9D9"/>
-            </w:tcBorders>
-          </w:tcPr>
-          <w:p>
-            <w:pPr>
-              <w:spacing w:after="60" w:line="264" w:lineRule="auto"/>
-            </w:pPr>
-            <w:r>
-              <w:rPr>
-                <w:color w:val="000000"/>
-                <w:sz w:val="20"/>
-              </w:rPr>
-              <w:t>선택 02 스토어 설정</w:t>
-              <w:br/>
-              <w:t>FN-026</w:t>
-            </w:r>
-          </w:p>
-        </w:tc>
-        <w:tc>
-          <w:tcPr>
-            <w:tcW w:type="dxa" w:w="6973"/>
-            <w:shd w:fill="F2F5F7"/>
-            <w:tcMar>
-              <w:top w:w="100" w:type="dxa"/>
-              <w:bottom w:w="100" w:type="dxa"/>
-              <w:left w:w="100" w:type="dxa"/>
-              <w:right w:w="100" w:type="dxa"/>
-            </w:tcMar>
-            <w:tcBorders>
-              <w:top w:val="single" w:sz="4" w:color="D9D9D9"/>
-              <w:bottom w:val="single" w:sz="4" w:color="D9D9D9"/>
-              <w:left w:val="single" w:sz="4" w:color="D9D9D9"/>
-              <w:right w:val="single" w:sz="4" w:color="D9D9D9"/>
-            </w:tcBorders>
-          </w:tcPr>
-          <w:p>
-            <w:pPr>
-              <w:spacing w:after="60" w:line="264" w:lineRule="auto"/>
-            </w:pPr>
-            <w:r>
-              <w:rPr>
-                <w:color w:val="000000"/>
-                <w:sz w:val="20"/>
-              </w:rPr>
-              <w:t>배송비·취소시간·배송 안내 수정 화면, 설정 저장과 변경 기록, 기존 주문 보존 및 새 주문부터 적용</w:t>
-            </w:r>
-          </w:p>
-        </w:tc>
-      </w:tr>
-    </w:tbl>
-    <w:p>
-      <w:pPr>
-        <w:spacing w:after="140"/>
-      </w:pPr>
-    </w:p>
-    <w:p>
-      <w:pPr>
-        <w:spacing w:after="140"/>
-      </w:pPr>
       <w:r>
-        <w:t>선택 항목은 시연 화면에 존재하지만 이번 기본 견적에 자동 포함하지 않는다. 기본 견적과 선택 항목 추가 금액을 구분해 회신한다.</w:t>
-      </w:r>
-    </w:p>
-    <w:tbl>
-      <w:tblPr>
-        <w:tblW w:type="auto" w:w="0"/>
-        <w:tblLayout w:type="fixed"/>
-        <w:tblLook w:firstColumn="1" w:firstRow="1" w:lastColumn="0" w:lastRow="0" w:noHBand="0" w:noVBand="1" w:val="04A0"/>
-      </w:tblPr>
-      <w:tblGrid>
-        <w:gridCol w:w="6406"/>
-        <w:gridCol w:w="1701"/>
-        <w:gridCol w:w="1701"/>
-      </w:tblGrid>
-      <w:tr>
-        <w:trPr>
-          <w:cantSplit/>
-          <w:tblHeader/>
-        </w:trPr>
-        <w:tc>
-          <w:tcPr>
-            <w:tcW w:type="dxa" w:w="6406"/>
-            <w:shd w:fill="173C55"/>
-            <w:tcMar>
-              <w:top w:w="100" w:type="dxa"/>
-              <w:bottom w:w="100" w:type="dxa"/>
-              <w:left w:w="100" w:type="dxa"/>
-              <w:right w:w="100" w:type="dxa"/>
-            </w:tcMar>
-            <w:tcBorders>
-              <w:top w:val="single" w:sz="4" w:color="D9D9D9"/>
-              <w:bottom w:val="single" w:sz="4" w:color="D9D9D9"/>
-              <w:left w:val="single" w:sz="4" w:color="D9D9D9"/>
-              <w:right w:val="single" w:sz="4" w:color="D9D9D9"/>
-            </w:tcBorders>
-          </w:tcPr>
-          <w:p>
-            <w:pPr>
-              <w:spacing w:after="60" w:line="264" w:lineRule="auto"/>
-            </w:pPr>
-            <w:r>
-              <w:rPr>
-                <w:color w:val="FFFFFF"/>
-                <w:sz w:val="20"/>
-              </w:rPr>
-              <w:t>산정 항목</w:t>
-            </w:r>
-          </w:p>
-        </w:tc>
-        <w:tc>
-          <w:tcPr>
-            <w:tcW w:type="dxa" w:w="1701"/>
-            <w:shd w:fill="173C55"/>
-            <w:tcMar>
-              <w:top w:w="100" w:type="dxa"/>
-              <w:bottom w:w="100" w:type="dxa"/>
-              <w:left w:w="100" w:type="dxa"/>
-              <w:right w:w="100" w:type="dxa"/>
-            </w:tcMar>
-            <w:tcBorders>
-              <w:top w:val="single" w:sz="4" w:color="D9D9D9"/>
-              <w:bottom w:val="single" w:sz="4" w:color="D9D9D9"/>
-              <w:left w:val="single" w:sz="4" w:color="D9D9D9"/>
-              <w:right w:val="single" w:sz="4" w:color="D9D9D9"/>
-            </w:tcBorders>
-          </w:tcPr>
-          <w:p>
-            <w:pPr>
-              <w:spacing w:after="60" w:line="264" w:lineRule="auto"/>
-            </w:pPr>
-            <w:r>
-              <w:rPr>
-                <w:color w:val="FFFFFF"/>
-                <w:sz w:val="20"/>
-              </w:rPr>
-              <w:t>공수 PD</w:t>
-            </w:r>
-          </w:p>
-        </w:tc>
-        <w:tc>
-          <w:tcPr>
-            <w:tcW w:type="dxa" w:w="1701"/>
-            <w:shd w:fill="173C55"/>
-            <w:tcMar>
-              <w:top w:w="100" w:type="dxa"/>
-              <w:bottom w:w="100" w:type="dxa"/>
-              <w:left w:w="100" w:type="dxa"/>
-              <w:right w:w="100" w:type="dxa"/>
-            </w:tcMar>
-            <w:tcBorders>
-              <w:top w:val="single" w:sz="4" w:color="D9D9D9"/>
-              <w:bottom w:val="single" w:sz="4" w:color="D9D9D9"/>
-              <w:left w:val="single" w:sz="4" w:color="D9D9D9"/>
-              <w:right w:val="single" w:sz="4" w:color="D9D9D9"/>
-            </w:tcBorders>
-          </w:tcPr>
-          <w:p>
-            <w:pPr>
-              <w:spacing w:after="60" w:line="264" w:lineRule="auto"/>
-            </w:pPr>
-            <w:r>
-              <w:rPr>
-                <w:color w:val="FFFFFF"/>
-                <w:sz w:val="20"/>
-              </w:rPr>
-              <w:t>금액 원</w:t>
-            </w:r>
-          </w:p>
-        </w:tc>
-      </w:tr>
-      <w:tr>
-        <w:trPr>
-          <w:cantSplit/>
-        </w:trPr>
-        <w:tc>
-          <w:tcPr>
-            <w:tcW w:type="dxa" w:w="6406"/>
-            <w:shd w:fill="FFFFFF"/>
-            <w:tcMar>
-              <w:top w:w="100" w:type="dxa"/>
-              <w:bottom w:w="100" w:type="dxa"/>
-              <w:left w:w="100" w:type="dxa"/>
-              <w:right w:w="100" w:type="dxa"/>
-            </w:tcMar>
-            <w:tcBorders>
-              <w:top w:val="single" w:sz="4" w:color="D9D9D9"/>
-              <w:bottom w:val="single" w:sz="4" w:color="D9D9D9"/>
-              <w:left w:val="single" w:sz="4" w:color="D9D9D9"/>
-              <w:right w:val="single" w:sz="4" w:color="D9D9D9"/>
-            </w:tcBorders>
-          </w:tcPr>
-          <w:p>
-            <w:pPr>
-              <w:spacing w:after="60" w:line="264" w:lineRule="auto"/>
-            </w:pPr>
-            <w:r>
-              <w:rPr>
-                <w:color w:val="000000"/>
-                <w:sz w:val="20"/>
-              </w:rPr>
-              <w:t>01 상품 탐색</w:t>
-            </w:r>
-          </w:p>
-        </w:tc>
-        <w:tc>
-          <w:tcPr>
-            <w:tcW w:type="dxa" w:w="1701"/>
-            <w:shd w:fill="FFFFFF"/>
-            <w:tcMar>
-              <w:top w:w="100" w:type="dxa"/>
-              <w:bottom w:w="100" w:type="dxa"/>
-              <w:left w:w="100" w:type="dxa"/>
-              <w:right w:w="100" w:type="dxa"/>
-            </w:tcMar>
-            <w:tcBorders>
-              <w:top w:val="single" w:sz="4" w:color="D9D9D9"/>
-              <w:bottom w:val="single" w:sz="4" w:color="D9D9D9"/>
-              <w:left w:val="single" w:sz="4" w:color="D9D9D9"/>
-              <w:right w:val="single" w:sz="4" w:color="D9D9D9"/>
-            </w:tcBorders>
-          </w:tcPr>
-          <w:p>
-            <w:pPr>
-              <w:spacing w:after="60" w:line="264" w:lineRule="auto"/>
-            </w:pPr>
-            <w:r>
-              <w:rPr>
-                <w:color w:val="000000"/>
-                <w:sz w:val="20"/>
-              </w:rPr>
-            </w:r>
-          </w:p>
-        </w:tc>
-        <w:tc>
-          <w:tcPr>
-            <w:tcW w:type="dxa" w:w="1701"/>
-            <w:shd w:fill="FFFFFF"/>
-            <w:tcMar>
-              <w:top w:w="100" w:type="dxa"/>
-              <w:bottom w:w="100" w:type="dxa"/>
-              <w:left w:w="100" w:type="dxa"/>
-              <w:right w:w="100" w:type="dxa"/>
-            </w:tcMar>
-            <w:tcBorders>
-              <w:top w:val="single" w:sz="4" w:color="D9D9D9"/>
-              <w:bottom w:val="single" w:sz="4" w:color="D9D9D9"/>
-              <w:left w:val="single" w:sz="4" w:color="D9D9D9"/>
-              <w:right w:val="single" w:sz="4" w:color="D9D9D9"/>
-            </w:tcBorders>
-          </w:tcPr>
-          <w:p>
-            <w:pPr>
-              <w:spacing w:after="60" w:line="264" w:lineRule="auto"/>
-            </w:pPr>
-            <w:r>
-              <w:rPr>
-                <w:color w:val="000000"/>
-                <w:sz w:val="20"/>
-              </w:rPr>
-            </w:r>
-          </w:p>
-        </w:tc>
-      </w:tr>
-      <w:tr>
-        <w:trPr>
-          <w:cantSplit/>
-        </w:trPr>
-        <w:tc>
-          <w:tcPr>
-            <w:tcW w:type="dxa" w:w="6406"/>
-            <w:shd w:fill="F2F5F7"/>
-            <w:tcMar>
-              <w:top w:w="100" w:type="dxa"/>
-              <w:bottom w:w="100" w:type="dxa"/>
-              <w:left w:w="100" w:type="dxa"/>
-              <w:right w:w="100" w:type="dxa"/>
-            </w:tcMar>
-            <w:tcBorders>
-              <w:top w:val="single" w:sz="4" w:color="D9D9D9"/>
-              <w:bottom w:val="single" w:sz="4" w:color="D9D9D9"/>
-              <w:left w:val="single" w:sz="4" w:color="D9D9D9"/>
-              <w:right w:val="single" w:sz="4" w:color="D9D9D9"/>
-            </w:tcBorders>
-          </w:tcPr>
-          <w:p>
-            <w:pPr>
-              <w:spacing w:after="60" w:line="264" w:lineRule="auto"/>
-            </w:pPr>
-            <w:r>
-              <w:rPr>
-                <w:color w:val="000000"/>
-                <w:sz w:val="20"/>
-              </w:rPr>
-              <w:t>02 구매와 장바구니</w:t>
-            </w:r>
-          </w:p>
-        </w:tc>
-        <w:tc>
-          <w:tcPr>
-            <w:tcW w:type="dxa" w:w="1701"/>
-            <w:shd w:fill="F2F5F7"/>
-            <w:tcMar>
-              <w:top w:w="100" w:type="dxa"/>
-              <w:bottom w:w="100" w:type="dxa"/>
-              <w:left w:w="100" w:type="dxa"/>
-              <w:right w:w="100" w:type="dxa"/>
-            </w:tcMar>
-            <w:tcBorders>
-              <w:top w:val="single" w:sz="4" w:color="D9D9D9"/>
-              <w:bottom w:val="single" w:sz="4" w:color="D9D9D9"/>
-              <w:left w:val="single" w:sz="4" w:color="D9D9D9"/>
-              <w:right w:val="single" w:sz="4" w:color="D9D9D9"/>
-            </w:tcBorders>
-          </w:tcPr>
-          <w:p>
-            <w:pPr>
-              <w:spacing w:after="60" w:line="264" w:lineRule="auto"/>
-            </w:pPr>
-            <w:r>
-              <w:rPr>
-                <w:color w:val="000000"/>
-                <w:sz w:val="20"/>
-              </w:rPr>
-            </w:r>
-          </w:p>
-        </w:tc>
-        <w:tc>
-          <w:tcPr>
-            <w:tcW w:type="dxa" w:w="1701"/>
-            <w:shd w:fill="F2F5F7"/>
-            <w:tcMar>
-              <w:top w:w="100" w:type="dxa"/>
-              <w:bottom w:w="100" w:type="dxa"/>
-              <w:left w:w="100" w:type="dxa"/>
-              <w:right w:w="100" w:type="dxa"/>
-            </w:tcMar>
-            <w:tcBorders>
-              <w:top w:val="single" w:sz="4" w:color="D9D9D9"/>
-              <w:bottom w:val="single" w:sz="4" w:color="D9D9D9"/>
-              <w:left w:val="single" w:sz="4" w:color="D9D9D9"/>
-              <w:right w:val="single" w:sz="4" w:color="D9D9D9"/>
-            </w:tcBorders>
-          </w:tcPr>
-          <w:p>
-            <w:pPr>
-              <w:spacing w:after="60" w:line="264" w:lineRule="auto"/>
-            </w:pPr>
-            <w:r>
-              <w:rPr>
-                <w:color w:val="000000"/>
-                <w:sz w:val="20"/>
-              </w:rPr>
-            </w:r>
-          </w:p>
-        </w:tc>
-      </w:tr>
-      <w:tr>
-        <w:trPr>
-          <w:cantSplit/>
-        </w:trPr>
-        <w:tc>
-          <w:tcPr>
-            <w:tcW w:type="dxa" w:w="6406"/>
-            <w:shd w:fill="FFFFFF"/>
-            <w:tcMar>
-              <w:top w:w="100" w:type="dxa"/>
-              <w:bottom w:w="100" w:type="dxa"/>
-              <w:left w:w="100" w:type="dxa"/>
-              <w:right w:w="100" w:type="dxa"/>
-            </w:tcMar>
-            <w:tcBorders>
-              <w:top w:val="single" w:sz="4" w:color="D9D9D9"/>
-              <w:bottom w:val="single" w:sz="4" w:color="D9D9D9"/>
-              <w:left w:val="single" w:sz="4" w:color="D9D9D9"/>
-              <w:right w:val="single" w:sz="4" w:color="D9D9D9"/>
-            </w:tcBorders>
-          </w:tcPr>
-          <w:p>
-            <w:pPr>
-              <w:spacing w:after="60" w:line="264" w:lineRule="auto"/>
-            </w:pPr>
-            <w:r>
-              <w:rPr>
-                <w:color w:val="000000"/>
-                <w:sz w:val="20"/>
-              </w:rPr>
-              <w:t>03 주문서와 결제</w:t>
-            </w:r>
-          </w:p>
-        </w:tc>
-        <w:tc>
-          <w:tcPr>
-            <w:tcW w:type="dxa" w:w="1701"/>
-            <w:shd w:fill="FFFFFF"/>
-            <w:tcMar>
-              <w:top w:w="100" w:type="dxa"/>
-              <w:bottom w:w="100" w:type="dxa"/>
-              <w:left w:w="100" w:type="dxa"/>
-              <w:right w:w="100" w:type="dxa"/>
-            </w:tcMar>
-            <w:tcBorders>
-              <w:top w:val="single" w:sz="4" w:color="D9D9D9"/>
-              <w:bottom w:val="single" w:sz="4" w:color="D9D9D9"/>
-              <w:left w:val="single" w:sz="4" w:color="D9D9D9"/>
-              <w:right w:val="single" w:sz="4" w:color="D9D9D9"/>
-            </w:tcBorders>
-          </w:tcPr>
-          <w:p>
-            <w:pPr>
-              <w:spacing w:after="60" w:line="264" w:lineRule="auto"/>
-            </w:pPr>
-            <w:r>
-              <w:rPr>
-                <w:color w:val="000000"/>
-                <w:sz w:val="20"/>
-              </w:rPr>
-            </w:r>
-          </w:p>
-        </w:tc>
-        <w:tc>
-          <w:tcPr>
-            <w:tcW w:type="dxa" w:w="1701"/>
-            <w:shd w:fill="FFFFFF"/>
-            <w:tcMar>
-              <w:top w:w="100" w:type="dxa"/>
-              <w:bottom w:w="100" w:type="dxa"/>
-              <w:left w:w="100" w:type="dxa"/>
-              <w:right w:w="100" w:type="dxa"/>
-            </w:tcMar>
-            <w:tcBorders>
-              <w:top w:val="single" w:sz="4" w:color="D9D9D9"/>
-              <w:bottom w:val="single" w:sz="4" w:color="D9D9D9"/>
-              <w:left w:val="single" w:sz="4" w:color="D9D9D9"/>
-              <w:right w:val="single" w:sz="4" w:color="D9D9D9"/>
-            </w:tcBorders>
-          </w:tcPr>
-          <w:p>
-            <w:pPr>
-              <w:spacing w:after="60" w:line="264" w:lineRule="auto"/>
-            </w:pPr>
-            <w:r>
-              <w:rPr>
-                <w:color w:val="000000"/>
-                <w:sz w:val="20"/>
-              </w:rPr>
-            </w:r>
-          </w:p>
-        </w:tc>
-      </w:tr>
-      <w:tr>
-        <w:trPr>
-          <w:cantSplit/>
-        </w:trPr>
-        <w:tc>
-          <w:tcPr>
-            <w:tcW w:type="dxa" w:w="6406"/>
-            <w:shd w:fill="F2F5F7"/>
-            <w:tcMar>
-              <w:top w:w="100" w:type="dxa"/>
-              <w:bottom w:w="100" w:type="dxa"/>
-              <w:left w:w="100" w:type="dxa"/>
-              <w:right w:w="100" w:type="dxa"/>
-            </w:tcMar>
-            <w:tcBorders>
-              <w:top w:val="single" w:sz="4" w:color="D9D9D9"/>
-              <w:bottom w:val="single" w:sz="4" w:color="D9D9D9"/>
-              <w:left w:val="single" w:sz="4" w:color="D9D9D9"/>
-              <w:right w:val="single" w:sz="4" w:color="D9D9D9"/>
-            </w:tcBorders>
-          </w:tcPr>
-          <w:p>
-            <w:pPr>
-              <w:spacing w:after="60" w:line="264" w:lineRule="auto"/>
-            </w:pPr>
-            <w:r>
-              <w:rPr>
-                <w:color w:val="000000"/>
-                <w:sz w:val="20"/>
-              </w:rPr>
-              <w:t>04 주문 조회와 취소</w:t>
-            </w:r>
-          </w:p>
-        </w:tc>
-        <w:tc>
-          <w:tcPr>
-            <w:tcW w:type="dxa" w:w="1701"/>
-            <w:shd w:fill="F2F5F7"/>
-            <w:tcMar>
-              <w:top w:w="100" w:type="dxa"/>
-              <w:bottom w:w="100" w:type="dxa"/>
-              <w:left w:w="100" w:type="dxa"/>
-              <w:right w:w="100" w:type="dxa"/>
-            </w:tcMar>
-            <w:tcBorders>
-              <w:top w:val="single" w:sz="4" w:color="D9D9D9"/>
-              <w:bottom w:val="single" w:sz="4" w:color="D9D9D9"/>
-              <w:left w:val="single" w:sz="4" w:color="D9D9D9"/>
-              <w:right w:val="single" w:sz="4" w:color="D9D9D9"/>
-            </w:tcBorders>
-          </w:tcPr>
-          <w:p>
-            <w:pPr>
-              <w:spacing w:after="60" w:line="264" w:lineRule="auto"/>
-            </w:pPr>
-            <w:r>
-              <w:rPr>
-                <w:color w:val="000000"/>
-                <w:sz w:val="20"/>
-              </w:rPr>
-            </w:r>
-          </w:p>
-        </w:tc>
-        <w:tc>
-          <w:tcPr>
-            <w:tcW w:type="dxa" w:w="1701"/>
-            <w:shd w:fill="F2F5F7"/>
-            <w:tcMar>
-              <w:top w:w="100" w:type="dxa"/>
-              <w:bottom w:w="100" w:type="dxa"/>
-              <w:left w:w="100" w:type="dxa"/>
-              <w:right w:w="100" w:type="dxa"/>
-            </w:tcMar>
-            <w:tcBorders>
-              <w:top w:val="single" w:sz="4" w:color="D9D9D9"/>
-              <w:bottom w:val="single" w:sz="4" w:color="D9D9D9"/>
-              <w:left w:val="single" w:sz="4" w:color="D9D9D9"/>
-              <w:right w:val="single" w:sz="4" w:color="D9D9D9"/>
-            </w:tcBorders>
-          </w:tcPr>
-          <w:p>
-            <w:pPr>
-              <w:spacing w:after="60" w:line="264" w:lineRule="auto"/>
-            </w:pPr>
-            <w:r>
-              <w:rPr>
-                <w:color w:val="000000"/>
-                <w:sz w:val="20"/>
-              </w:rPr>
-            </w:r>
-          </w:p>
-        </w:tc>
-      </w:tr>
-      <w:tr>
-        <w:trPr>
-          <w:cantSplit/>
-        </w:trPr>
-        <w:tc>
-          <w:tcPr>
-            <w:tcW w:type="dxa" w:w="6406"/>
-            <w:shd w:fill="FFFFFF"/>
-            <w:tcMar>
-              <w:top w:w="100" w:type="dxa"/>
-              <w:bottom w:w="100" w:type="dxa"/>
-              <w:left w:w="100" w:type="dxa"/>
-              <w:right w:w="100" w:type="dxa"/>
-            </w:tcMar>
-            <w:tcBorders>
-              <w:top w:val="single" w:sz="4" w:color="D9D9D9"/>
-              <w:bottom w:val="single" w:sz="4" w:color="D9D9D9"/>
-              <w:left w:val="single" w:sz="4" w:color="D9D9D9"/>
-              <w:right w:val="single" w:sz="4" w:color="D9D9D9"/>
-            </w:tcBorders>
-          </w:tcPr>
-          <w:p>
-            <w:pPr>
-              <w:spacing w:after="60" w:line="264" w:lineRule="auto"/>
-            </w:pPr>
-            <w:r>
-              <w:rPr>
-                <w:color w:val="000000"/>
-                <w:sz w:val="20"/>
-              </w:rPr>
-              <w:t>05 주문 운영</w:t>
-            </w:r>
-          </w:p>
-        </w:tc>
-        <w:tc>
-          <w:tcPr>
-            <w:tcW w:type="dxa" w:w="1701"/>
-            <w:shd w:fill="FFFFFF"/>
-            <w:tcMar>
-              <w:top w:w="100" w:type="dxa"/>
-              <w:bottom w:w="100" w:type="dxa"/>
-              <w:left w:w="100" w:type="dxa"/>
-              <w:right w:w="100" w:type="dxa"/>
-            </w:tcMar>
-            <w:tcBorders>
-              <w:top w:val="single" w:sz="4" w:color="D9D9D9"/>
-              <w:bottom w:val="single" w:sz="4" w:color="D9D9D9"/>
-              <w:left w:val="single" w:sz="4" w:color="D9D9D9"/>
-              <w:right w:val="single" w:sz="4" w:color="D9D9D9"/>
-            </w:tcBorders>
-          </w:tcPr>
-          <w:p>
-            <w:pPr>
-              <w:spacing w:after="60" w:line="264" w:lineRule="auto"/>
-            </w:pPr>
-            <w:r>
-              <w:rPr>
-                <w:color w:val="000000"/>
-                <w:sz w:val="20"/>
-              </w:rPr>
-            </w:r>
-          </w:p>
-        </w:tc>
-        <w:tc>
-          <w:tcPr>
-            <w:tcW w:type="dxa" w:w="1701"/>
-            <w:shd w:fill="FFFFFF"/>
-            <w:tcMar>
-              <w:top w:w="100" w:type="dxa"/>
-              <w:bottom w:w="100" w:type="dxa"/>
-              <w:left w:w="100" w:type="dxa"/>
-              <w:right w:w="100" w:type="dxa"/>
-            </w:tcMar>
-            <w:tcBorders>
-              <w:top w:val="single" w:sz="4" w:color="D9D9D9"/>
-              <w:bottom w:val="single" w:sz="4" w:color="D9D9D9"/>
-              <w:left w:val="single" w:sz="4" w:color="D9D9D9"/>
-              <w:right w:val="single" w:sz="4" w:color="D9D9D9"/>
-            </w:tcBorders>
-          </w:tcPr>
-          <w:p>
-            <w:pPr>
-              <w:spacing w:after="60" w:line="264" w:lineRule="auto"/>
-            </w:pPr>
-            <w:r>
-              <w:rPr>
-                <w:color w:val="000000"/>
-                <w:sz w:val="20"/>
-              </w:rPr>
-            </w:r>
-          </w:p>
-        </w:tc>
-      </w:tr>
-      <w:tr>
-        <w:trPr>
-          <w:cantSplit/>
-        </w:trPr>
-        <w:tc>
-          <w:tcPr>
-            <w:tcW w:type="dxa" w:w="6406"/>
-            <w:shd w:fill="F2F5F7"/>
-            <w:tcMar>
-              <w:top w:w="100" w:type="dxa"/>
-              <w:bottom w:w="100" w:type="dxa"/>
-              <w:left w:w="100" w:type="dxa"/>
-              <w:right w:w="100" w:type="dxa"/>
-            </w:tcMar>
-            <w:tcBorders>
-              <w:top w:val="single" w:sz="4" w:color="D9D9D9"/>
-              <w:bottom w:val="single" w:sz="4" w:color="D9D9D9"/>
-              <w:left w:val="single" w:sz="4" w:color="D9D9D9"/>
-              <w:right w:val="single" w:sz="4" w:color="D9D9D9"/>
-            </w:tcBorders>
-          </w:tcPr>
-          <w:p>
-            <w:pPr>
-              <w:spacing w:after="60" w:line="264" w:lineRule="auto"/>
-            </w:pPr>
-            <w:r>
-              <w:rPr>
-                <w:color w:val="000000"/>
-                <w:sz w:val="20"/>
-              </w:rPr>
-              <w:t>06 수동 출고</w:t>
-            </w:r>
-          </w:p>
-        </w:tc>
-        <w:tc>
-          <w:tcPr>
-            <w:tcW w:type="dxa" w:w="1701"/>
-            <w:shd w:fill="F2F5F7"/>
-            <w:tcMar>
-              <w:top w:w="100" w:type="dxa"/>
-              <w:bottom w:w="100" w:type="dxa"/>
-              <w:left w:w="100" w:type="dxa"/>
-              <w:right w:w="100" w:type="dxa"/>
-            </w:tcMar>
-            <w:tcBorders>
-              <w:top w:val="single" w:sz="4" w:color="D9D9D9"/>
-              <w:bottom w:val="single" w:sz="4" w:color="D9D9D9"/>
-              <w:left w:val="single" w:sz="4" w:color="D9D9D9"/>
-              <w:right w:val="single" w:sz="4" w:color="D9D9D9"/>
-            </w:tcBorders>
-          </w:tcPr>
-          <w:p>
-            <w:pPr>
-              <w:spacing w:after="60" w:line="264" w:lineRule="auto"/>
-            </w:pPr>
-            <w:r>
-              <w:rPr>
-                <w:color w:val="000000"/>
-                <w:sz w:val="20"/>
-              </w:rPr>
-            </w:r>
-          </w:p>
-        </w:tc>
-        <w:tc>
-          <w:tcPr>
-            <w:tcW w:type="dxa" w:w="1701"/>
-            <w:shd w:fill="F2F5F7"/>
-            <w:tcMar>
-              <w:top w:w="100" w:type="dxa"/>
-              <w:bottom w:w="100" w:type="dxa"/>
-              <w:left w:w="100" w:type="dxa"/>
-              <w:right w:w="100" w:type="dxa"/>
-            </w:tcMar>
-            <w:tcBorders>
-              <w:top w:val="single" w:sz="4" w:color="D9D9D9"/>
-              <w:bottom w:val="single" w:sz="4" w:color="D9D9D9"/>
-              <w:left w:val="single" w:sz="4" w:color="D9D9D9"/>
-              <w:right w:val="single" w:sz="4" w:color="D9D9D9"/>
-            </w:tcBorders>
-          </w:tcPr>
-          <w:p>
-            <w:pPr>
-              <w:spacing w:after="60" w:line="264" w:lineRule="auto"/>
-            </w:pPr>
-            <w:r>
-              <w:rPr>
-                <w:color w:val="000000"/>
-                <w:sz w:val="20"/>
-              </w:rPr>
-            </w:r>
-          </w:p>
-        </w:tc>
-      </w:tr>
-      <w:tr>
-        <w:trPr>
-          <w:cantSplit/>
-        </w:trPr>
-        <w:tc>
-          <w:tcPr>
-            <w:tcW w:type="dxa" w:w="6406"/>
-            <w:shd w:fill="FFFFFF"/>
-            <w:tcMar>
-              <w:top w:w="100" w:type="dxa"/>
-              <w:bottom w:w="100" w:type="dxa"/>
-              <w:left w:w="100" w:type="dxa"/>
-              <w:right w:w="100" w:type="dxa"/>
-            </w:tcMar>
-            <w:tcBorders>
-              <w:top w:val="single" w:sz="4" w:color="D9D9D9"/>
-              <w:bottom w:val="single" w:sz="4" w:color="D9D9D9"/>
-              <w:left w:val="single" w:sz="4" w:color="D9D9D9"/>
-              <w:right w:val="single" w:sz="4" w:color="D9D9D9"/>
-            </w:tcBorders>
-          </w:tcPr>
-          <w:p>
-            <w:pPr>
-              <w:spacing w:after="60" w:line="264" w:lineRule="auto"/>
-            </w:pPr>
-            <w:r>
-              <w:rPr>
-                <w:color w:val="000000"/>
-                <w:sz w:val="20"/>
-              </w:rPr>
-              <w:t>07 상품 운영</w:t>
-            </w:r>
-          </w:p>
-        </w:tc>
-        <w:tc>
-          <w:tcPr>
-            <w:tcW w:type="dxa" w:w="1701"/>
-            <w:shd w:fill="FFFFFF"/>
-            <w:tcMar>
-              <w:top w:w="100" w:type="dxa"/>
-              <w:bottom w:w="100" w:type="dxa"/>
-              <w:left w:w="100" w:type="dxa"/>
-              <w:right w:w="100" w:type="dxa"/>
-            </w:tcMar>
-            <w:tcBorders>
-              <w:top w:val="single" w:sz="4" w:color="D9D9D9"/>
-              <w:bottom w:val="single" w:sz="4" w:color="D9D9D9"/>
-              <w:left w:val="single" w:sz="4" w:color="D9D9D9"/>
-              <w:right w:val="single" w:sz="4" w:color="D9D9D9"/>
-            </w:tcBorders>
-          </w:tcPr>
-          <w:p>
-            <w:pPr>
-              <w:spacing w:after="60" w:line="264" w:lineRule="auto"/>
-            </w:pPr>
-            <w:r>
-              <w:rPr>
-                <w:color w:val="000000"/>
-                <w:sz w:val="20"/>
-              </w:rPr>
-            </w:r>
-          </w:p>
-        </w:tc>
-        <w:tc>
-          <w:tcPr>
-            <w:tcW w:type="dxa" w:w="1701"/>
-            <w:shd w:fill="FFFFFF"/>
-            <w:tcMar>
-              <w:top w:w="100" w:type="dxa"/>
-              <w:bottom w:w="100" w:type="dxa"/>
-              <w:left w:w="100" w:type="dxa"/>
-              <w:right w:w="100" w:type="dxa"/>
-            </w:tcMar>
-            <w:tcBorders>
-              <w:top w:val="single" w:sz="4" w:color="D9D9D9"/>
-              <w:bottom w:val="single" w:sz="4" w:color="D9D9D9"/>
-              <w:left w:val="single" w:sz="4" w:color="D9D9D9"/>
-              <w:right w:val="single" w:sz="4" w:color="D9D9D9"/>
-            </w:tcBorders>
-          </w:tcPr>
-          <w:p>
-            <w:pPr>
-              <w:spacing w:after="60" w:line="264" w:lineRule="auto"/>
-            </w:pPr>
-            <w:r>
-              <w:rPr>
-                <w:color w:val="000000"/>
-                <w:sz w:val="20"/>
-              </w:rPr>
-            </w:r>
-          </w:p>
-        </w:tc>
-      </w:tr>
-      <w:tr>
-        <w:trPr>
-          <w:cantSplit/>
-        </w:trPr>
-        <w:tc>
-          <w:tcPr>
-            <w:tcW w:type="dxa" w:w="6406"/>
-            <w:shd w:fill="FFFFFF"/>
-            <w:tcMar>
-              <w:top w:w="100" w:type="dxa"/>
-              <w:bottom w:w="100" w:type="dxa"/>
-              <w:left w:w="100" w:type="dxa"/>
-              <w:right w:w="100" w:type="dxa"/>
-            </w:tcMar>
-            <w:tcBorders>
-              <w:top w:val="single" w:sz="4" w:color="D9D9D9"/>
-              <w:bottom w:val="single" w:sz="4" w:color="D9D9D9"/>
-              <w:left w:val="single" w:sz="4" w:color="D9D9D9"/>
-              <w:right w:val="single" w:sz="4" w:color="D9D9D9"/>
-            </w:tcBorders>
-          </w:tcPr>
-          <w:p>
-            <w:pPr>
-              <w:spacing w:after="60" w:line="264" w:lineRule="auto"/>
-            </w:pPr>
-            <w:r>
-              <w:rPr>
-                <w:color w:val="000000"/>
-                <w:sz w:val="20"/>
-              </w:rPr>
-              <w:t>08 데이터와 처리</w:t>
-            </w:r>
-          </w:p>
-        </w:tc>
-        <w:tc>
-          <w:tcPr>
-            <w:tcW w:type="dxa" w:w="1701"/>
-            <w:shd w:fill="FFFFFF"/>
-            <w:tcMar>
-              <w:top w:w="100" w:type="dxa"/>
-              <w:bottom w:w="100" w:type="dxa"/>
-              <w:left w:w="100" w:type="dxa"/>
-              <w:right w:w="100" w:type="dxa"/>
-            </w:tcMar>
-            <w:tcBorders>
-              <w:top w:val="single" w:sz="4" w:color="D9D9D9"/>
-              <w:bottom w:val="single" w:sz="4" w:color="D9D9D9"/>
-              <w:left w:val="single" w:sz="4" w:color="D9D9D9"/>
-              <w:right w:val="single" w:sz="4" w:color="D9D9D9"/>
-            </w:tcBorders>
-          </w:tcPr>
-          <w:p>
-            <w:pPr>
-              <w:spacing w:after="60" w:line="264" w:lineRule="auto"/>
-            </w:pPr>
-            <w:r>
-              <w:rPr>
-                <w:color w:val="000000"/>
-                <w:sz w:val="20"/>
-              </w:rPr>
-            </w:r>
-          </w:p>
-        </w:tc>
-        <w:tc>
-          <w:tcPr>
-            <w:tcW w:type="dxa" w:w="1701"/>
-            <w:shd w:fill="FFFFFF"/>
-            <w:tcMar>
-              <w:top w:w="100" w:type="dxa"/>
-              <w:bottom w:w="100" w:type="dxa"/>
-              <w:left w:w="100" w:type="dxa"/>
-              <w:right w:w="100" w:type="dxa"/>
-            </w:tcMar>
-            <w:tcBorders>
-              <w:top w:val="single" w:sz="4" w:color="D9D9D9"/>
-              <w:bottom w:val="single" w:sz="4" w:color="D9D9D9"/>
-              <w:left w:val="single" w:sz="4" w:color="D9D9D9"/>
-              <w:right w:val="single" w:sz="4" w:color="D9D9D9"/>
-            </w:tcBorders>
-          </w:tcPr>
-          <w:p>
-            <w:pPr>
-              <w:spacing w:after="60" w:line="264" w:lineRule="auto"/>
-            </w:pPr>
-            <w:r>
-              <w:rPr>
-                <w:color w:val="000000"/>
-                <w:sz w:val="20"/>
-              </w:rPr>
-            </w:r>
-          </w:p>
-        </w:tc>
-      </w:tr>
-      <w:tr>
-        <w:trPr>
-          <w:cantSplit/>
-        </w:trPr>
-        <w:tc>
-          <w:tcPr>
-            <w:tcW w:type="dxa" w:w="6406"/>
-            <w:shd w:fill="F2F5F7"/>
-            <w:tcMar>
-              <w:top w:w="100" w:type="dxa"/>
-              <w:bottom w:w="100" w:type="dxa"/>
-              <w:left w:w="100" w:type="dxa"/>
-              <w:right w:w="100" w:type="dxa"/>
-            </w:tcMar>
-            <w:tcBorders>
-              <w:top w:val="single" w:sz="4" w:color="D9D9D9"/>
-              <w:bottom w:val="single" w:sz="4" w:color="D9D9D9"/>
-              <w:left w:val="single" w:sz="4" w:color="D9D9D9"/>
-              <w:right w:val="single" w:sz="4" w:color="D9D9D9"/>
-            </w:tcBorders>
-          </w:tcPr>
-          <w:p>
-            <w:pPr>
-              <w:spacing w:after="60" w:line="264" w:lineRule="auto"/>
-            </w:pPr>
-            <w:r>
-              <w:rPr>
-                <w:color w:val="000000"/>
-                <w:sz w:val="20"/>
-              </w:rPr>
-              <w:t>09 기존 시스템 연동</w:t>
-            </w:r>
-          </w:p>
-        </w:tc>
-        <w:tc>
-          <w:tcPr>
-            <w:tcW w:type="dxa" w:w="1701"/>
-            <w:shd w:fill="F2F5F7"/>
-            <w:tcMar>
-              <w:top w:w="100" w:type="dxa"/>
-              <w:bottom w:w="100" w:type="dxa"/>
-              <w:left w:w="100" w:type="dxa"/>
-              <w:right w:w="100" w:type="dxa"/>
-            </w:tcMar>
-            <w:tcBorders>
-              <w:top w:val="single" w:sz="4" w:color="D9D9D9"/>
-              <w:bottom w:val="single" w:sz="4" w:color="D9D9D9"/>
-              <w:left w:val="single" w:sz="4" w:color="D9D9D9"/>
-              <w:right w:val="single" w:sz="4" w:color="D9D9D9"/>
-            </w:tcBorders>
-          </w:tcPr>
-          <w:p>
-            <w:pPr>
-              <w:spacing w:after="60" w:line="264" w:lineRule="auto"/>
-            </w:pPr>
-            <w:r>
-              <w:rPr>
-                <w:color w:val="000000"/>
-                <w:sz w:val="20"/>
-              </w:rPr>
-            </w:r>
-          </w:p>
-        </w:tc>
-        <w:tc>
-          <w:tcPr>
-            <w:tcW w:type="dxa" w:w="1701"/>
-            <w:shd w:fill="F2F5F7"/>
-            <w:tcMar>
-              <w:top w:w="100" w:type="dxa"/>
-              <w:bottom w:w="100" w:type="dxa"/>
-              <w:left w:w="100" w:type="dxa"/>
-              <w:right w:w="100" w:type="dxa"/>
-            </w:tcMar>
-            <w:tcBorders>
-              <w:top w:val="single" w:sz="4" w:color="D9D9D9"/>
-              <w:bottom w:val="single" w:sz="4" w:color="D9D9D9"/>
-              <w:left w:val="single" w:sz="4" w:color="D9D9D9"/>
-              <w:right w:val="single" w:sz="4" w:color="D9D9D9"/>
-            </w:tcBorders>
-          </w:tcPr>
-          <w:p>
-            <w:pPr>
-              <w:spacing w:after="60" w:line="264" w:lineRule="auto"/>
-            </w:pPr>
-            <w:r>
-              <w:rPr>
-                <w:color w:val="000000"/>
-                <w:sz w:val="20"/>
-              </w:rPr>
-            </w:r>
-          </w:p>
-        </w:tc>
-      </w:tr>
-      <w:tr>
-        <w:trPr>
-          <w:cantSplit/>
-        </w:trPr>
-        <w:tc>
-          <w:tcPr>
-            <w:tcW w:type="dxa" w:w="6406"/>
-            <w:shd w:fill="FFFFFF"/>
-            <w:tcMar>
-              <w:top w:w="100" w:type="dxa"/>
-              <w:bottom w:w="100" w:type="dxa"/>
-              <w:left w:w="100" w:type="dxa"/>
-              <w:right w:w="100" w:type="dxa"/>
-            </w:tcMar>
-            <w:tcBorders>
-              <w:top w:val="single" w:sz="4" w:color="D9D9D9"/>
-              <w:bottom w:val="single" w:sz="4" w:color="D9D9D9"/>
-              <w:left w:val="single" w:sz="4" w:color="D9D9D9"/>
-              <w:right w:val="single" w:sz="4" w:color="D9D9D9"/>
-            </w:tcBorders>
-          </w:tcPr>
-          <w:p>
-            <w:pPr>
-              <w:spacing w:after="60" w:line="264" w:lineRule="auto"/>
-            </w:pPr>
-            <w:r>
-              <w:rPr>
-                <w:color w:val="000000"/>
-                <w:sz w:val="20"/>
-              </w:rPr>
-              <w:t>10 파일과 운영 기록</w:t>
-            </w:r>
-          </w:p>
-        </w:tc>
-        <w:tc>
-          <w:tcPr>
-            <w:tcW w:type="dxa" w:w="1701"/>
-            <w:shd w:fill="FFFFFF"/>
-            <w:tcMar>
-              <w:top w:w="100" w:type="dxa"/>
-              <w:bottom w:w="100" w:type="dxa"/>
-              <w:left w:w="100" w:type="dxa"/>
-              <w:right w:w="100" w:type="dxa"/>
-            </w:tcMar>
-            <w:tcBorders>
-              <w:top w:val="single" w:sz="4" w:color="D9D9D9"/>
-              <w:bottom w:val="single" w:sz="4" w:color="D9D9D9"/>
-              <w:left w:val="single" w:sz="4" w:color="D9D9D9"/>
-              <w:right w:val="single" w:sz="4" w:color="D9D9D9"/>
-            </w:tcBorders>
-          </w:tcPr>
-          <w:p>
-            <w:pPr>
-              <w:spacing w:after="60" w:line="264" w:lineRule="auto"/>
-            </w:pPr>
-            <w:r>
-              <w:rPr>
-                <w:color w:val="000000"/>
-                <w:sz w:val="20"/>
-              </w:rPr>
-            </w:r>
-          </w:p>
-        </w:tc>
-        <w:tc>
-          <w:tcPr>
-            <w:tcW w:type="dxa" w:w="1701"/>
-            <w:shd w:fill="FFFFFF"/>
-            <w:tcMar>
-              <w:top w:w="100" w:type="dxa"/>
-              <w:bottom w:w="100" w:type="dxa"/>
-              <w:left w:w="100" w:type="dxa"/>
-              <w:right w:w="100" w:type="dxa"/>
-            </w:tcMar>
-            <w:tcBorders>
-              <w:top w:val="single" w:sz="4" w:color="D9D9D9"/>
-              <w:bottom w:val="single" w:sz="4" w:color="D9D9D9"/>
-              <w:left w:val="single" w:sz="4" w:color="D9D9D9"/>
-              <w:right w:val="single" w:sz="4" w:color="D9D9D9"/>
-            </w:tcBorders>
-          </w:tcPr>
-          <w:p>
-            <w:pPr>
-              <w:spacing w:after="60" w:line="264" w:lineRule="auto"/>
-            </w:pPr>
-            <w:r>
-              <w:rPr>
-                <w:color w:val="000000"/>
-                <w:sz w:val="20"/>
-              </w:rPr>
-            </w:r>
-          </w:p>
-        </w:tc>
-      </w:tr>
-      <w:tr>
-        <w:trPr>
-          <w:cantSplit/>
-        </w:trPr>
-        <w:tc>
-          <w:tcPr>
-            <w:tcW w:type="dxa" w:w="6406"/>
-            <w:shd w:fill="F2F5F7"/>
-            <w:tcMar>
-              <w:top w:w="100" w:type="dxa"/>
-              <w:bottom w:w="100" w:type="dxa"/>
-              <w:left w:w="100" w:type="dxa"/>
-              <w:right w:w="100" w:type="dxa"/>
-            </w:tcMar>
-            <w:tcBorders>
-              <w:top w:val="single" w:sz="4" w:color="D9D9D9"/>
-              <w:bottom w:val="single" w:sz="4" w:color="D9D9D9"/>
-              <w:left w:val="single" w:sz="4" w:color="D9D9D9"/>
-              <w:right w:val="single" w:sz="4" w:color="D9D9D9"/>
-            </w:tcBorders>
-          </w:tcPr>
-          <w:p>
-            <w:pPr>
-              <w:spacing w:after="60" w:line="264" w:lineRule="auto"/>
-            </w:pPr>
-            <w:r>
-              <w:rPr>
-                <w:color w:val="000000"/>
-                <w:sz w:val="20"/>
-              </w:rPr>
-              <w:t>11 검증과 배포</w:t>
-            </w:r>
-          </w:p>
-        </w:tc>
-        <w:tc>
-          <w:tcPr>
-            <w:tcW w:type="dxa" w:w="1701"/>
-            <w:shd w:fill="F2F5F7"/>
-            <w:tcMar>
-              <w:top w:w="100" w:type="dxa"/>
-              <w:bottom w:w="100" w:type="dxa"/>
-              <w:left w:w="100" w:type="dxa"/>
-              <w:right w:w="100" w:type="dxa"/>
-            </w:tcMar>
-            <w:tcBorders>
-              <w:top w:val="single" w:sz="4" w:color="D9D9D9"/>
-              <w:bottom w:val="single" w:sz="4" w:color="D9D9D9"/>
-              <w:left w:val="single" w:sz="4" w:color="D9D9D9"/>
-              <w:right w:val="single" w:sz="4" w:color="D9D9D9"/>
-            </w:tcBorders>
-          </w:tcPr>
-          <w:p>
-            <w:pPr>
-              <w:spacing w:after="60" w:line="264" w:lineRule="auto"/>
-            </w:pPr>
-            <w:r>
-              <w:rPr>
-                <w:color w:val="000000"/>
-                <w:sz w:val="20"/>
-              </w:rPr>
-            </w:r>
-          </w:p>
-        </w:tc>
-        <w:tc>
-          <w:tcPr>
-            <w:tcW w:type="dxa" w:w="1701"/>
-            <w:shd w:fill="F2F5F7"/>
-            <w:tcMar>
-              <w:top w:w="100" w:type="dxa"/>
-              <w:bottom w:w="100" w:type="dxa"/>
-              <w:left w:w="100" w:type="dxa"/>
-              <w:right w:w="100" w:type="dxa"/>
-            </w:tcMar>
-            <w:tcBorders>
-              <w:top w:val="single" w:sz="4" w:color="D9D9D9"/>
-              <w:bottom w:val="single" w:sz="4" w:color="D9D9D9"/>
-              <w:left w:val="single" w:sz="4" w:color="D9D9D9"/>
-              <w:right w:val="single" w:sz="4" w:color="D9D9D9"/>
-            </w:tcBorders>
-          </w:tcPr>
-          <w:p>
-            <w:pPr>
-              <w:spacing w:after="60" w:line="264" w:lineRule="auto"/>
-            </w:pPr>
-            <w:r>
-              <w:rPr>
-                <w:color w:val="000000"/>
-                <w:sz w:val="20"/>
-              </w:rPr>
-            </w:r>
-          </w:p>
-        </w:tc>
-      </w:tr>
-      <w:tr>
-        <w:trPr>
-          <w:cantSplit/>
-        </w:trPr>
-        <w:tc>
-          <w:tcPr>
-            <w:tcW w:type="dxa" w:w="6406"/>
-            <w:shd w:fill="FFFFFF"/>
-            <w:tcMar>
-              <w:top w:w="100" w:type="dxa"/>
-              <w:bottom w:w="100" w:type="dxa"/>
-              <w:left w:w="100" w:type="dxa"/>
-              <w:right w:w="100" w:type="dxa"/>
-            </w:tcMar>
-            <w:tcBorders>
-              <w:top w:val="single" w:sz="4" w:color="D9D9D9"/>
-              <w:bottom w:val="single" w:sz="4" w:color="D9D9D9"/>
-              <w:left w:val="single" w:sz="4" w:color="D9D9D9"/>
-              <w:right w:val="single" w:sz="4" w:color="D9D9D9"/>
-            </w:tcBorders>
-          </w:tcPr>
-          <w:p>
-            <w:pPr>
-              <w:spacing w:after="60" w:line="264" w:lineRule="auto"/>
-            </w:pPr>
-            <w:r>
-              <w:rPr>
-                <w:color w:val="000000"/>
-                <w:sz w:val="20"/>
-              </w:rPr>
-              <w:t>기본 범위 합계</w:t>
-            </w:r>
-          </w:p>
-        </w:tc>
-        <w:tc>
-          <w:tcPr>
-            <w:tcW w:type="dxa" w:w="1701"/>
-            <w:shd w:fill="FFFFFF"/>
-            <w:tcMar>
-              <w:top w:w="100" w:type="dxa"/>
-              <w:bottom w:w="100" w:type="dxa"/>
-              <w:left w:w="100" w:type="dxa"/>
-              <w:right w:w="100" w:type="dxa"/>
-            </w:tcMar>
-            <w:tcBorders>
-              <w:top w:val="single" w:sz="4" w:color="D9D9D9"/>
-              <w:bottom w:val="single" w:sz="4" w:color="D9D9D9"/>
-              <w:left w:val="single" w:sz="4" w:color="D9D9D9"/>
-              <w:right w:val="single" w:sz="4" w:color="D9D9D9"/>
-            </w:tcBorders>
-          </w:tcPr>
-          <w:p>
-            <w:pPr>
-              <w:spacing w:after="60" w:line="264" w:lineRule="auto"/>
-            </w:pPr>
-            <w:r>
-              <w:rPr>
-                <w:color w:val="000000"/>
-                <w:sz w:val="20"/>
-              </w:rPr>
-            </w:r>
-          </w:p>
-        </w:tc>
-        <w:tc>
-          <w:tcPr>
-            <w:tcW w:type="dxa" w:w="1701"/>
-            <w:shd w:fill="FFFFFF"/>
-            <w:tcMar>
-              <w:top w:w="100" w:type="dxa"/>
-              <w:bottom w:w="100" w:type="dxa"/>
-              <w:left w:w="100" w:type="dxa"/>
-              <w:right w:w="100" w:type="dxa"/>
-            </w:tcMar>
-            <w:tcBorders>
-              <w:top w:val="single" w:sz="4" w:color="D9D9D9"/>
-              <w:bottom w:val="single" w:sz="4" w:color="D9D9D9"/>
-              <w:left w:val="single" w:sz="4" w:color="D9D9D9"/>
-              <w:right w:val="single" w:sz="4" w:color="D9D9D9"/>
-            </w:tcBorders>
-          </w:tcPr>
-          <w:p>
-            <w:pPr>
-              <w:spacing w:after="60" w:line="264" w:lineRule="auto"/>
-            </w:pPr>
-            <w:r>
-              <w:rPr>
-                <w:color w:val="000000"/>
-                <w:sz w:val="20"/>
-              </w:rPr>
-            </w:r>
-          </w:p>
-        </w:tc>
-      </w:tr>
-      <w:tr>
-        <w:trPr>
-          <w:cantSplit/>
-        </w:trPr>
-        <w:tc>
-          <w:tcPr>
-            <w:tcW w:type="dxa" w:w="6406"/>
-            <w:shd w:fill="F2F5F7"/>
-            <w:tcMar>
-              <w:top w:w="100" w:type="dxa"/>
-              <w:bottom w:w="100" w:type="dxa"/>
-              <w:left w:w="100" w:type="dxa"/>
-              <w:right w:w="100" w:type="dxa"/>
-            </w:tcMar>
-            <w:tcBorders>
-              <w:top w:val="single" w:sz="4" w:color="D9D9D9"/>
-              <w:bottom w:val="single" w:sz="4" w:color="D9D9D9"/>
-              <w:left w:val="single" w:sz="4" w:color="D9D9D9"/>
-              <w:right w:val="single" w:sz="4" w:color="D9D9D9"/>
-            </w:tcBorders>
-          </w:tcPr>
-          <w:p>
-            <w:pPr>
-              <w:spacing w:after="60" w:line="264" w:lineRule="auto"/>
-            </w:pPr>
-            <w:r>
-              <w:rPr>
-                <w:color w:val="000000"/>
-                <w:sz w:val="20"/>
-              </w:rPr>
-              <w:t>선택 01 상세 편집 도구</w:t>
-            </w:r>
-          </w:p>
-        </w:tc>
-        <w:tc>
-          <w:tcPr>
-            <w:tcW w:type="dxa" w:w="1701"/>
-            <w:shd w:fill="F2F5F7"/>
-            <w:tcMar>
-              <w:top w:w="100" w:type="dxa"/>
-              <w:bottom w:w="100" w:type="dxa"/>
-              <w:left w:w="100" w:type="dxa"/>
-              <w:right w:w="100" w:type="dxa"/>
-            </w:tcMar>
-            <w:tcBorders>
-              <w:top w:val="single" w:sz="4" w:color="D9D9D9"/>
-              <w:bottom w:val="single" w:sz="4" w:color="D9D9D9"/>
-              <w:left w:val="single" w:sz="4" w:color="D9D9D9"/>
-              <w:right w:val="single" w:sz="4" w:color="D9D9D9"/>
-            </w:tcBorders>
-          </w:tcPr>
-          <w:p>
-            <w:pPr>
-              <w:spacing w:after="60" w:line="264" w:lineRule="auto"/>
-            </w:pPr>
-            <w:r>
-              <w:rPr>
-                <w:color w:val="000000"/>
-                <w:sz w:val="20"/>
-              </w:rPr>
-            </w:r>
-          </w:p>
-        </w:tc>
-        <w:tc>
-          <w:tcPr>
-            <w:tcW w:type="dxa" w:w="1701"/>
-            <w:shd w:fill="F2F5F7"/>
-            <w:tcMar>
-              <w:top w:w="100" w:type="dxa"/>
-              <w:bottom w:w="100" w:type="dxa"/>
-              <w:left w:w="100" w:type="dxa"/>
-              <w:right w:w="100" w:type="dxa"/>
-            </w:tcMar>
-            <w:tcBorders>
-              <w:top w:val="single" w:sz="4" w:color="D9D9D9"/>
-              <w:bottom w:val="single" w:sz="4" w:color="D9D9D9"/>
-              <w:left w:val="single" w:sz="4" w:color="D9D9D9"/>
-              <w:right w:val="single" w:sz="4" w:color="D9D9D9"/>
-            </w:tcBorders>
-          </w:tcPr>
-          <w:p>
-            <w:pPr>
-              <w:spacing w:after="60" w:line="264" w:lineRule="auto"/>
-            </w:pPr>
-            <w:r>
-              <w:rPr>
-                <w:color w:val="000000"/>
-                <w:sz w:val="20"/>
-              </w:rPr>
-            </w:r>
-          </w:p>
-        </w:tc>
-      </w:tr>
-      <w:tr>
-        <w:trPr>
-          <w:cantSplit/>
-        </w:trPr>
-        <w:tc>
-          <w:tcPr>
-            <w:tcW w:type="dxa" w:w="6406"/>
-            <w:shd w:fill="FFFFFF"/>
-            <w:tcMar>
-              <w:top w:w="100" w:type="dxa"/>
-              <w:bottom w:w="100" w:type="dxa"/>
-              <w:left w:w="100" w:type="dxa"/>
-              <w:right w:w="100" w:type="dxa"/>
-            </w:tcMar>
-            <w:tcBorders>
-              <w:top w:val="single" w:sz="4" w:color="D9D9D9"/>
-              <w:bottom w:val="single" w:sz="4" w:color="D9D9D9"/>
-              <w:left w:val="single" w:sz="4" w:color="D9D9D9"/>
-              <w:right w:val="single" w:sz="4" w:color="D9D9D9"/>
-            </w:tcBorders>
-          </w:tcPr>
-          <w:p>
-            <w:pPr>
-              <w:spacing w:after="60" w:line="264" w:lineRule="auto"/>
-            </w:pPr>
-            <w:r>
-              <w:rPr>
-                <w:color w:val="000000"/>
-                <w:sz w:val="20"/>
-              </w:rPr>
-              <w:t>선택 02 스토어 설정</w:t>
-            </w:r>
-          </w:p>
-        </w:tc>
-        <w:tc>
-          <w:tcPr>
-            <w:tcW w:type="dxa" w:w="1701"/>
-            <w:shd w:fill="FFFFFF"/>
-            <w:tcMar>
-              <w:top w:w="100" w:type="dxa"/>
-              <w:bottom w:w="100" w:type="dxa"/>
-              <w:left w:w="100" w:type="dxa"/>
-              <w:right w:w="100" w:type="dxa"/>
-            </w:tcMar>
-            <w:tcBorders>
-              <w:top w:val="single" w:sz="4" w:color="D9D9D9"/>
-              <w:bottom w:val="single" w:sz="4" w:color="D9D9D9"/>
-              <w:left w:val="single" w:sz="4" w:color="D9D9D9"/>
-              <w:right w:val="single" w:sz="4" w:color="D9D9D9"/>
-            </w:tcBorders>
-          </w:tcPr>
-          <w:p>
-            <w:pPr>
-              <w:spacing w:after="60" w:line="264" w:lineRule="auto"/>
-            </w:pPr>
-            <w:r>
-              <w:rPr>
-                <w:color w:val="000000"/>
-                <w:sz w:val="20"/>
-              </w:rPr>
-            </w:r>
-          </w:p>
-        </w:tc>
-        <w:tc>
-          <w:tcPr>
-            <w:tcW w:type="dxa" w:w="1701"/>
-            <w:shd w:fill="FFFFFF"/>
-            <w:tcMar>
-              <w:top w:w="100" w:type="dxa"/>
-              <w:bottom w:w="100" w:type="dxa"/>
-              <w:left w:w="100" w:type="dxa"/>
-              <w:right w:w="100" w:type="dxa"/>
-            </w:tcMar>
-            <w:tcBorders>
-              <w:top w:val="single" w:sz="4" w:color="D9D9D9"/>
-              <w:bottom w:val="single" w:sz="4" w:color="D9D9D9"/>
-              <w:left w:val="single" w:sz="4" w:color="D9D9D9"/>
-              <w:right w:val="single" w:sz="4" w:color="D9D9D9"/>
-            </w:tcBorders>
-          </w:tcPr>
-          <w:p>
-            <w:pPr>
-              <w:spacing w:after="60" w:line="264" w:lineRule="auto"/>
-            </w:pPr>
-            <w:r>
-              <w:rPr>
-                <w:color w:val="000000"/>
-                <w:sz w:val="20"/>
-              </w:rPr>
-            </w:r>
-          </w:p>
-        </w:tc>
-      </w:tr>
-    </w:tbl>
-    <w:p>
-      <w:pPr>
-        <w:spacing w:after="140"/>
-      </w:pPr>
-    </w:p>
-    <w:p>
-      <w:pPr>
-        <w:spacing w:after="140"/>
-      </w:pPr>
-      <w:r>
-        <w:t>회신 항목  담당 직무별 PD와 단가, 기획·화면 수정 공수 포함 여부, 기본 합계와 선택 금액, VAT 구분, 예상 기간, 외부 실비, 제외 범위 및 재사용 전제. 기능 항목과 연동·공통 작업이 중복 산정되지 않도록 구분한다.</w:t>
+        <w:t>거래조건·개인정보 동의·배송 및 반품 안내</w:t>
       </w:r>
     </w:p>
     <w:p>
-      <w:pPr>
-        <w:spacing w:after="140"/>
-      </w:pPr>
       <w:r>
-        <w:t>참고 자료  기능명세서 v2.1과 IA v2.1의 FN·SCR 번호를 유지한다. 견적서 v9의 출고 엑셀 표현은 이번 문서의 목록 CSV 기준으로 변경하여 반영한다. 상세 구현과 검수 조건은 범위 합의 후 확정한다.</w:t>
+        <w:rPr>
+          <w:b/>
+        </w:rPr>
+        <w:t xml:space="preserve">연동 자료  </w:t>
+      </w:r>
+      <w:r>
+        <w:t>기존 회원·PG·관리자 코드와 운영 접근 정보</w:t>
       </w:r>
     </w:p>
     <w:sectPr>
-      <w:footerReference w:type="default" r:id="rId9"/>
-      <w:pgSz w:w="11906" w:h="16838"/>
-      <w:pgMar w:top="964" w:right="1020" w:bottom="907" w:left="1020" w:header="720" w:footer="720" w:gutter="0"/>
+      <w:pgSz w:w="12240" w:h="15840"/>
+      <w:pgMar w:top="1020" w:right="1134" w:bottom="1020" w:left="1134" w:header="720" w:footer="720" w:gutter="0"/>
       <w:cols w:space="720"/>
       <w:docGrid w:linePitch="360"/>
     </w:sectPr>
   </w:body>
 </w:document>
-</file>
-
-<file path=word/footer1.xml><?xml version="1.0" encoding="utf-8"?>
-<w:ftr xmlns:m="http://schemas.openxmlformats.org/officeDocument/2006/math" xmlns:mc="http://schemas.openxmlformats.org/markup-compatibility/2006" xmlns:mo="http://schemas.microsoft.com/office/mac/office/2008/main" xmlns:mv="urn:schemas-microsoft-com:mac:vml" xmlns:o="urn:schemas-microsoft-com:office:office" xmlns:r="http://schemas.openxmlformats.org/officeDocument/2006/relationships" xmlns:v="urn:schemas-microsoft-com:vml" xmlns:w10="urn:schemas-microsoft-com:office:word" xmlns:w14="http://schemas.microsoft.com/office/word/2010/wordml" xmlns:w="http://schemas.openxmlformats.org/wordprocessingml/2006/main" xmlns:wne="http://schemas.microsoft.com/office/word/2006/wordml" xmlns:wp14="http://schemas.microsoft.com/office/word/2010/wordprocessingDrawing" xmlns:wp="http://schemas.openxmlformats.org/drawingml/2006/wordprocessingDrawing" xmlns:wpc="http://schemas.microsoft.com/office/word/2010/wordprocessingCanvas" xmlns:wpg="http://schemas.microsoft.com/office/word/2010/wordprocessingGroup" xmlns:wpi="http://schemas.microsoft.com/office/word/2010/wordprocessingInk" xmlns:wps="http://schemas.microsoft.com/office/word/2010/wordprocessingShape" mc:Ignorable="w14 wp14">
-  <w:p>
-    <w:pPr>
-      <w:pStyle w:val="Footer"/>
-    </w:pPr>
-    <w:r>
-      <w:t xml:space="preserve">말마프렌즈 온라인 스토어  ·  견적 산정용 개발 전달서 v2.3  ·  </w:t>
-    </w:r>
-    <w:fldSimple w:instr="PAGE"/>
-  </w:p>
-</w:ftr>
 </file>
 
 <file path=word/numbering.xml><?xml version="1.0" encoding="utf-8"?>
@@ -4247,11 +1963,10 @@
     <w:qFormat/>
     <w:rsid w:val="00FC693F"/>
     <w:pPr>
-      <w:spacing w:after="120" w:line="283" w:lineRule="auto"/>
+      <w:spacing w:after="100" w:line="288" w:lineRule="auto"/>
     </w:pPr>
     <w:rPr>
-      <w:rFonts w:ascii="AppleGothic" w:hAnsi="AppleGothic" w:eastAsia="AppleGothic"/>
-      <w:color w:val="000000"/>
+      <w:rFonts w:ascii="Noto Sans KR" w:hAnsi="Noto Sans KR" w:eastAsia="Noto Sans KR" w:cs="Noto Sans KR"/>
       <w:sz w:val="20"/>
     </w:rPr>
   </w:style>
@@ -4269,6 +1984,9 @@
       </w:tabs>
       <w:spacing w:after="0" w:line="240" w:lineRule="auto"/>
     </w:pPr>
+    <w:rPr>
+      <w:rFonts w:ascii="Noto Sans KR" w:hAnsi="Noto Sans KR" w:eastAsia="Noto Sans KR" w:cs="Noto Sans KR"/>
+    </w:rPr>
   </w:style>
   <w:style w:type="character" w:customStyle="1" w:styleId="HeaderChar">
     <w:name w:val="Header Char"/>
@@ -4291,6 +2009,9 @@
       </w:tabs>
       <w:spacing w:after="0" w:line="240" w:lineRule="auto"/>
     </w:pPr>
+    <w:rPr>
+      <w:rFonts w:ascii="Noto Sans KR" w:hAnsi="Noto Sans KR" w:eastAsia="Noto Sans KR" w:cs="Noto Sans KR"/>
+    </w:rPr>
   </w:style>
   <w:style w:type="character" w:customStyle="1" w:styleId="FooterChar">
     <w:name w:val="Footer Char"/>
@@ -4310,15 +2031,15 @@
     <w:pPr>
       <w:keepNext/>
       <w:keepLines/>
-      <w:spacing w:before="200" w:after="140"/>
+      <w:spacing w:before="480" w:after="120" w:line="288" w:lineRule="auto"/>
       <w:outlineLvl w:val="0"/>
     </w:pPr>
     <w:rPr>
-      <w:rFonts w:asciiTheme="majorHAnsi" w:eastAsiaTheme="majorEastAsia" w:hAnsiTheme="majorHAnsi" w:cstheme="majorBidi" w:ascii="AppleGothic" w:hAnsi="AppleGothic" w:eastAsia="AppleGothic"/>
+      <w:rFonts w:ascii="Noto Sans KR" w:hAnsi="Noto Sans KR" w:eastAsia="Noto Sans KR" w:cs="Noto Sans KR"/>
       <w:b/>
       <w:bCs/>
       <w:color w:val="000000"/>
-      <w:sz w:val="32"/>
+      <w:sz w:val="30"/>
       <w:szCs w:val="28"/>
     </w:rPr>
   </w:style>
@@ -4334,11 +2055,11 @@
     <w:pPr>
       <w:keepNext/>
       <w:keepLines/>
-      <w:spacing w:before="200" w:after="140"/>
+      <w:spacing w:before="200" w:after="120" w:line="288" w:lineRule="auto"/>
       <w:outlineLvl w:val="1"/>
     </w:pPr>
     <w:rPr>
-      <w:rFonts w:asciiTheme="majorHAnsi" w:eastAsiaTheme="majorEastAsia" w:hAnsiTheme="majorHAnsi" w:cstheme="majorBidi" w:ascii="AppleGothic" w:hAnsi="AppleGothic" w:eastAsia="AppleGothic"/>
+      <w:rFonts w:ascii="Noto Sans KR" w:hAnsi="Noto Sans KR" w:eastAsia="Noto Sans KR" w:cs="Noto Sans KR"/>
       <w:b/>
       <w:bCs/>
       <w:color w:val="000000"/>
@@ -4358,14 +2079,15 @@
     <w:pPr>
       <w:keepNext/>
       <w:keepLines/>
-      <w:spacing w:before="200" w:after="0"/>
+      <w:spacing w:before="200" w:after="120" w:line="288" w:lineRule="auto"/>
       <w:outlineLvl w:val="2"/>
     </w:pPr>
     <w:rPr>
-      <w:rFonts w:asciiTheme="majorHAnsi" w:eastAsiaTheme="majorEastAsia" w:hAnsiTheme="majorHAnsi" w:cstheme="majorBidi" w:ascii="AppleGothic" w:hAnsi="AppleGothic" w:eastAsia="AppleGothic"/>
+      <w:rFonts w:ascii="Noto Sans KR" w:hAnsi="Noto Sans KR" w:eastAsia="Noto Sans KR" w:cs="Noto Sans KR"/>
       <w:b/>
       <w:bCs/>
       <w:color w:val="000000"/>
+      <w:sz w:val="21"/>
     </w:rPr>
   </w:style>
   <w:style w:type="paragraph" w:styleId="Heading4">
@@ -4385,12 +2107,11 @@
       <w:outlineLvl w:val="3"/>
     </w:pPr>
     <w:rPr>
-      <w:rFonts w:asciiTheme="majorHAnsi" w:eastAsiaTheme="majorEastAsia" w:hAnsiTheme="majorHAnsi" w:cstheme="majorBidi"/>
+      <w:rFonts w:ascii="Noto Sans KR" w:hAnsi="Noto Sans KR" w:eastAsia="Noto Sans KR" w:cs="Noto Sans KR"/>
       <w:b/>
       <w:bCs/>
       <w:i/>
       <w:iCs/>
-      <w:color w:val="4F81BD" w:themeColor="accent1"/>
     </w:rPr>
   </w:style>
   <w:style w:type="paragraph" w:styleId="Heading5">
@@ -4410,8 +2131,7 @@
       <w:outlineLvl w:val="4"/>
     </w:pPr>
     <w:rPr>
-      <w:rFonts w:asciiTheme="majorHAnsi" w:eastAsiaTheme="majorEastAsia" w:hAnsiTheme="majorHAnsi" w:cstheme="majorBidi"/>
-      <w:color w:val="243F60" w:themeColor="accent1" w:themeShade="7F"/>
+      <w:rFonts w:ascii="Noto Sans KR" w:hAnsi="Noto Sans KR" w:eastAsia="Noto Sans KR" w:cs="Noto Sans KR"/>
     </w:rPr>
   </w:style>
   <w:style w:type="paragraph" w:styleId="Heading6">
@@ -4431,10 +2151,9 @@
       <w:outlineLvl w:val="5"/>
     </w:pPr>
     <w:rPr>
-      <w:rFonts w:asciiTheme="majorHAnsi" w:eastAsiaTheme="majorEastAsia" w:hAnsiTheme="majorHAnsi" w:cstheme="majorBidi"/>
+      <w:rFonts w:ascii="Noto Sans KR" w:hAnsi="Noto Sans KR" w:eastAsia="Noto Sans KR" w:cs="Noto Sans KR"/>
       <w:i/>
       <w:iCs/>
-      <w:color w:val="243F60" w:themeColor="accent1" w:themeShade="7F"/>
     </w:rPr>
   </w:style>
   <w:style w:type="paragraph" w:styleId="Heading7">
@@ -4454,10 +2173,9 @@
       <w:outlineLvl w:val="6"/>
     </w:pPr>
     <w:rPr>
-      <w:rFonts w:asciiTheme="majorHAnsi" w:eastAsiaTheme="majorEastAsia" w:hAnsiTheme="majorHAnsi" w:cstheme="majorBidi"/>
+      <w:rFonts w:ascii="Noto Sans KR" w:hAnsi="Noto Sans KR" w:eastAsia="Noto Sans KR" w:cs="Noto Sans KR"/>
       <w:i/>
       <w:iCs/>
-      <w:color w:val="404040" w:themeColor="text1" w:themeTint="BF"/>
     </w:rPr>
   </w:style>
   <w:style w:type="paragraph" w:styleId="Heading8">
@@ -4477,8 +2195,7 @@
       <w:outlineLvl w:val="7"/>
     </w:pPr>
     <w:rPr>
-      <w:rFonts w:asciiTheme="majorHAnsi" w:eastAsiaTheme="majorEastAsia" w:hAnsiTheme="majorHAnsi" w:cstheme="majorBidi"/>
-      <w:color w:val="4F81BD" w:themeColor="accent1"/>
+      <w:rFonts w:ascii="Noto Sans KR" w:hAnsi="Noto Sans KR" w:eastAsia="Noto Sans KR" w:cs="Noto Sans KR"/>
       <w:sz w:val="20"/>
       <w:szCs w:val="20"/>
     </w:rPr>
@@ -4500,10 +2217,9 @@
       <w:outlineLvl w:val="8"/>
     </w:pPr>
     <w:rPr>
-      <w:rFonts w:asciiTheme="majorHAnsi" w:eastAsiaTheme="majorEastAsia" w:hAnsiTheme="majorHAnsi" w:cstheme="majorBidi"/>
+      <w:rFonts w:ascii="Noto Sans KR" w:hAnsi="Noto Sans KR" w:eastAsia="Noto Sans KR" w:cs="Noto Sans KR"/>
       <w:i/>
       <w:iCs/>
-      <w:color w:val="404040" w:themeColor="text1" w:themeTint="BF"/>
       <w:sz w:val="20"/>
       <w:szCs w:val="20"/>
     </w:rPr>
@@ -4543,6 +2259,9 @@
     <w:pPr>
       <w:spacing w:after="0" w:line="240" w:lineRule="auto"/>
     </w:pPr>
+    <w:rPr>
+      <w:rFonts w:ascii="Noto Sans KR" w:hAnsi="Noto Sans KR" w:eastAsia="Noto Sans KR" w:cs="Noto Sans KR"/>
+    </w:rPr>
   </w:style>
   <w:style w:type="character" w:customStyle="1" w:styleId="Heading1Char">
     <w:name w:val="Heading 1 Char"/>
@@ -4596,15 +2315,15 @@
     <w:qFormat/>
     <w:rsid w:val="00FC693F"/>
     <w:pPr>
-      <w:spacing w:after="300" w:line="240" w:lineRule="auto"/>
+      <w:spacing w:after="120" w:line="288" w:lineRule="auto"/>
       <w:contextualSpacing/>
     </w:pPr>
     <w:rPr>
-      <w:rFonts w:asciiTheme="majorHAnsi" w:eastAsiaTheme="majorEastAsia" w:hAnsiTheme="majorHAnsi" w:cstheme="majorBidi" w:ascii="AppleGothic" w:hAnsi="AppleGothic" w:eastAsia="AppleGothic"/>
+      <w:rFonts w:ascii="Noto Sans KR" w:hAnsi="Noto Sans KR" w:eastAsia="Noto Sans KR" w:cs="Noto Sans KR"/>
       <w:color w:val="000000"/>
       <w:spacing w:val="5"/>
       <w:kern w:val="28"/>
-      <w:sz w:val="46"/>
+      <w:sz w:val="40"/>
       <w:szCs w:val="52"/>
     </w:rPr>
   </w:style>
@@ -4637,7 +2356,7 @@
       </w:numPr>
     </w:pPr>
     <w:rPr>
-      <w:rFonts w:asciiTheme="majorHAnsi" w:eastAsiaTheme="majorEastAsia" w:hAnsiTheme="majorHAnsi" w:cstheme="majorBidi" w:ascii="AppleGothic" w:hAnsi="AppleGothic" w:eastAsia="AppleGothic"/>
+      <w:rFonts w:ascii="Noto Sans KR" w:hAnsi="Noto Sans KR" w:eastAsia="Noto Sans KR" w:cs="Noto Sans KR"/>
       <w:i/>
       <w:iCs/>
       <w:color w:val="000000"/>
@@ -4672,6 +2391,9 @@
       <w:ind w:left="720"/>
       <w:contextualSpacing/>
     </w:pPr>
+    <w:rPr>
+      <w:rFonts w:ascii="Noto Sans KR" w:hAnsi="Noto Sans KR" w:eastAsia="Noto Sans KR" w:cs="Noto Sans KR"/>
+    </w:rPr>
   </w:style>
   <w:style w:type="paragraph" w:styleId="BodyText">
     <w:name w:val="Body Text"/>
@@ -4683,6 +2405,9 @@
     <w:pPr>
       <w:spacing w:after="120"/>
     </w:pPr>
+    <w:rPr>
+      <w:rFonts w:ascii="Noto Sans KR" w:hAnsi="Noto Sans KR" w:eastAsia="Noto Sans KR" w:cs="Noto Sans KR"/>
+    </w:rPr>
   </w:style>
   <w:style w:type="character" w:customStyle="1" w:styleId="BodyTextChar">
     <w:name w:val="Body Text Char"/>
@@ -4701,6 +2426,9 @@
     <w:pPr>
       <w:spacing w:after="120" w:line="480" w:lineRule="auto"/>
     </w:pPr>
+    <w:rPr>
+      <w:rFonts w:ascii="Noto Sans KR" w:hAnsi="Noto Sans KR" w:eastAsia="Noto Sans KR" w:cs="Noto Sans KR"/>
+    </w:rPr>
   </w:style>
   <w:style w:type="character" w:customStyle="1" w:styleId="BodyText2Char">
     <w:name w:val="Body Text 2 Char"/>
@@ -4720,6 +2448,7 @@
       <w:spacing w:after="120"/>
     </w:pPr>
     <w:rPr>
+      <w:rFonts w:ascii="Noto Sans KR" w:hAnsi="Noto Sans KR" w:eastAsia="Noto Sans KR" w:cs="Noto Sans KR"/>
       <w:sz w:val="16"/>
       <w:szCs w:val="16"/>
     </w:rPr>
@@ -4745,6 +2474,9 @@
       <w:ind w:left="360" w:hanging="360"/>
       <w:contextualSpacing/>
     </w:pPr>
+    <w:rPr>
+      <w:rFonts w:ascii="Noto Sans KR" w:hAnsi="Noto Sans KR" w:eastAsia="Noto Sans KR" w:cs="Noto Sans KR"/>
+    </w:rPr>
   </w:style>
   <w:style w:type="paragraph" w:styleId="List2">
     <w:name w:val="List 2"/>
@@ -4756,6 +2488,9 @@
       <w:ind w:left="720" w:hanging="360"/>
       <w:contextualSpacing/>
     </w:pPr>
+    <w:rPr>
+      <w:rFonts w:ascii="Noto Sans KR" w:hAnsi="Noto Sans KR" w:eastAsia="Noto Sans KR" w:cs="Noto Sans KR"/>
+    </w:rPr>
   </w:style>
   <w:style w:type="paragraph" w:styleId="List3">
     <w:name w:val="List 3"/>
@@ -4767,6 +2502,9 @@
       <w:ind w:left="1080" w:hanging="360"/>
       <w:contextualSpacing/>
     </w:pPr>
+    <w:rPr>
+      <w:rFonts w:ascii="Noto Sans KR" w:hAnsi="Noto Sans KR" w:eastAsia="Noto Sans KR" w:cs="Noto Sans KR"/>
+    </w:rPr>
   </w:style>
   <w:style w:type="paragraph" w:styleId="ListBullet">
     <w:name w:val="List Bullet"/>
@@ -4780,6 +2518,9 @@
       </w:numPr>
       <w:contextualSpacing/>
     </w:pPr>
+    <w:rPr>
+      <w:rFonts w:ascii="Noto Sans KR" w:hAnsi="Noto Sans KR" w:eastAsia="Noto Sans KR" w:cs="Noto Sans KR"/>
+    </w:rPr>
   </w:style>
   <w:style w:type="paragraph" w:styleId="ListBullet2">
     <w:name w:val="List Bullet 2"/>
@@ -4793,6 +2534,9 @@
       </w:numPr>
       <w:contextualSpacing/>
     </w:pPr>
+    <w:rPr>
+      <w:rFonts w:ascii="Noto Sans KR" w:hAnsi="Noto Sans KR" w:eastAsia="Noto Sans KR" w:cs="Noto Sans KR"/>
+    </w:rPr>
   </w:style>
   <w:style w:type="paragraph" w:styleId="ListBullet3">
     <w:name w:val="List Bullet 3"/>
@@ -4806,6 +2550,9 @@
       </w:numPr>
       <w:contextualSpacing/>
     </w:pPr>
+    <w:rPr>
+      <w:rFonts w:ascii="Noto Sans KR" w:hAnsi="Noto Sans KR" w:eastAsia="Noto Sans KR" w:cs="Noto Sans KR"/>
+    </w:rPr>
   </w:style>
   <w:style w:type="paragraph" w:styleId="ListNumber">
     <w:name w:val="List Number"/>
@@ -4819,6 +2566,9 @@
       </w:numPr>
       <w:contextualSpacing/>
     </w:pPr>
+    <w:rPr>
+      <w:rFonts w:ascii="Noto Sans KR" w:hAnsi="Noto Sans KR" w:eastAsia="Noto Sans KR" w:cs="Noto Sans KR"/>
+    </w:rPr>
   </w:style>
   <w:style w:type="paragraph" w:styleId="ListNumber2">
     <w:name w:val="List Number 2"/>
@@ -4832,6 +2582,9 @@
       </w:numPr>
       <w:contextualSpacing/>
     </w:pPr>
+    <w:rPr>
+      <w:rFonts w:ascii="Noto Sans KR" w:hAnsi="Noto Sans KR" w:eastAsia="Noto Sans KR" w:cs="Noto Sans KR"/>
+    </w:rPr>
   </w:style>
   <w:style w:type="paragraph" w:styleId="ListNumber3">
     <w:name w:val="List Number 3"/>
@@ -4845,6 +2598,9 @@
       </w:numPr>
       <w:contextualSpacing/>
     </w:pPr>
+    <w:rPr>
+      <w:rFonts w:ascii="Noto Sans KR" w:hAnsi="Noto Sans KR" w:eastAsia="Noto Sans KR" w:cs="Noto Sans KR"/>
+    </w:rPr>
   </w:style>
   <w:style w:type="paragraph" w:styleId="ListContinue">
     <w:name w:val="List Continue"/>
@@ -4857,6 +2613,9 @@
       <w:ind w:left="360"/>
       <w:contextualSpacing/>
     </w:pPr>
+    <w:rPr>
+      <w:rFonts w:ascii="Noto Sans KR" w:hAnsi="Noto Sans KR" w:eastAsia="Noto Sans KR" w:cs="Noto Sans KR"/>
+    </w:rPr>
   </w:style>
   <w:style w:type="paragraph" w:styleId="ListContinue2">
     <w:name w:val="List Continue 2"/>
@@ -4869,6 +2628,9 @@
       <w:ind w:left="720"/>
       <w:contextualSpacing/>
     </w:pPr>
+    <w:rPr>
+      <w:rFonts w:ascii="Noto Sans KR" w:hAnsi="Noto Sans KR" w:eastAsia="Noto Sans KR" w:cs="Noto Sans KR"/>
+    </w:rPr>
   </w:style>
   <w:style w:type="paragraph" w:styleId="ListContinue3">
     <w:name w:val="List Continue 3"/>
@@ -4881,6 +2643,9 @@
       <w:ind w:left="1080"/>
       <w:contextualSpacing/>
     </w:pPr>
+    <w:rPr>
+      <w:rFonts w:ascii="Noto Sans KR" w:hAnsi="Noto Sans KR" w:eastAsia="Noto Sans KR" w:cs="Noto Sans KR"/>
+    </w:rPr>
   </w:style>
   <w:style w:type="paragraph" w:styleId="MacroText">
     <w:name w:val="macro"/>
@@ -4900,7 +2665,7 @@
       </w:tabs>
     </w:pPr>
     <w:rPr>
-      <w:rFonts w:ascii="Courier" w:hAnsi="Courier"/>
+      <w:rFonts w:ascii="Noto Sans KR" w:hAnsi="Noto Sans KR" w:eastAsia="Noto Sans KR" w:cs="Noto Sans KR"/>
       <w:sz w:val="20"/>
       <w:szCs w:val="20"/>
     </w:rPr>
@@ -4926,9 +2691,9 @@
     <w:qFormat/>
     <w:rsid w:val="00FC693F"/>
     <w:rPr>
+      <w:rFonts w:ascii="Noto Sans KR" w:hAnsi="Noto Sans KR" w:eastAsia="Noto Sans KR" w:cs="Noto Sans KR"/>
       <w:i/>
       <w:iCs/>
-      <w:color w:val="000000" w:themeColor="text1"/>
     </w:rPr>
   </w:style>
   <w:style w:type="character" w:customStyle="1" w:styleId="QuoteChar">
@@ -5042,9 +2807,9 @@
       <w:spacing w:line="240" w:lineRule="auto"/>
     </w:pPr>
     <w:rPr>
+      <w:rFonts w:ascii="Noto Sans KR" w:hAnsi="Noto Sans KR" w:eastAsia="Noto Sans KR" w:cs="Noto Sans KR"/>
       <w:b/>
       <w:bCs/>
-      <w:color w:val="4F81BD" w:themeColor="accent1"/>
       <w:sz w:val="18"/>
       <w:szCs w:val="18"/>
     </w:rPr>
@@ -5080,18 +2845,15 @@
     <w:qFormat/>
     <w:rsid w:val="00FC693F"/>
     <w:pPr>
-      <w:pBdr>
-        <w:bottom w:val="single" w:sz="4" w:space="4" w:color="4F81BD" w:themeColor="accent1"/>
-      </w:pBdr>
       <w:spacing w:before="200" w:after="280"/>
       <w:ind w:left="936" w:right="936"/>
     </w:pPr>
     <w:rPr>
+      <w:rFonts w:ascii="Noto Sans KR" w:hAnsi="Noto Sans KR" w:eastAsia="Noto Sans KR" w:cs="Noto Sans KR"/>
       <w:b/>
       <w:bCs/>
       <w:i/>
       <w:iCs/>
-      <w:color w:val="4F81BD" w:themeColor="accent1"/>
     </w:rPr>
   </w:style>
   <w:style w:type="character" w:customStyle="1" w:styleId="IntenseQuoteChar">
@@ -5186,6 +2948,9 @@
     <w:pPr>
       <w:outlineLvl w:val="9"/>
     </w:pPr>
+    <w:rPr>
+      <w:rFonts w:ascii="Noto Sans KR" w:hAnsi="Noto Sans KR" w:eastAsia="Noto Sans KR" w:cs="Noto Sans KR"/>
+    </w:rPr>
   </w:style>
   <w:style w:type="table" w:styleId="TableGrid">
     <w:name w:val="Table Grid"/>
